--- a/Fedorov_Kirill/lb2/Отчёт_ЛР2.docx
+++ b/Fedorov_Kirill/lb2/Отчёт_ЛР2.docx
@@ -580,19 +580,11 @@
                 <w:szCs w:val="28"/>
               </w:rPr>
             </w:pPr>
-            <w:proofErr w:type="spellStart"/>
             <w:r>
               <w:rPr>
                 <w:szCs w:val="28"/>
               </w:rPr>
-              <w:t>Пуеров</w:t>
-            </w:r>
-            <w:proofErr w:type="spellEnd"/>
-            <w:r>
-              <w:rPr>
-                <w:szCs w:val="28"/>
-              </w:rPr>
-              <w:t xml:space="preserve"> Г.Ю.</w:t>
+              <w:t>Пуеров Г.Ю.</w:t>
             </w:r>
           </w:p>
         </w:tc>
@@ -1157,23 +1149,7 @@
     </w:p>
     <w:p>
       <w:r>
-        <w:t xml:space="preserve">Алгоритмы методов </w:t>
-      </w:r>
-      <w:proofErr w:type="spellStart"/>
-      <w:r>
-        <w:t>бисекции</w:t>
-      </w:r>
-      <w:proofErr w:type="spellEnd"/>
-      <w:r>
-        <w:t xml:space="preserve"> и хорд похожи, однако метод хорд в ряде случаев дает более быструю сходимость итерационного процесса, причем успех его применения, как и метода </w:t>
-      </w:r>
-      <w:proofErr w:type="spellStart"/>
-      <w:r>
-        <w:t>бисекции</w:t>
-      </w:r>
-      <w:proofErr w:type="spellEnd"/>
-      <w:r>
-        <w:t>, гарантирован.</w:t>
+        <w:t>Алгоритмы методов бисекции и хорд похожи, однако метод хорд в ряде случаев дает более быструю сходимость итерационного процесса, причем успех его применения, как и метода бисекции, гарантирован.</w:t>
       </w:r>
     </w:p>
     <w:p>
@@ -1755,16 +1731,15 @@
         <w:rPr>
           <w:szCs w:val="28"/>
         </w:rPr>
-        <w:t xml:space="preserve">и 3) Программа реализована с использованием </w:t>
-      </w:r>
-      <w:proofErr w:type="spellStart"/>
+        <w:t xml:space="preserve">и 3) Программа реализована с использованием фукнций </w:t>
+      </w:r>
       <w:r>
         <w:rPr>
           <w:szCs w:val="28"/>
-        </w:rPr>
-        <w:t>фукнций</w:t>
-      </w:r>
-      <w:proofErr w:type="spellEnd"/>
+          <w:lang w:val="en-US"/>
+        </w:rPr>
+        <w:t>HORDA</w:t>
+      </w:r>
       <w:r>
         <w:rPr>
           <w:szCs w:val="28"/>
@@ -1774,57 +1749,42 @@
       <w:r>
         <w:rPr>
           <w:szCs w:val="28"/>
-          <w:lang w:val="en-US"/>
-        </w:rPr>
-        <w:t>HORDA</w:t>
+        </w:rPr>
+        <w:t xml:space="preserve">и </w:t>
       </w:r>
       <w:r>
         <w:rPr>
           <w:szCs w:val="28"/>
-        </w:rPr>
-        <w:t xml:space="preserve"> </w:t>
+          <w:lang w:val="en-US"/>
+        </w:rPr>
+        <w:t>Round</w:t>
       </w:r>
       <w:r>
         <w:rPr>
           <w:szCs w:val="28"/>
         </w:rPr>
-        <w:t xml:space="preserve">и </w:t>
+        <w:t xml:space="preserve">, код программы </w:t>
       </w:r>
       <w:r>
         <w:rPr>
           <w:szCs w:val="28"/>
           <w:lang w:val="en-US"/>
         </w:rPr>
-        <w:t>Round</w:t>
+        <w:t>main</w:t>
       </w:r>
       <w:r>
         <w:rPr>
           <w:szCs w:val="28"/>
         </w:rPr>
-        <w:t xml:space="preserve">, код программы </w:t>
+        <w:t>.</w:t>
       </w:r>
       <w:r>
         <w:rPr>
           <w:szCs w:val="28"/>
           <w:lang w:val="en-US"/>
         </w:rPr>
-        <w:t>main</w:t>
-      </w:r>
-      <w:r>
-        <w:rPr>
-          <w:szCs w:val="28"/>
-        </w:rPr>
-        <w:t>.</w:t>
-      </w:r>
-      <w:proofErr w:type="spellStart"/>
-      <w:r>
-        <w:rPr>
-          <w:szCs w:val="28"/>
-          <w:lang w:val="en-US"/>
-        </w:rPr>
         <w:t>cpp</w:t>
       </w:r>
-      <w:proofErr w:type="spellEnd"/>
       <w:r>
         <w:rPr>
           <w:szCs w:val="28"/>
@@ -3393,15 +3353,7 @@
         <w:t xml:space="preserve">. </w:t>
       </w:r>
       <w:r>
-        <w:t xml:space="preserve">Скорость сходимости: Метод хорд оказался значительно быстрее метода </w:t>
-      </w:r>
-      <w:proofErr w:type="spellStart"/>
-      <w:r>
-        <w:t>бисекции</w:t>
-      </w:r>
-      <w:proofErr w:type="spellEnd"/>
-      <w:r>
-        <w:t xml:space="preserve"> для данной задачи (N=2 против N=18 при точности 10</w:t>
+        <w:t>Скорость сходимости: Метод хорд оказался значительно быстрее метода бисекции для данной задачи (N=2 против N=18 при точности 10</w:t>
       </w:r>
       <w:r>
         <w:t>^(</w:t>
@@ -3418,15 +3370,7 @@
     </w:p>
     <w:p>
       <w:r>
-        <w:t xml:space="preserve">Метод сохраняет устойчивость к ошибкам округления. Как и в методе </w:t>
-      </w:r>
-      <w:proofErr w:type="spellStart"/>
-      <w:r>
-        <w:t>бисекции</w:t>
-      </w:r>
-      <w:proofErr w:type="spellEnd"/>
-      <w:r>
-        <w:t xml:space="preserve">, наличие погрешности (Delta) ограничивает предельную точность решения, но процесс не расходится. При больших погрешностях </w:t>
+        <w:t xml:space="preserve">Метод сохраняет устойчивость к ошибкам округления. Как и в методе бисекции, наличие погрешности (Delta) ограничивает предельную точность решения, но процесс не расходится. При больших погрешностях </w:t>
       </w:r>
       <w:r>
         <w:t>(Δ≥0.01)</w:t>
@@ -3498,7 +3442,20 @@
         <w:rPr>
           <w:szCs w:val="28"/>
         </w:rPr>
-        <w:t>Файл main.cpp</w:t>
+        <w:t xml:space="preserve">Файл </w:t>
+      </w:r>
+      <w:r>
+        <w:rPr>
+          <w:szCs w:val="28"/>
+          <w:lang w:val="en-US"/>
+        </w:rPr>
+        <w:t>lb2</w:t>
+      </w:r>
+      <w:r>
+        <w:rPr>
+          <w:szCs w:val="28"/>
+        </w:rPr>
+        <w:t>.cpp</w:t>
       </w:r>
     </w:p>
     <w:p>
@@ -3526,77 +3483,35 @@
         <w:rPr>
           <w:lang w:val="en-US"/>
         </w:rPr>
-        <w:t>#include &lt;</w:t>
-      </w:r>
-      <w:proofErr w:type="spellStart"/>
-      <w:r>
-        <w:rPr>
-          <w:lang w:val="en-US"/>
-        </w:rPr>
-        <w:t>iomanip</w:t>
-      </w:r>
-      <w:proofErr w:type="spellEnd"/>
-      <w:r>
-        <w:rPr>
-          <w:lang w:val="en-US"/>
-        </w:rPr>
-        <w:t>&gt;</w:t>
-      </w:r>
-    </w:p>
-    <w:p>
-      <w:pPr>
-        <w:pStyle w:val="a7"/>
-        <w:rPr>
-          <w:lang w:val="en-US"/>
-        </w:rPr>
-      </w:pPr>
-      <w:r>
-        <w:rPr>
-          <w:lang w:val="en-US"/>
-        </w:rPr>
-        <w:t>#include &lt;</w:t>
-      </w:r>
-      <w:proofErr w:type="spellStart"/>
-      <w:r>
-        <w:rPr>
-          <w:lang w:val="en-US"/>
-        </w:rPr>
-        <w:t>cmath</w:t>
-      </w:r>
-      <w:proofErr w:type="spellEnd"/>
-      <w:r>
-        <w:rPr>
-          <w:lang w:val="en-US"/>
-        </w:rPr>
-        <w:t>&gt;</w:t>
-      </w:r>
-    </w:p>
-    <w:p>
-      <w:pPr>
-        <w:pStyle w:val="a7"/>
-        <w:rPr>
-          <w:lang w:val="en-US"/>
-        </w:rPr>
-      </w:pPr>
-      <w:r>
-        <w:rPr>
-          <w:lang w:val="en-US"/>
-        </w:rPr>
-        <w:t>#include &lt;</w:t>
-      </w:r>
-      <w:proofErr w:type="spellStart"/>
-      <w:r>
-        <w:rPr>
-          <w:lang w:val="en-US"/>
-        </w:rPr>
-        <w:t>clocale</w:t>
-      </w:r>
-      <w:proofErr w:type="spellEnd"/>
-      <w:r>
-        <w:rPr>
-          <w:lang w:val="en-US"/>
-        </w:rPr>
-        <w:t>&gt;</w:t>
+        <w:t>#include &lt;iomanip&gt;</w:t>
+      </w:r>
+    </w:p>
+    <w:p>
+      <w:pPr>
+        <w:pStyle w:val="a7"/>
+        <w:rPr>
+          <w:lang w:val="en-US"/>
+        </w:rPr>
+      </w:pPr>
+      <w:r>
+        <w:rPr>
+          <w:lang w:val="en-US"/>
+        </w:rPr>
+        <w:t>#include &lt;cmath&gt;</w:t>
+      </w:r>
+    </w:p>
+    <w:p>
+      <w:pPr>
+        <w:pStyle w:val="a7"/>
+        <w:rPr>
+          <w:lang w:val="en-US"/>
+        </w:rPr>
+      </w:pPr>
+      <w:r>
+        <w:rPr>
+          <w:lang w:val="en-US"/>
+        </w:rPr>
+        <w:t>#include &lt;clocale&gt;</w:t>
       </w:r>
     </w:p>
     <w:p>
@@ -3659,7 +3574,6 @@
       <w:pPr>
         <w:pStyle w:val="a7"/>
       </w:pPr>
-      <w:proofErr w:type="spellStart"/>
       <w:r>
         <w:rPr>
           <w:i/>
@@ -3667,7 +3581,6 @@
         </w:rPr>
         <w:t>double</w:t>
       </w:r>
-      <w:proofErr w:type="spellEnd"/>
       <w:r>
         <w:t xml:space="preserve"> DELTA = 0.0;</w:t>
       </w:r>
@@ -3708,16 +3621,8 @@
         <w:rPr>
           <w:lang w:val="en-US"/>
         </w:rPr>
-        <w:t xml:space="preserve"> </w:t>
-      </w:r>
-      <w:proofErr w:type="gramStart"/>
-      <w:r>
-        <w:rPr>
-          <w:lang w:val="en-US"/>
-        </w:rPr>
-        <w:t>Round(</w:t>
-      </w:r>
-      <w:proofErr w:type="gramEnd"/>
+        <w:t xml:space="preserve"> Round(</w:t>
+      </w:r>
       <w:r>
         <w:rPr>
           <w:i/>
@@ -3766,16 +3671,8 @@
         <w:rPr>
           <w:lang w:val="en-US"/>
         </w:rPr>
-        <w:t xml:space="preserve"> </w:t>
-      </w:r>
-      <w:proofErr w:type="gramStart"/>
-      <w:r>
-        <w:rPr>
-          <w:lang w:val="en-US"/>
-        </w:rPr>
-        <w:t>HORDA(</w:t>
-      </w:r>
-      <w:proofErr w:type="gramEnd"/>
+        <w:t xml:space="preserve"> HORDA(</w:t>
+      </w:r>
       <w:r>
         <w:rPr>
           <w:i/>
@@ -3906,16 +3803,8 @@
         <w:rPr>
           <w:lang w:val="en-US"/>
         </w:rPr>
-        <w:t xml:space="preserve"> </w:t>
-      </w:r>
-      <w:proofErr w:type="gramStart"/>
-      <w:r>
-        <w:rPr>
-          <w:lang w:val="en-US"/>
-        </w:rPr>
-        <w:t>F(</w:t>
-      </w:r>
-      <w:proofErr w:type="gramEnd"/>
+        <w:t xml:space="preserve"> F(</w:t>
+      </w:r>
       <w:r>
         <w:rPr>
           <w:i/>
@@ -4007,21 +3896,7 @@
         <w:rPr>
           <w:lang w:val="en-US"/>
         </w:rPr>
-        <w:t xml:space="preserve">if (DELTA &gt; 1e-9) return </w:t>
-      </w:r>
-      <w:proofErr w:type="gramStart"/>
-      <w:r>
-        <w:rPr>
-          <w:lang w:val="en-US"/>
-        </w:rPr>
-        <w:t>Round(</w:t>
-      </w:r>
-      <w:proofErr w:type="gramEnd"/>
-      <w:r>
-        <w:rPr>
-          <w:lang w:val="en-US"/>
-        </w:rPr>
-        <w:t>y, DELTA);</w:t>
+        <w:t>if (DELTA &gt; 1e-9) return Round(y, DELTA);</w:t>
       </w:r>
     </w:p>
     <w:p>
@@ -4079,57 +3954,21 @@
         <w:rPr>
           <w:lang w:val="en-US"/>
         </w:rPr>
-        <w:t xml:space="preserve"> </w:t>
-      </w:r>
-      <w:proofErr w:type="gramStart"/>
-      <w:r>
-        <w:rPr>
-          <w:lang w:val="en-US"/>
-        </w:rPr>
-        <w:t>main(</w:t>
-      </w:r>
-      <w:proofErr w:type="gramEnd"/>
-      <w:r>
-        <w:rPr>
-          <w:lang w:val="en-US"/>
-        </w:rPr>
-        <w:t>) {</w:t>
-      </w:r>
-    </w:p>
-    <w:p>
-      <w:pPr>
-        <w:pStyle w:val="a7"/>
-        <w:rPr>
-          <w:lang w:val="en-US"/>
-        </w:rPr>
-      </w:pPr>
-      <w:r>
-        <w:rPr>
-          <w:lang w:val="en-US"/>
-        </w:rPr>
-        <w:t xml:space="preserve">    </w:t>
-      </w:r>
-      <w:proofErr w:type="spellStart"/>
-      <w:proofErr w:type="gramStart"/>
-      <w:r>
-        <w:rPr>
-          <w:lang w:val="en-US"/>
-        </w:rPr>
-        <w:t>setlocale</w:t>
-      </w:r>
-      <w:proofErr w:type="spellEnd"/>
-      <w:r>
-        <w:rPr>
-          <w:lang w:val="en-US"/>
-        </w:rPr>
-        <w:t>(</w:t>
-      </w:r>
-      <w:proofErr w:type="gramEnd"/>
-      <w:r>
-        <w:rPr>
-          <w:lang w:val="en-US"/>
-        </w:rPr>
-        <w:t>LC_ALL, "Russian");</w:t>
+        <w:t xml:space="preserve"> main() {</w:t>
+      </w:r>
+    </w:p>
+    <w:p>
+      <w:pPr>
+        <w:pStyle w:val="a7"/>
+        <w:rPr>
+          <w:lang w:val="en-US"/>
+        </w:rPr>
+      </w:pPr>
+      <w:r>
+        <w:rPr>
+          <w:lang w:val="en-US"/>
+        </w:rPr>
+        <w:t>    setlocale(LC_ALL, "Russian");</w:t>
       </w:r>
     </w:p>
     <w:p>
@@ -4221,100 +4060,65 @@
         <w:rPr>
           <w:lang w:val="en-US"/>
         </w:rPr>
+        <w:t>    cout &lt;&lt; "</w:t>
+      </w:r>
+      <w:r>
+        <w:t>Лаб</w:t>
+      </w:r>
+      <w:r>
+        <w:rPr>
+          <w:lang w:val="en-US"/>
+        </w:rPr>
+        <w:t xml:space="preserve">. 2: </w:t>
+      </w:r>
+      <w:r>
+        <w:t>Метод</w:t>
+      </w:r>
+      <w:r>
+        <w:rPr>
+          <w:lang w:val="en-US"/>
+        </w:rPr>
+        <w:t xml:space="preserve"> </w:t>
+      </w:r>
+      <w:r>
+        <w:t>хорд</w:t>
+      </w:r>
+      <w:r>
+        <w:rPr>
+          <w:lang w:val="en-US"/>
+        </w:rPr>
+        <w:t>\n";</w:t>
+      </w:r>
+    </w:p>
+    <w:p>
+      <w:pPr>
+        <w:pStyle w:val="a7"/>
+      </w:pPr>
+      <w:r>
+        <w:rPr>
+          <w:lang w:val="en-US"/>
+        </w:rPr>
         <w:t xml:space="preserve">    </w:t>
       </w:r>
-      <w:proofErr w:type="spellStart"/>
-      <w:r>
-        <w:rPr>
-          <w:lang w:val="en-US"/>
-        </w:rPr>
-        <w:t>cout</w:t>
-      </w:r>
-      <w:proofErr w:type="spellEnd"/>
-      <w:r>
-        <w:rPr>
-          <w:lang w:val="en-US"/>
-        </w:rPr>
-        <w:t xml:space="preserve"> &lt;&lt; "</w:t>
-      </w:r>
-      <w:r>
-        <w:t>Лаб</w:t>
-      </w:r>
-      <w:r>
-        <w:rPr>
-          <w:lang w:val="en-US"/>
-        </w:rPr>
-        <w:t xml:space="preserve">. 2: </w:t>
-      </w:r>
-      <w:r>
-        <w:t>Метод</w:t>
-      </w:r>
-      <w:r>
-        <w:rPr>
-          <w:lang w:val="en-US"/>
-        </w:rPr>
-        <w:t xml:space="preserve"> </w:t>
-      </w:r>
-      <w:r>
-        <w:t>хорд</w:t>
-      </w:r>
-      <w:r>
-        <w:rPr>
-          <w:lang w:val="en-US"/>
-        </w:rPr>
-        <w:t>\n";</w:t>
-      </w:r>
-    </w:p>
-    <w:p>
-      <w:pPr>
-        <w:pStyle w:val="a7"/>
-      </w:pPr>
-      <w:r>
-        <w:rPr>
-          <w:lang w:val="en-US"/>
-        </w:rPr>
+      <w:r>
+        <w:t>cout &lt;&lt; "Уравнение: ln(x)^2 - 1/x = 0\n";</w:t>
+      </w:r>
+    </w:p>
+    <w:p>
+      <w:pPr>
+        <w:pStyle w:val="a7"/>
+        <w:rPr>
+          <w:lang w:val="en-US"/>
+        </w:rPr>
+      </w:pPr>
+      <w:r>
         <w:t xml:space="preserve">    </w:t>
       </w:r>
-      <w:proofErr w:type="spellStart"/>
-      <w:r>
-        <w:t>cout</w:t>
-      </w:r>
-      <w:proofErr w:type="spellEnd"/>
-      <w:r>
-        <w:t xml:space="preserve"> &lt;&lt; "Уравнение: </w:t>
-      </w:r>
-      <w:proofErr w:type="spellStart"/>
-      <w:r>
-        <w:t>ln</w:t>
-      </w:r>
-      <w:proofErr w:type="spellEnd"/>
-      <w:r>
-        <w:t>(x)^2 - 1/x = 0\n";</w:t>
-      </w:r>
-    </w:p>
-    <w:p>
-      <w:pPr>
-        <w:pStyle w:val="a7"/>
-        <w:rPr>
-          <w:lang w:val="en-US"/>
-        </w:rPr>
-      </w:pPr>
-      <w:r>
-        <w:t xml:space="preserve">    </w:t>
-      </w:r>
-      <w:proofErr w:type="spellStart"/>
-      <w:r>
-        <w:rPr>
-          <w:lang w:val="en-US"/>
-        </w:rPr>
-        <w:t>cout</w:t>
-      </w:r>
-      <w:proofErr w:type="spellEnd"/>
-      <w:r>
-        <w:rPr>
-          <w:lang w:val="en-US"/>
-        </w:rPr>
-        <w:t xml:space="preserve"> &lt;&lt; "</w:t>
+      <w:r>
+        <w:rPr>
+          <w:lang w:val="en-US"/>
+        </w:rPr>
+        <w:t>cout &lt;&lt; "</w:t>
       </w:r>
       <w:r>
         <w:t>Отрезок</w:t>
@@ -4323,21 +4127,7 @@
         <w:rPr>
           <w:lang w:val="en-US"/>
         </w:rPr>
-        <w:t xml:space="preserve">: [" &lt;&lt; a &lt;&lt; ", " &lt;&lt; b &lt;&lt; </w:t>
-      </w:r>
-      <w:proofErr w:type="gramStart"/>
-      <w:r>
-        <w:rPr>
-          <w:lang w:val="en-US"/>
-        </w:rPr>
-        <w:t>"]\n\n</w:t>
-      </w:r>
-      <w:proofErr w:type="gramEnd"/>
-      <w:r>
-        <w:rPr>
-          <w:lang w:val="en-US"/>
-        </w:rPr>
-        <w:t>";</w:t>
+        <w:t>: [" &lt;&lt; a &lt;&lt; ", " &lt;&lt; b &lt;&lt; "]\n\n";</w:t>
       </w:r>
     </w:p>
     <w:p>
@@ -4381,47 +4171,23 @@
         <w:pStyle w:val="a7"/>
       </w:pPr>
       <w:r>
-        <w:t xml:space="preserve">    </w:t>
-      </w:r>
-      <w:proofErr w:type="spellStart"/>
-      <w:r>
-        <w:t>if</w:t>
-      </w:r>
-      <w:proofErr w:type="spellEnd"/>
-      <w:r>
-        <w:t xml:space="preserve"> (F(a) * F(b) &gt;= 0) {</w:t>
-      </w:r>
-    </w:p>
-    <w:p>
-      <w:pPr>
-        <w:pStyle w:val="a7"/>
-      </w:pPr>
-      <w:r>
-        <w:t xml:space="preserve">        </w:t>
-      </w:r>
-      <w:proofErr w:type="spellStart"/>
-      <w:r>
-        <w:t>cout</w:t>
-      </w:r>
-      <w:proofErr w:type="spellEnd"/>
-      <w:r>
-        <w:t xml:space="preserve"> &lt;&lt; "Ошибка: на концах отрезка функция одного знака!\n";</w:t>
-      </w:r>
-    </w:p>
-    <w:p>
-      <w:pPr>
-        <w:pStyle w:val="a7"/>
-      </w:pPr>
-      <w:r>
-        <w:t xml:space="preserve">        </w:t>
-      </w:r>
-      <w:proofErr w:type="spellStart"/>
-      <w:r>
-        <w:t>return</w:t>
-      </w:r>
-      <w:proofErr w:type="spellEnd"/>
-      <w:r>
-        <w:t xml:space="preserve"> 1;</w:t>
+        <w:t>    if (F(a) * F(b) &gt;= 0) {</w:t>
+      </w:r>
+    </w:p>
+    <w:p>
+      <w:pPr>
+        <w:pStyle w:val="a7"/>
+      </w:pPr>
+      <w:r>
+        <w:t>        cout &lt;&lt; "Ошибка: на концах отрезка функция одного знака!\n";</w:t>
+      </w:r>
+    </w:p>
+    <w:p>
+      <w:pPr>
+        <w:pStyle w:val="a7"/>
+      </w:pPr>
+      <w:r>
+        <w:t>        return 1;</w:t>
       </w:r>
     </w:p>
     <w:p>
@@ -4449,193 +4215,102 @@
           <w:i/>
           <w:iCs/>
         </w:rPr>
-        <w:t xml:space="preserve">    // Пункт 4: Зависимость от </w:t>
-      </w:r>
-      <w:proofErr w:type="spellStart"/>
+        <w:t>    // Пункт 4: Зависимость от Eps</w:t>
+      </w:r>
+    </w:p>
+    <w:p>
+      <w:pPr>
+        <w:pStyle w:val="a7"/>
+      </w:pPr>
+      <w:r>
+        <w:t>    cout &lt;&lt; "4) Зависимость итераций (N) от точности (Eps):\n";</w:t>
+      </w:r>
+    </w:p>
+    <w:p>
+      <w:pPr>
+        <w:pStyle w:val="a7"/>
+        <w:rPr>
+          <w:lang w:val="en-US"/>
+        </w:rPr>
+      </w:pPr>
+      <w:r>
+        <w:t xml:space="preserve">    </w:t>
+      </w:r>
+      <w:r>
+        <w:rPr>
+          <w:lang w:val="en-US"/>
+        </w:rPr>
+        <w:t>cout &lt;&lt; fixed &lt;&lt; setprecision(10);</w:t>
+      </w:r>
+    </w:p>
+    <w:p>
+      <w:pPr>
+        <w:pStyle w:val="a7"/>
+        <w:rPr>
+          <w:lang w:val="en-US"/>
+        </w:rPr>
+      </w:pPr>
+      <w:r>
+        <w:rPr>
+          <w:lang w:val="en-US"/>
+        </w:rPr>
+        <w:t>    cout &lt;&lt; setw(10) &lt;&lt; "Eps" &lt;&lt; setw(18) &lt;&lt; "X" &lt;&lt; setw(10) &lt;&lt; "N\n";</w:t>
+      </w:r>
+    </w:p>
+    <w:p>
+      <w:pPr>
+        <w:pStyle w:val="a7"/>
+        <w:rPr>
+          <w:lang w:val="en-US"/>
+        </w:rPr>
+      </w:pPr>
+      <w:r>
+        <w:rPr>
+          <w:lang w:val="en-US"/>
+        </w:rPr>
+        <w:t xml:space="preserve">    </w:t>
+      </w:r>
+    </w:p>
+    <w:p>
+      <w:pPr>
+        <w:pStyle w:val="a7"/>
+        <w:rPr>
+          <w:lang w:val="en-US"/>
+        </w:rPr>
+      </w:pPr>
+      <w:r>
+        <w:rPr>
+          <w:lang w:val="en-US"/>
+        </w:rPr>
+        <w:t xml:space="preserve">    </w:t>
+      </w:r>
       <w:r>
         <w:rPr>
           <w:i/>
           <w:iCs/>
-        </w:rPr>
-        <w:t>Eps</w:t>
-      </w:r>
-      <w:proofErr w:type="spellEnd"/>
-    </w:p>
-    <w:p>
-      <w:pPr>
-        <w:pStyle w:val="a7"/>
-      </w:pPr>
-      <w:r>
-        <w:t xml:space="preserve">    </w:t>
-      </w:r>
-      <w:proofErr w:type="spellStart"/>
-      <w:r>
-        <w:t>cout</w:t>
-      </w:r>
-      <w:proofErr w:type="spellEnd"/>
-      <w:r>
-        <w:t xml:space="preserve"> &lt;&lt; "4) Зависимость итераций (N) от точности (</w:t>
-      </w:r>
-      <w:proofErr w:type="spellStart"/>
-      <w:r>
-        <w:t>Eps</w:t>
-      </w:r>
-      <w:proofErr w:type="spellEnd"/>
-      <w:r>
-        <w:t>):\n";</w:t>
-      </w:r>
-    </w:p>
-    <w:p>
-      <w:pPr>
-        <w:pStyle w:val="a7"/>
-        <w:rPr>
-          <w:lang w:val="en-US"/>
-        </w:rPr>
-      </w:pPr>
-      <w:r>
-        <w:t xml:space="preserve">    </w:t>
-      </w:r>
-      <w:proofErr w:type="spellStart"/>
-      <w:r>
-        <w:rPr>
-          <w:lang w:val="en-US"/>
-        </w:rPr>
-        <w:t>cout</w:t>
-      </w:r>
-      <w:proofErr w:type="spellEnd"/>
-      <w:r>
-        <w:rPr>
-          <w:lang w:val="en-US"/>
-        </w:rPr>
-        <w:t xml:space="preserve"> &lt;&lt; fixed &lt;&lt; </w:t>
-      </w:r>
-      <w:proofErr w:type="spellStart"/>
-      <w:proofErr w:type="gramStart"/>
-      <w:r>
-        <w:rPr>
-          <w:lang w:val="en-US"/>
-        </w:rPr>
-        <w:t>setprecision</w:t>
-      </w:r>
-      <w:proofErr w:type="spellEnd"/>
-      <w:r>
-        <w:rPr>
-          <w:lang w:val="en-US"/>
-        </w:rPr>
-        <w:t>(</w:t>
-      </w:r>
-      <w:proofErr w:type="gramEnd"/>
-      <w:r>
-        <w:rPr>
-          <w:lang w:val="en-US"/>
-        </w:rPr>
-        <w:t>10);</w:t>
-      </w:r>
-    </w:p>
-    <w:p>
-      <w:pPr>
-        <w:pStyle w:val="a7"/>
-        <w:rPr>
-          <w:lang w:val="en-US"/>
-        </w:rPr>
-      </w:pPr>
-      <w:r>
-        <w:rPr>
-          <w:lang w:val="en-US"/>
-        </w:rPr>
-        <w:t xml:space="preserve">    </w:t>
-      </w:r>
-      <w:proofErr w:type="spellStart"/>
-      <w:r>
-        <w:rPr>
-          <w:lang w:val="en-US"/>
-        </w:rPr>
-        <w:t>cout</w:t>
-      </w:r>
-      <w:proofErr w:type="spellEnd"/>
-      <w:r>
-        <w:rPr>
-          <w:lang w:val="en-US"/>
-        </w:rPr>
-        <w:t xml:space="preserve"> &lt;&lt; </w:t>
-      </w:r>
-      <w:proofErr w:type="spellStart"/>
-      <w:proofErr w:type="gramStart"/>
-      <w:r>
-        <w:rPr>
-          <w:lang w:val="en-US"/>
-        </w:rPr>
-        <w:t>setw</w:t>
-      </w:r>
-      <w:proofErr w:type="spellEnd"/>
-      <w:r>
-        <w:rPr>
-          <w:lang w:val="en-US"/>
-        </w:rPr>
-        <w:t>(</w:t>
-      </w:r>
-      <w:proofErr w:type="gramEnd"/>
-      <w:r>
-        <w:rPr>
-          <w:lang w:val="en-US"/>
-        </w:rPr>
-        <w:t xml:space="preserve">10) &lt;&lt; "Eps" &lt;&lt; </w:t>
-      </w:r>
-      <w:proofErr w:type="spellStart"/>
-      <w:r>
-        <w:rPr>
-          <w:lang w:val="en-US"/>
-        </w:rPr>
-        <w:t>setw</w:t>
-      </w:r>
-      <w:proofErr w:type="spellEnd"/>
-      <w:r>
-        <w:rPr>
-          <w:lang w:val="en-US"/>
-        </w:rPr>
-        <w:t xml:space="preserve">(18) &lt;&lt; "X" &lt;&lt; </w:t>
-      </w:r>
-      <w:proofErr w:type="spellStart"/>
-      <w:r>
-        <w:rPr>
-          <w:lang w:val="en-US"/>
-        </w:rPr>
-        <w:t>setw</w:t>
-      </w:r>
-      <w:proofErr w:type="spellEnd"/>
-      <w:r>
-        <w:rPr>
-          <w:lang w:val="en-US"/>
-        </w:rPr>
-        <w:t>(10) &lt;&lt; "N\n";</w:t>
-      </w:r>
-    </w:p>
-    <w:p>
-      <w:pPr>
-        <w:pStyle w:val="a7"/>
-        <w:rPr>
-          <w:lang w:val="en-US"/>
-        </w:rPr>
-      </w:pPr>
-      <w:r>
-        <w:rPr>
-          <w:lang w:val="en-US"/>
-        </w:rPr>
-        <w:t xml:space="preserve">    </w:t>
-      </w:r>
-    </w:p>
-    <w:p>
-      <w:pPr>
-        <w:pStyle w:val="a7"/>
-        <w:rPr>
-          <w:lang w:val="en-US"/>
-        </w:rPr>
-      </w:pPr>
-      <w:r>
-        <w:rPr>
-          <w:lang w:val="en-US"/>
-        </w:rPr>
-        <w:t xml:space="preserve">    </w:t>
+          <w:lang w:val="en-US"/>
+        </w:rPr>
+        <w:t>double</w:t>
+      </w:r>
+      <w:r>
+        <w:rPr>
+          <w:lang w:val="en-US"/>
+        </w:rPr>
+        <w:t xml:space="preserve"> exactX = 0;</w:t>
+      </w:r>
+    </w:p>
+    <w:p>
+      <w:pPr>
+        <w:pStyle w:val="a7"/>
+        <w:rPr>
+          <w:lang w:val="en-US"/>
+        </w:rPr>
+      </w:pPr>
+      <w:r>
+        <w:rPr>
+          <w:lang w:val="en-US"/>
+        </w:rPr>
+        <w:t>    for (</w:t>
       </w:r>
       <w:r>
         <w:rPr>
@@ -4649,35 +4324,21 @@
         <w:rPr>
           <w:lang w:val="en-US"/>
         </w:rPr>
-        <w:t xml:space="preserve"> </w:t>
-      </w:r>
-      <w:proofErr w:type="spellStart"/>
-      <w:r>
-        <w:rPr>
-          <w:lang w:val="en-US"/>
-        </w:rPr>
-        <w:t>exactX</w:t>
-      </w:r>
-      <w:proofErr w:type="spellEnd"/>
-      <w:r>
-        <w:rPr>
-          <w:lang w:val="en-US"/>
-        </w:rPr>
-        <w:t xml:space="preserve"> = 0;</w:t>
-      </w:r>
-    </w:p>
-    <w:p>
-      <w:pPr>
-        <w:pStyle w:val="a7"/>
-        <w:rPr>
-          <w:lang w:val="en-US"/>
-        </w:rPr>
-      </w:pPr>
-      <w:r>
-        <w:rPr>
-          <w:lang w:val="en-US"/>
-        </w:rPr>
-        <w:t>    for (</w:t>
+        <w:t xml:space="preserve"> eps = 0.1; eps &gt;= 0.9e-6; eps /= 10) {</w:t>
+      </w:r>
+    </w:p>
+    <w:p>
+      <w:pPr>
+        <w:pStyle w:val="a7"/>
+        <w:rPr>
+          <w:lang w:val="en-US"/>
+        </w:rPr>
+      </w:pPr>
+      <w:r>
+        <w:rPr>
+          <w:lang w:val="en-US"/>
+        </w:rPr>
+        <w:t xml:space="preserve">        </w:t>
       </w:r>
       <w:r>
         <w:rPr>
@@ -4691,377 +4352,162 @@
         <w:rPr>
           <w:lang w:val="en-US"/>
         </w:rPr>
-        <w:t xml:space="preserve"> eps = 0.1; eps &gt;= 0.9e-6; eps /= 10) {</w:t>
-      </w:r>
-    </w:p>
-    <w:p>
-      <w:pPr>
-        <w:pStyle w:val="a7"/>
-        <w:rPr>
-          <w:lang w:val="en-US"/>
-        </w:rPr>
+        <w:t xml:space="preserve"> x = HORDA(a, b, eps, N);</w:t>
+      </w:r>
+    </w:p>
+    <w:p>
+      <w:pPr>
+        <w:pStyle w:val="a7"/>
+        <w:rPr>
+          <w:lang w:val="en-US"/>
+        </w:rPr>
+      </w:pPr>
+      <w:r>
+        <w:rPr>
+          <w:lang w:val="en-US"/>
+        </w:rPr>
+        <w:t>        cout &lt;&lt; setw(10) &lt;&lt; setprecision(6) &lt;&lt; eps &lt;&lt; setw(18) &lt;&lt; setprecision(9) &lt;&lt; x &lt;&lt; setw(10) &lt;&lt; N &lt;&lt; endl;</w:t>
+      </w:r>
+    </w:p>
+    <w:p>
+      <w:pPr>
+        <w:pStyle w:val="a7"/>
       </w:pPr>
       <w:r>
         <w:rPr>
           <w:lang w:val="en-US"/>
         </w:rPr>
         <w:t xml:space="preserve">        </w:t>
+      </w:r>
+      <w:r>
+        <w:t>if (eps &lt; 2e-6) exactX = x;</w:t>
       </w:r>
       <w:r>
         <w:rPr>
           <w:i/>
           <w:iCs/>
-          <w:lang w:val="en-US"/>
-        </w:rPr>
-        <w:t>double</w:t>
-      </w:r>
-      <w:r>
-        <w:rPr>
-          <w:lang w:val="en-US"/>
-        </w:rPr>
-        <w:t xml:space="preserve"> x = </w:t>
-      </w:r>
-      <w:proofErr w:type="gramStart"/>
-      <w:r>
-        <w:rPr>
-          <w:lang w:val="en-US"/>
-        </w:rPr>
-        <w:t>HORDA(</w:t>
-      </w:r>
-      <w:proofErr w:type="gramEnd"/>
-      <w:r>
-        <w:rPr>
-          <w:lang w:val="en-US"/>
-        </w:rPr>
-        <w:t>a, b, eps, N);</w:t>
-      </w:r>
-    </w:p>
-    <w:p>
-      <w:pPr>
-        <w:pStyle w:val="a7"/>
-        <w:rPr>
-          <w:lang w:val="en-US"/>
-        </w:rPr>
-      </w:pPr>
-      <w:r>
-        <w:rPr>
-          <w:lang w:val="en-US"/>
-        </w:rPr>
-        <w:t xml:space="preserve">        </w:t>
-      </w:r>
-      <w:proofErr w:type="spellStart"/>
-      <w:r>
-        <w:rPr>
-          <w:lang w:val="en-US"/>
-        </w:rPr>
-        <w:t>cout</w:t>
-      </w:r>
-      <w:proofErr w:type="spellEnd"/>
-      <w:r>
-        <w:rPr>
-          <w:lang w:val="en-US"/>
-        </w:rPr>
-        <w:t xml:space="preserve"> &lt;&lt; </w:t>
-      </w:r>
-      <w:proofErr w:type="spellStart"/>
-      <w:proofErr w:type="gramStart"/>
-      <w:r>
-        <w:rPr>
-          <w:lang w:val="en-US"/>
-        </w:rPr>
-        <w:t>setw</w:t>
-      </w:r>
-      <w:proofErr w:type="spellEnd"/>
-      <w:r>
-        <w:rPr>
-          <w:lang w:val="en-US"/>
-        </w:rPr>
-        <w:t>(</w:t>
-      </w:r>
-      <w:proofErr w:type="gramEnd"/>
-      <w:r>
-        <w:rPr>
-          <w:lang w:val="en-US"/>
-        </w:rPr>
-        <w:t xml:space="preserve">10) &lt;&lt; </w:t>
-      </w:r>
-      <w:proofErr w:type="spellStart"/>
-      <w:r>
-        <w:rPr>
-          <w:lang w:val="en-US"/>
-        </w:rPr>
-        <w:t>setprecision</w:t>
-      </w:r>
-      <w:proofErr w:type="spellEnd"/>
-      <w:r>
-        <w:rPr>
-          <w:lang w:val="en-US"/>
-        </w:rPr>
-        <w:t xml:space="preserve">(6) &lt;&lt; eps &lt;&lt; </w:t>
-      </w:r>
-      <w:proofErr w:type="spellStart"/>
-      <w:r>
-        <w:rPr>
-          <w:lang w:val="en-US"/>
-        </w:rPr>
-        <w:t>setw</w:t>
-      </w:r>
-      <w:proofErr w:type="spellEnd"/>
-      <w:r>
-        <w:rPr>
-          <w:lang w:val="en-US"/>
-        </w:rPr>
-        <w:t xml:space="preserve">(18) &lt;&lt; </w:t>
-      </w:r>
-      <w:proofErr w:type="spellStart"/>
-      <w:r>
-        <w:rPr>
-          <w:lang w:val="en-US"/>
-        </w:rPr>
-        <w:t>setprecision</w:t>
-      </w:r>
-      <w:proofErr w:type="spellEnd"/>
-      <w:r>
-        <w:rPr>
-          <w:lang w:val="en-US"/>
-        </w:rPr>
-        <w:t xml:space="preserve">(9) &lt;&lt; x &lt;&lt; </w:t>
-      </w:r>
-      <w:proofErr w:type="spellStart"/>
-      <w:r>
-        <w:rPr>
-          <w:lang w:val="en-US"/>
-        </w:rPr>
-        <w:t>setw</w:t>
-      </w:r>
-      <w:proofErr w:type="spellEnd"/>
-      <w:r>
-        <w:rPr>
-          <w:lang w:val="en-US"/>
-        </w:rPr>
-        <w:t xml:space="preserve">(10) &lt;&lt; N &lt;&lt; </w:t>
-      </w:r>
-      <w:proofErr w:type="spellStart"/>
-      <w:r>
-        <w:rPr>
-          <w:lang w:val="en-US"/>
-        </w:rPr>
-        <w:t>endl</w:t>
-      </w:r>
-      <w:proofErr w:type="spellEnd"/>
-      <w:r>
-        <w:rPr>
-          <w:lang w:val="en-US"/>
-        </w:rPr>
-        <w:t>;</w:t>
-      </w:r>
-    </w:p>
-    <w:p>
-      <w:pPr>
-        <w:pStyle w:val="a7"/>
-      </w:pPr>
-      <w:r>
-        <w:rPr>
-          <w:lang w:val="en-US"/>
-        </w:rPr>
-        <w:t xml:space="preserve">        </w:t>
-      </w:r>
-      <w:proofErr w:type="spellStart"/>
-      <w:r>
-        <w:t>if</w:t>
-      </w:r>
-      <w:proofErr w:type="spellEnd"/>
-      <w:r>
-        <w:t xml:space="preserve"> (</w:t>
-      </w:r>
-      <w:proofErr w:type="spellStart"/>
-      <w:r>
-        <w:t>eps</w:t>
-      </w:r>
-      <w:proofErr w:type="spellEnd"/>
-      <w:r>
-        <w:t xml:space="preserve"> &lt; 2e-6) </w:t>
-      </w:r>
-      <w:proofErr w:type="spellStart"/>
-      <w:r>
-        <w:t>exactX</w:t>
-      </w:r>
-      <w:proofErr w:type="spellEnd"/>
-      <w:r>
-        <w:t xml:space="preserve"> = x;</w:t>
-      </w:r>
+        </w:rPr>
+        <w:t xml:space="preserve"> // Сохраняем самое точное значение</w:t>
+      </w:r>
+    </w:p>
+    <w:p>
+      <w:pPr>
+        <w:pStyle w:val="a7"/>
+      </w:pPr>
+      <w:r>
+        <w:t>    }</w:t>
+      </w:r>
+    </w:p>
+    <w:p>
+      <w:pPr>
+        <w:pStyle w:val="a7"/>
+      </w:pPr>
+    </w:p>
+    <w:p>
+      <w:pPr>
+        <w:pStyle w:val="a7"/>
+      </w:pPr>
       <w:r>
         <w:rPr>
           <w:i/>
           <w:iCs/>
         </w:rPr>
-        <w:t xml:space="preserve"> // Сохраняем самое точное значение</w:t>
-      </w:r>
-    </w:p>
-    <w:p>
-      <w:pPr>
-        <w:pStyle w:val="a7"/>
-      </w:pPr>
-      <w:r>
-        <w:t>    }</w:t>
-      </w:r>
-    </w:p>
-    <w:p>
-      <w:pPr>
-        <w:pStyle w:val="a7"/>
-      </w:pPr>
-    </w:p>
-    <w:p>
-      <w:pPr>
-        <w:pStyle w:val="a7"/>
-      </w:pPr>
+        <w:t>    // Пункт 5: Чувствительность к ошибкам</w:t>
+      </w:r>
+    </w:p>
+    <w:p>
+      <w:pPr>
+        <w:pStyle w:val="a7"/>
+      </w:pPr>
+      <w:r>
+        <w:t>    cout &lt;&lt; "\n5) Чувствительность к ошибкам (Eps=1e-6):\n";</w:t>
+      </w:r>
+    </w:p>
+    <w:p>
+      <w:pPr>
+        <w:pStyle w:val="a7"/>
+        <w:rPr>
+          <w:lang w:val="en-US"/>
+        </w:rPr>
+      </w:pPr>
+      <w:r>
+        <w:t xml:space="preserve">    </w:t>
+      </w:r>
+      <w:r>
+        <w:rPr>
+          <w:lang w:val="en-US"/>
+        </w:rPr>
+        <w:t>cout &lt;&lt; setw(10) &lt;&lt; "Delta" &lt;&lt; setw(18) &lt;&lt; "X" &lt;&lt; setw(10) &lt;&lt; "N" &lt;&lt; setw(18) &lt;&lt; "Error\n";</w:t>
+      </w:r>
+    </w:p>
+    <w:p>
+      <w:pPr>
+        <w:pStyle w:val="a7"/>
+        <w:rPr>
+          <w:lang w:val="en-US"/>
+        </w:rPr>
+      </w:pPr>
+      <w:r>
+        <w:rPr>
+          <w:lang w:val="en-US"/>
+        </w:rPr>
+        <w:t xml:space="preserve">    </w:t>
+      </w:r>
+    </w:p>
+    <w:p>
+      <w:pPr>
+        <w:pStyle w:val="a7"/>
+        <w:rPr>
+          <w:lang w:val="en-US"/>
+        </w:rPr>
+      </w:pPr>
+      <w:r>
+        <w:rPr>
+          <w:lang w:val="en-US"/>
+        </w:rPr>
+        <w:t xml:space="preserve">    </w:t>
+      </w:r>
       <w:r>
         <w:rPr>
           <w:i/>
           <w:iCs/>
-        </w:rPr>
-        <w:t>    // Пункт 5: Чувствительность к ошибкам</w:t>
-      </w:r>
-    </w:p>
-    <w:p>
-      <w:pPr>
-        <w:pStyle w:val="a7"/>
-      </w:pPr>
-      <w:r>
+          <w:lang w:val="en-US"/>
+        </w:rPr>
+        <w:t>double</w:t>
+      </w:r>
+      <w:r>
+        <w:rPr>
+          <w:lang w:val="en-US"/>
+        </w:rPr>
+        <w:t xml:space="preserve"> deltas[] = {0.1, 0.01, 0.001, 1e-4, 1e-5, 1e-6, 0.0};</w:t>
+      </w:r>
+    </w:p>
+    <w:p>
+      <w:pPr>
+        <w:pStyle w:val="a7"/>
+        <w:rPr>
+          <w:lang w:val="en-US"/>
+        </w:rPr>
+      </w:pPr>
+      <w:r>
+        <w:rPr>
+          <w:lang w:val="en-US"/>
+        </w:rPr>
         <w:t xml:space="preserve">    </w:t>
       </w:r>
-      <w:proofErr w:type="spellStart"/>
-      <w:r>
-        <w:t>cout</w:t>
-      </w:r>
-      <w:proofErr w:type="spellEnd"/>
-      <w:r>
-        <w:t xml:space="preserve"> &lt;&lt; "\n5) Чувствительность к ошибкам (</w:t>
-      </w:r>
-      <w:proofErr w:type="spellStart"/>
-      <w:r>
-        <w:t>Eps</w:t>
-      </w:r>
-      <w:proofErr w:type="spellEnd"/>
-      <w:r>
-        <w:t>=1e-6):\n";</w:t>
-      </w:r>
-    </w:p>
-    <w:p>
-      <w:pPr>
-        <w:pStyle w:val="a7"/>
-        <w:rPr>
-          <w:lang w:val="en-US"/>
-        </w:rPr>
-      </w:pPr>
-      <w:r>
-        <w:t xml:space="preserve">    </w:t>
-      </w:r>
-      <w:proofErr w:type="spellStart"/>
-      <w:r>
-        <w:rPr>
-          <w:lang w:val="en-US"/>
-        </w:rPr>
-        <w:t>cout</w:t>
-      </w:r>
-      <w:proofErr w:type="spellEnd"/>
-      <w:r>
-        <w:rPr>
-          <w:lang w:val="en-US"/>
-        </w:rPr>
-        <w:t xml:space="preserve"> &lt;&lt; </w:t>
-      </w:r>
-      <w:proofErr w:type="spellStart"/>
-      <w:proofErr w:type="gramStart"/>
-      <w:r>
-        <w:rPr>
-          <w:lang w:val="en-US"/>
-        </w:rPr>
-        <w:t>setw</w:t>
-      </w:r>
-      <w:proofErr w:type="spellEnd"/>
-      <w:r>
-        <w:rPr>
-          <w:lang w:val="en-US"/>
-        </w:rPr>
-        <w:t>(</w:t>
-      </w:r>
-      <w:proofErr w:type="gramEnd"/>
-      <w:r>
-        <w:rPr>
-          <w:lang w:val="en-US"/>
-        </w:rPr>
-        <w:t xml:space="preserve">10) &lt;&lt; "Delta" &lt;&lt; </w:t>
-      </w:r>
-      <w:proofErr w:type="spellStart"/>
-      <w:r>
-        <w:rPr>
-          <w:lang w:val="en-US"/>
-        </w:rPr>
-        <w:t>setw</w:t>
-      </w:r>
-      <w:proofErr w:type="spellEnd"/>
-      <w:r>
-        <w:rPr>
-          <w:lang w:val="en-US"/>
-        </w:rPr>
-        <w:t xml:space="preserve">(18) &lt;&lt; "X" &lt;&lt; </w:t>
-      </w:r>
-      <w:proofErr w:type="spellStart"/>
-      <w:r>
-        <w:rPr>
-          <w:lang w:val="en-US"/>
-        </w:rPr>
-        <w:t>setw</w:t>
-      </w:r>
-      <w:proofErr w:type="spellEnd"/>
-      <w:r>
-        <w:rPr>
-          <w:lang w:val="en-US"/>
-        </w:rPr>
-        <w:t xml:space="preserve">(10) &lt;&lt; "N" &lt;&lt; </w:t>
-      </w:r>
-      <w:proofErr w:type="spellStart"/>
-      <w:r>
-        <w:rPr>
-          <w:lang w:val="en-US"/>
-        </w:rPr>
-        <w:t>setw</w:t>
-      </w:r>
-      <w:proofErr w:type="spellEnd"/>
-      <w:r>
-        <w:rPr>
-          <w:lang w:val="en-US"/>
-        </w:rPr>
-        <w:t>(18) &lt;&lt; "Error\n";</w:t>
-      </w:r>
-    </w:p>
-    <w:p>
-      <w:pPr>
-        <w:pStyle w:val="a7"/>
-        <w:rPr>
-          <w:lang w:val="en-US"/>
-        </w:rPr>
-      </w:pPr>
-      <w:r>
-        <w:rPr>
-          <w:lang w:val="en-US"/>
-        </w:rPr>
-        <w:t xml:space="preserve">    </w:t>
-      </w:r>
-    </w:p>
-    <w:p>
-      <w:pPr>
-        <w:pStyle w:val="a7"/>
-        <w:rPr>
-          <w:lang w:val="en-US"/>
-        </w:rPr>
-      </w:pPr>
-      <w:r>
-        <w:rPr>
-          <w:lang w:val="en-US"/>
-        </w:rPr>
-        <w:t xml:space="preserve">    </w:t>
+    </w:p>
+    <w:p>
+      <w:pPr>
+        <w:pStyle w:val="a7"/>
+        <w:rPr>
+          <w:lang w:val="en-US"/>
+        </w:rPr>
+      </w:pPr>
+      <w:r>
+        <w:rPr>
+          <w:lang w:val="en-US"/>
+        </w:rPr>
+        <w:t>    for (</w:t>
       </w:r>
       <w:r>
         <w:rPr>
@@ -5075,49 +4521,35 @@
         <w:rPr>
           <w:lang w:val="en-US"/>
         </w:rPr>
-        <w:t xml:space="preserve"> </w:t>
-      </w:r>
-      <w:proofErr w:type="gramStart"/>
-      <w:r>
-        <w:rPr>
-          <w:lang w:val="en-US"/>
-        </w:rPr>
-        <w:t>deltas[</w:t>
-      </w:r>
-      <w:proofErr w:type="gramEnd"/>
-      <w:r>
-        <w:rPr>
-          <w:lang w:val="en-US"/>
-        </w:rPr>
-        <w:t>] = {0.1, 0.01, 0.001, 1e-4, 1e-5, 1e-6, 0.0};</w:t>
-      </w:r>
-    </w:p>
-    <w:p>
-      <w:pPr>
-        <w:pStyle w:val="a7"/>
-        <w:rPr>
-          <w:lang w:val="en-US"/>
-        </w:rPr>
-      </w:pPr>
-      <w:r>
-        <w:rPr>
-          <w:lang w:val="en-US"/>
-        </w:rPr>
-        <w:t xml:space="preserve">    </w:t>
-      </w:r>
-    </w:p>
-    <w:p>
-      <w:pPr>
-        <w:pStyle w:val="a7"/>
-        <w:rPr>
-          <w:lang w:val="en-US"/>
-        </w:rPr>
-      </w:pPr>
-      <w:r>
-        <w:rPr>
-          <w:lang w:val="en-US"/>
-        </w:rPr>
-        <w:t>    for (</w:t>
+        <w:t xml:space="preserve"> d : deltas) {</w:t>
+      </w:r>
+    </w:p>
+    <w:p>
+      <w:pPr>
+        <w:pStyle w:val="a7"/>
+        <w:rPr>
+          <w:lang w:val="en-US"/>
+        </w:rPr>
+      </w:pPr>
+      <w:r>
+        <w:rPr>
+          <w:lang w:val="en-US"/>
+        </w:rPr>
+        <w:t>        DELTA = d;</w:t>
+      </w:r>
+    </w:p>
+    <w:p>
+      <w:pPr>
+        <w:pStyle w:val="a7"/>
+        <w:rPr>
+          <w:lang w:val="en-US"/>
+        </w:rPr>
+      </w:pPr>
+      <w:r>
+        <w:rPr>
+          <w:lang w:val="en-US"/>
+        </w:rPr>
+        <w:t xml:space="preserve">        </w:t>
       </w:r>
       <w:r>
         <w:rPr>
@@ -5131,520 +4563,2238 @@
         <w:rPr>
           <w:lang w:val="en-US"/>
         </w:rPr>
-        <w:t xml:space="preserve"> </w:t>
-      </w:r>
-      <w:proofErr w:type="gramStart"/>
-      <w:r>
-        <w:rPr>
-          <w:lang w:val="en-US"/>
-        </w:rPr>
-        <w:t>d :</w:t>
-      </w:r>
-      <w:proofErr w:type="gramEnd"/>
-      <w:r>
-        <w:rPr>
-          <w:lang w:val="en-US"/>
-        </w:rPr>
-        <w:t xml:space="preserve"> deltas) {</w:t>
-      </w:r>
-    </w:p>
-    <w:p>
-      <w:pPr>
-        <w:pStyle w:val="a7"/>
-        <w:rPr>
-          <w:lang w:val="en-US"/>
-        </w:rPr>
-      </w:pPr>
-      <w:r>
-        <w:rPr>
-          <w:lang w:val="en-US"/>
-        </w:rPr>
-        <w:t>        DELTA = d;</w:t>
-      </w:r>
-    </w:p>
-    <w:p>
-      <w:pPr>
-        <w:pStyle w:val="a7"/>
-        <w:rPr>
-          <w:lang w:val="en-US"/>
-        </w:rPr>
-      </w:pPr>
-      <w:r>
-        <w:rPr>
-          <w:lang w:val="en-US"/>
-        </w:rPr>
-        <w:t xml:space="preserve">        </w:t>
-      </w:r>
+        <w:t xml:space="preserve"> x = HORDA(a, b, 1e-6, N);</w:t>
+      </w:r>
+    </w:p>
+    <w:p>
+      <w:pPr>
+        <w:pStyle w:val="a7"/>
+        <w:rPr>
+          <w:lang w:val="en-US"/>
+        </w:rPr>
+      </w:pPr>
+      <w:r>
+        <w:rPr>
+          <w:lang w:val="en-US"/>
+        </w:rPr>
+        <w:t>        cout &lt;&lt; setw(10) &lt;&lt; setprecision(6) &lt;&lt; d &lt;&lt; setw(18) &lt;&lt; setprecision(9) &lt;&lt; x &lt;&lt; setw(10) &lt;&lt; N &lt;&lt; setw(18) &lt;&lt; setprecision(9) &lt;&lt; abs(x - exactX) &lt;&lt; endl;</w:t>
+      </w:r>
+    </w:p>
+    <w:p>
+      <w:pPr>
+        <w:pStyle w:val="a7"/>
+      </w:pPr>
+      <w:r>
+        <w:rPr>
+          <w:lang w:val="en-US"/>
+        </w:rPr>
+        <w:t xml:space="preserve">    </w:t>
+      </w:r>
+      <w:r>
+        <w:t>}</w:t>
+      </w:r>
+    </w:p>
+    <w:p>
+      <w:pPr>
+        <w:pStyle w:val="a7"/>
+      </w:pPr>
+    </w:p>
+    <w:p>
+      <w:pPr>
+        <w:pStyle w:val="a7"/>
+      </w:pPr>
+      <w:r>
+        <w:t>    return 0;</w:t>
+      </w:r>
+    </w:p>
+    <w:p>
+      <w:pPr>
+        <w:pStyle w:val="a7"/>
+      </w:pPr>
+      <w:r>
+        <w:t>}</w:t>
+      </w:r>
+    </w:p>
+    <w:p>
+      <w:pPr>
+        <w:pStyle w:val="a7"/>
+      </w:pPr>
+    </w:p>
+    <w:p>
+      <w:pPr>
+        <w:pStyle w:val="a7"/>
+      </w:pPr>
       <w:r>
         <w:rPr>
           <w:i/>
           <w:iCs/>
+        </w:rPr>
+        <w:t>// Подключаем методы в конце (чтобы они видели нашу F и Round)</w:t>
+      </w:r>
+    </w:p>
+    <w:p>
+      <w:pPr>
+        <w:pStyle w:val="a7"/>
+        <w:rPr>
+          <w:lang w:val="en-US"/>
+        </w:rPr>
+      </w:pPr>
+      <w:r>
+        <w:rPr>
+          <w:lang w:val="en-US"/>
+        </w:rPr>
+        <w:t>#include "methods.cpp"</w:t>
+      </w:r>
+    </w:p>
+    <w:p>
+      <w:pPr>
+        <w:rPr>
+          <w:szCs w:val="28"/>
+          <w:lang w:val="en-US"/>
+        </w:rPr>
+      </w:pPr>
+      <w:r>
+        <w:rPr>
+          <w:szCs w:val="28"/>
+        </w:rPr>
+        <w:t>Файл</w:t>
+      </w:r>
+      <w:r>
+        <w:rPr>
+          <w:szCs w:val="28"/>
+          <w:lang w:val="en-US"/>
+        </w:rPr>
+        <w:t xml:space="preserve"> methods.cpp</w:t>
+      </w:r>
+    </w:p>
+    <w:p>
+      <w:pPr>
+        <w:pStyle w:val="a7"/>
+        <w:rPr>
+          <w:color w:val="auto"/>
+          <w:lang w:val="en-US"/>
+        </w:rPr>
+      </w:pPr>
+      <w:r>
+        <w:rPr>
+          <w:color w:val="auto"/>
+          <w:lang w:val="en-US"/>
+        </w:rPr>
+        <w:t>/*********************************************/</w:t>
+      </w:r>
+    </w:p>
+    <w:p>
+      <w:pPr>
+        <w:pStyle w:val="a7"/>
+        <w:rPr>
+          <w:color w:val="auto"/>
+          <w:lang w:val="en-US"/>
+        </w:rPr>
+      </w:pPr>
+      <w:r>
+        <w:rPr>
+          <w:color w:val="auto"/>
+          <w:lang w:val="en-US"/>
+        </w:rPr>
+        <w:t>#include &lt;stdio.h&gt;</w:t>
+      </w:r>
+    </w:p>
+    <w:p>
+      <w:pPr>
+        <w:pStyle w:val="a7"/>
+        <w:rPr>
+          <w:color w:val="auto"/>
+          <w:lang w:val="en-US"/>
+        </w:rPr>
+      </w:pPr>
+      <w:r>
+        <w:rPr>
+          <w:color w:val="auto"/>
+          <w:lang w:val="en-US"/>
+        </w:rPr>
+        <w:t>#include &lt;math.h&gt;</w:t>
+      </w:r>
+    </w:p>
+    <w:p>
+      <w:pPr>
+        <w:pStyle w:val="a7"/>
+        <w:rPr>
+          <w:color w:val="auto"/>
+          <w:lang w:val="en-US"/>
+        </w:rPr>
+      </w:pPr>
+      <w:r>
+        <w:rPr>
+          <w:color w:val="auto"/>
+          <w:lang w:val="en-US"/>
+        </w:rPr>
+        <w:t>#include &lt;stdlib.h&gt;</w:t>
+      </w:r>
+    </w:p>
+    <w:p>
+      <w:pPr>
+        <w:pStyle w:val="a7"/>
+        <w:rPr>
+          <w:color w:val="auto"/>
+          <w:lang w:val="en-US"/>
+        </w:rPr>
+      </w:pPr>
+      <w:r>
+        <w:rPr>
+          <w:color w:val="auto"/>
+          <w:lang w:val="en-US"/>
+        </w:rPr>
+        <w:t>extern double F(double);</w:t>
+      </w:r>
+    </w:p>
+    <w:p>
+      <w:pPr>
+        <w:pStyle w:val="a7"/>
+        <w:rPr>
+          <w:color w:val="auto"/>
+          <w:lang w:val="en-US"/>
+        </w:rPr>
+      </w:pPr>
+      <w:r>
+        <w:rPr>
+          <w:color w:val="auto"/>
+          <w:lang w:val="en-US"/>
+        </w:rPr>
+        <w:t>double BISECT(double Left,double Right,double Eps,int &amp;N)</w:t>
+      </w:r>
+    </w:p>
+    <w:p>
+      <w:pPr>
+        <w:pStyle w:val="a7"/>
+        <w:rPr>
+          <w:color w:val="auto"/>
+          <w:lang w:val="en-US"/>
+        </w:rPr>
+      </w:pPr>
+      <w:r>
+        <w:rPr>
+          <w:color w:val="auto"/>
+          <w:lang w:val="en-US"/>
+        </w:rPr>
+        <w:t>{</w:t>
+      </w:r>
+    </w:p>
+    <w:p>
+      <w:pPr>
+        <w:pStyle w:val="a7"/>
+        <w:rPr>
+          <w:color w:val="auto"/>
+          <w:lang w:val="en-US"/>
+        </w:rPr>
+      </w:pPr>
+      <w:r>
+        <w:rPr>
+          <w:color w:val="auto"/>
+          <w:lang w:val="en-US"/>
+        </w:rPr>
+        <w:t>  double E = fabs(Eps)*2.0;</w:t>
+      </w:r>
+    </w:p>
+    <w:p>
+      <w:pPr>
+        <w:pStyle w:val="a7"/>
+        <w:rPr>
+          <w:color w:val="auto"/>
+          <w:lang w:val="en-US"/>
+        </w:rPr>
+      </w:pPr>
+      <w:r>
+        <w:rPr>
+          <w:color w:val="auto"/>
+          <w:lang w:val="en-US"/>
+        </w:rPr>
+        <w:t>  double FLeft = F(Left);</w:t>
+      </w:r>
+    </w:p>
+    <w:p>
+      <w:pPr>
+        <w:pStyle w:val="a7"/>
+        <w:rPr>
+          <w:color w:val="auto"/>
+          <w:lang w:val="en-US"/>
+        </w:rPr>
+      </w:pPr>
+      <w:r>
+        <w:rPr>
+          <w:color w:val="auto"/>
+          <w:lang w:val="en-US"/>
+        </w:rPr>
+        <w:t>  double FRight = F(Right);</w:t>
+      </w:r>
+    </w:p>
+    <w:p>
+      <w:pPr>
+        <w:pStyle w:val="a7"/>
+        <w:rPr>
+          <w:color w:val="auto"/>
+          <w:lang w:val="en-US"/>
+        </w:rPr>
+      </w:pPr>
+      <w:r>
+        <w:rPr>
+          <w:color w:val="auto"/>
+          <w:lang w:val="en-US"/>
+        </w:rPr>
+        <w:t>  double X = (Left+Right)/2.0;</w:t>
+      </w:r>
+    </w:p>
+    <w:p>
+      <w:pPr>
+        <w:pStyle w:val="a7"/>
+        <w:rPr>
+          <w:color w:val="auto"/>
+          <w:lang w:val="en-US"/>
+        </w:rPr>
+      </w:pPr>
+      <w:r>
+        <w:rPr>
+          <w:color w:val="auto"/>
+          <w:lang w:val="en-US"/>
+        </w:rPr>
+        <w:t>  double Y;</w:t>
+      </w:r>
+    </w:p>
+    <w:p>
+      <w:pPr>
+        <w:pStyle w:val="a7"/>
+        <w:rPr>
+          <w:color w:val="auto"/>
+          <w:lang w:val="en-US"/>
+        </w:rPr>
+      </w:pPr>
+      <w:r>
+        <w:rPr>
+          <w:color w:val="auto"/>
+          <w:lang w:val="en-US"/>
+        </w:rPr>
+        <w:t>  if (FLeft*FRight&gt;0.0) {puts("</w:t>
+      </w:r>
+      <w:r>
+        <w:rPr>
+          <w:color w:val="auto"/>
+        </w:rPr>
+        <w:t>Неверное</w:t>
+      </w:r>
+      <w:r>
+        <w:rPr>
+          <w:color w:val="auto"/>
+          <w:lang w:val="en-US"/>
+        </w:rPr>
+        <w:t xml:space="preserve"> </w:t>
+      </w:r>
+      <w:r>
+        <w:rPr>
+          <w:color w:val="auto"/>
+        </w:rPr>
+        <w:t>задание</w:t>
+      </w:r>
+      <w:r>
+        <w:rPr>
+          <w:color w:val="auto"/>
+          <w:lang w:val="en-US"/>
+        </w:rPr>
+        <w:t xml:space="preserve"> </w:t>
+      </w:r>
+      <w:r>
+        <w:rPr>
+          <w:color w:val="auto"/>
+        </w:rPr>
+        <w:t>интервала</w:t>
+      </w:r>
+      <w:r>
+        <w:rPr>
+          <w:color w:val="auto"/>
+          <w:lang w:val="en-US"/>
+        </w:rPr>
+        <w:t>\n");exit(1);}</w:t>
+      </w:r>
+    </w:p>
+    <w:p>
+      <w:pPr>
+        <w:pStyle w:val="a7"/>
+        <w:rPr>
+          <w:color w:val="auto"/>
+        </w:rPr>
+      </w:pPr>
+      <w:r>
+        <w:rPr>
+          <w:color w:val="auto"/>
+          <w:lang w:val="en-US"/>
+        </w:rPr>
+        <w:t xml:space="preserve">  </w:t>
+      </w:r>
+      <w:r>
+        <w:rPr>
+          <w:color w:val="auto"/>
+        </w:rPr>
+        <w:t>if (Eps&lt;=0.0) {puts("Неверное задание точности\n");exit(1);}</w:t>
+      </w:r>
+    </w:p>
+    <w:p>
+      <w:pPr>
+        <w:pStyle w:val="a7"/>
+        <w:rPr>
+          <w:color w:val="auto"/>
+          <w:lang w:val="en-US"/>
+        </w:rPr>
+      </w:pPr>
+      <w:r>
+        <w:rPr>
+          <w:color w:val="auto"/>
+        </w:rPr>
+        <w:t xml:space="preserve">  </w:t>
+      </w:r>
+      <w:r>
+        <w:rPr>
+          <w:color w:val="auto"/>
+          <w:lang w:val="en-US"/>
+        </w:rPr>
+        <w:t>N=0;</w:t>
+      </w:r>
+    </w:p>
+    <w:p>
+      <w:pPr>
+        <w:pStyle w:val="a7"/>
+        <w:rPr>
+          <w:color w:val="auto"/>
+          <w:lang w:val="en-US"/>
+        </w:rPr>
+      </w:pPr>
+      <w:r>
+        <w:rPr>
+          <w:color w:val="auto"/>
+          <w:lang w:val="en-US"/>
+        </w:rPr>
+        <w:t>  if (FLeft==0.0)  return Left;</w:t>
+      </w:r>
+    </w:p>
+    <w:p>
+      <w:pPr>
+        <w:pStyle w:val="a7"/>
+        <w:rPr>
+          <w:color w:val="auto"/>
+          <w:lang w:val="en-US"/>
+        </w:rPr>
+      </w:pPr>
+      <w:r>
+        <w:rPr>
+          <w:color w:val="auto"/>
+          <w:lang w:val="en-US"/>
+        </w:rPr>
+        <w:t>  if (FRight==0.0) return Right;</w:t>
+      </w:r>
+    </w:p>
+    <w:p>
+      <w:pPr>
+        <w:pStyle w:val="a7"/>
+        <w:rPr>
+          <w:color w:val="auto"/>
+          <w:lang w:val="en-US"/>
+        </w:rPr>
+      </w:pPr>
+      <w:r>
+        <w:rPr>
+          <w:color w:val="auto"/>
+          <w:lang w:val="en-US"/>
+        </w:rPr>
+        <w:t>  while ((Right-Left)&gt;=E)</w:t>
+      </w:r>
+    </w:p>
+    <w:p>
+      <w:pPr>
+        <w:pStyle w:val="a7"/>
+        <w:rPr>
+          <w:color w:val="auto"/>
+        </w:rPr>
+      </w:pPr>
+      <w:r>
+        <w:rPr>
+          <w:color w:val="auto"/>
+          <w:lang w:val="en-US"/>
+        </w:rPr>
+        <w:t xml:space="preserve">  </w:t>
+      </w:r>
+      <w:r>
+        <w:rPr>
+          <w:color w:val="auto"/>
+        </w:rPr>
+        <w:t>{</w:t>
+      </w:r>
+    </w:p>
+    <w:p>
+      <w:pPr>
+        <w:pStyle w:val="a7"/>
+        <w:rPr>
+          <w:color w:val="auto"/>
+        </w:rPr>
+      </w:pPr>
+      <w:r>
+        <w:rPr>
+          <w:color w:val="auto"/>
+          <w:lang w:val="en-US"/>
+        </w:rPr>
+        <w:t> </w:t>
+      </w:r>
+      <w:r>
+        <w:rPr>
+          <w:color w:val="auto"/>
+        </w:rPr>
+        <w:t xml:space="preserve"> </w:t>
+      </w:r>
+      <w:r>
+        <w:rPr>
+          <w:color w:val="auto"/>
+          <w:lang w:val="en-US"/>
+        </w:rPr>
+        <w:t> </w:t>
+      </w:r>
+      <w:r>
+        <w:rPr>
+          <w:color w:val="auto"/>
+        </w:rPr>
+        <w:t xml:space="preserve"> </w:t>
+      </w:r>
+      <w:r>
+        <w:rPr>
+          <w:color w:val="auto"/>
+          <w:lang w:val="en-US"/>
+        </w:rPr>
+        <w:t>X</w:t>
+      </w:r>
+      <w:r>
+        <w:rPr>
+          <w:color w:val="auto"/>
+        </w:rPr>
+        <w:t xml:space="preserve"> = 0.5*(</w:t>
+      </w:r>
+      <w:r>
+        <w:rPr>
+          <w:color w:val="auto"/>
+          <w:lang w:val="en-US"/>
+        </w:rPr>
+        <w:t>Right</w:t>
+      </w:r>
+      <w:r>
+        <w:rPr>
+          <w:color w:val="auto"/>
+        </w:rPr>
+        <w:t xml:space="preserve"> + </w:t>
+      </w:r>
+      <w:r>
+        <w:rPr>
+          <w:color w:val="auto"/>
+          <w:lang w:val="en-US"/>
+        </w:rPr>
+        <w:t>Left</w:t>
+      </w:r>
+      <w:r>
+        <w:rPr>
+          <w:color w:val="auto"/>
+        </w:rPr>
+        <w:t xml:space="preserve">); </w:t>
+      </w:r>
+      <w:r>
+        <w:rPr>
+          <w:color w:val="auto"/>
+          <w:lang w:val="en-US"/>
+        </w:rPr>
+        <w:t> </w:t>
+      </w:r>
+      <w:r>
+        <w:rPr>
+          <w:color w:val="auto"/>
+        </w:rPr>
+        <w:t xml:space="preserve"> </w:t>
+      </w:r>
+      <w:r>
+        <w:rPr>
+          <w:color w:val="auto"/>
+          <w:lang w:val="en-US"/>
+        </w:rPr>
+        <w:t> </w:t>
+      </w:r>
+      <w:r>
+        <w:rPr>
+          <w:color w:val="auto"/>
+        </w:rPr>
+        <w:t xml:space="preserve"> /* </w:t>
+      </w:r>
+      <w:r>
+        <w:rPr>
+          <w:color w:val="auto"/>
+        </w:rPr>
+        <w:t>вычисление</w:t>
+      </w:r>
+      <w:r>
+        <w:rPr>
+          <w:color w:val="auto"/>
+        </w:rPr>
+        <w:t xml:space="preserve"> </w:t>
+      </w:r>
+      <w:r>
+        <w:rPr>
+          <w:color w:val="auto"/>
+        </w:rPr>
+        <w:t>середины</w:t>
+      </w:r>
+      <w:r>
+        <w:rPr>
+          <w:color w:val="auto"/>
+        </w:rPr>
+        <w:t xml:space="preserve"> </w:t>
+      </w:r>
+      <w:r>
+        <w:rPr>
+          <w:color w:val="auto"/>
+        </w:rPr>
+        <w:t>отрезка</w:t>
+      </w:r>
+      <w:r>
+        <w:rPr>
+          <w:color w:val="auto"/>
+        </w:rPr>
+        <w:t xml:space="preserve"> </w:t>
+      </w:r>
+      <w:r>
+        <w:rPr>
+          <w:color w:val="auto"/>
+          <w:lang w:val="en-US"/>
+        </w:rPr>
+        <w:t> </w:t>
+      </w:r>
+      <w:r>
+        <w:rPr>
+          <w:color w:val="auto"/>
+        </w:rPr>
+        <w:t xml:space="preserve"> </w:t>
+      </w:r>
+      <w:r>
+        <w:rPr>
+          <w:color w:val="auto"/>
+          <w:lang w:val="en-US"/>
+        </w:rPr>
+        <w:t> </w:t>
+      </w:r>
+      <w:r>
+        <w:rPr>
+          <w:color w:val="auto"/>
+        </w:rPr>
+        <w:t xml:space="preserve"> </w:t>
+      </w:r>
+      <w:r>
+        <w:rPr>
+          <w:color w:val="auto"/>
+          <w:lang w:val="en-US"/>
+        </w:rPr>
+        <w:t> </w:t>
+      </w:r>
+      <w:r>
+        <w:rPr>
+          <w:color w:val="auto"/>
+        </w:rPr>
+        <w:t xml:space="preserve"> */</w:t>
+      </w:r>
+    </w:p>
+    <w:p>
+      <w:pPr>
+        <w:pStyle w:val="a7"/>
+        <w:rPr>
+          <w:color w:val="auto"/>
+          <w:lang w:val="en-US"/>
+        </w:rPr>
+      </w:pPr>
+      <w:r>
+        <w:rPr>
+          <w:color w:val="auto"/>
+          <w:lang w:val="en-US"/>
+        </w:rPr>
+        <w:t> </w:t>
+      </w:r>
+      <w:r>
+        <w:rPr>
+          <w:color w:val="auto"/>
+        </w:rPr>
+        <w:t xml:space="preserve"> </w:t>
+      </w:r>
+      <w:r>
+        <w:rPr>
+          <w:color w:val="auto"/>
+          <w:lang w:val="en-US"/>
+        </w:rPr>
+        <w:t> </w:t>
+      </w:r>
+      <w:r>
+        <w:rPr>
+          <w:color w:val="auto"/>
+        </w:rPr>
+        <w:t xml:space="preserve"> </w:t>
+      </w:r>
+      <w:r>
+        <w:rPr>
+          <w:color w:val="auto"/>
+          <w:lang w:val="en-US"/>
+        </w:rPr>
+        <w:t>Y = F(X);</w:t>
+      </w:r>
+    </w:p>
+    <w:p>
+      <w:pPr>
+        <w:pStyle w:val="a7"/>
+        <w:rPr>
+          <w:color w:val="auto"/>
+          <w:lang w:val="en-US"/>
+        </w:rPr>
+      </w:pPr>
+      <w:r>
+        <w:rPr>
+          <w:color w:val="auto"/>
+          <w:lang w:val="en-US"/>
+        </w:rPr>
+        <w:t>    if (Y == 0.0) return (X);</w:t>
+      </w:r>
+    </w:p>
+    <w:p>
+      <w:pPr>
+        <w:pStyle w:val="a7"/>
+        <w:rPr>
+          <w:color w:val="auto"/>
+          <w:lang w:val="en-US"/>
+        </w:rPr>
+      </w:pPr>
+      <w:r>
+        <w:rPr>
+          <w:color w:val="auto"/>
+          <w:lang w:val="en-US"/>
+        </w:rPr>
+        <w:t>        if (Y*FLeft &lt; 0.0)</w:t>
+      </w:r>
+    </w:p>
+    <w:p>
+      <w:pPr>
+        <w:pStyle w:val="a7"/>
+        <w:rPr>
+          <w:color w:val="auto"/>
+          <w:lang w:val="en-US"/>
+        </w:rPr>
+      </w:pPr>
+      <w:r>
+        <w:rPr>
+          <w:color w:val="auto"/>
+          <w:lang w:val="en-US"/>
+        </w:rPr>
+        <w:t>           Right=X;</w:t>
+      </w:r>
+    </w:p>
+    <w:p>
+      <w:pPr>
+        <w:pStyle w:val="a7"/>
+        <w:rPr>
+          <w:color w:val="auto"/>
+          <w:lang w:val="en-US"/>
+        </w:rPr>
+      </w:pPr>
+      <w:r>
+        <w:rPr>
+          <w:color w:val="auto"/>
+          <w:lang w:val="en-US"/>
+        </w:rPr>
+        <w:t>        else</w:t>
+      </w:r>
+    </w:p>
+    <w:p>
+      <w:pPr>
+        <w:pStyle w:val="a7"/>
+        <w:rPr>
+          <w:color w:val="auto"/>
+          <w:lang w:val="en-US"/>
+        </w:rPr>
+      </w:pPr>
+      <w:r>
+        <w:rPr>
+          <w:color w:val="auto"/>
+          <w:lang w:val="en-US"/>
+        </w:rPr>
+        <w:t>         { Left=X; FLeft=Y; }</w:t>
+      </w:r>
+    </w:p>
+    <w:p>
+      <w:pPr>
+        <w:pStyle w:val="a7"/>
+        <w:rPr>
+          <w:color w:val="auto"/>
+          <w:lang w:val="en-US"/>
+        </w:rPr>
+      </w:pPr>
+      <w:r>
+        <w:rPr>
+          <w:color w:val="auto"/>
+          <w:lang w:val="en-US"/>
+        </w:rPr>
+        <w:t>        N++;</w:t>
+      </w:r>
+    </w:p>
+    <w:p>
+      <w:pPr>
+        <w:pStyle w:val="a7"/>
+        <w:rPr>
+          <w:color w:val="auto"/>
+          <w:lang w:val="en-US"/>
+        </w:rPr>
+      </w:pPr>
+      <w:r>
+        <w:rPr>
+          <w:color w:val="auto"/>
+          <w:lang w:val="en-US"/>
+        </w:rPr>
+        <w:t>  };</w:t>
+      </w:r>
+    </w:p>
+    <w:p>
+      <w:pPr>
+        <w:pStyle w:val="a7"/>
+        <w:rPr>
+          <w:color w:val="auto"/>
+          <w:lang w:val="en-US"/>
+        </w:rPr>
+      </w:pPr>
+      <w:r>
+        <w:rPr>
+          <w:color w:val="auto"/>
+          <w:lang w:val="en-US"/>
+        </w:rPr>
+        <w:t>  return(X);</w:t>
+      </w:r>
+    </w:p>
+    <w:p>
+      <w:pPr>
+        <w:pStyle w:val="a7"/>
+        <w:rPr>
+          <w:color w:val="auto"/>
+          <w:lang w:val="en-US"/>
+        </w:rPr>
+      </w:pPr>
+      <w:r>
+        <w:rPr>
+          <w:color w:val="auto"/>
+          <w:lang w:val="en-US"/>
+        </w:rPr>
+        <w:t>}</w:t>
+      </w:r>
+    </w:p>
+    <w:p>
+      <w:pPr>
+        <w:pStyle w:val="a7"/>
+        <w:rPr>
+          <w:color w:val="auto"/>
+          <w:lang w:val="en-US"/>
+        </w:rPr>
+      </w:pPr>
+      <w:r>
+        <w:rPr>
+          <w:color w:val="auto"/>
+          <w:lang w:val="en-US"/>
+        </w:rPr>
+        <w:t>double Round (double X,double Delta)</w:t>
+      </w:r>
+    </w:p>
+    <w:p>
+      <w:pPr>
+        <w:pStyle w:val="a7"/>
+        <w:rPr>
+          <w:color w:val="auto"/>
+        </w:rPr>
+      </w:pPr>
+      <w:r>
+        <w:rPr>
+          <w:color w:val="auto"/>
+        </w:rPr>
+        <w:t>{</w:t>
+      </w:r>
+    </w:p>
+    <w:p>
+      <w:pPr>
+        <w:pStyle w:val="a7"/>
+        <w:rPr>
+          <w:color w:val="auto"/>
+        </w:rPr>
+      </w:pPr>
+      <w:r>
+        <w:rPr>
+          <w:color w:val="auto"/>
+        </w:rPr>
+        <w:lastRenderedPageBreak/>
+        <w:t> if (Delta&lt;=1E-9) {puts("Неверное задание точности округления\n");exit(1);}</w:t>
+      </w:r>
+    </w:p>
+    <w:p>
+      <w:pPr>
+        <w:pStyle w:val="a7"/>
+        <w:rPr>
+          <w:color w:val="auto"/>
+          <w:lang w:val="en-US"/>
+        </w:rPr>
+      </w:pPr>
+      <w:r>
+        <w:rPr>
+          <w:color w:val="auto"/>
+        </w:rPr>
+        <w:t> </w:t>
+      </w:r>
+      <w:r>
+        <w:rPr>
+          <w:color w:val="auto"/>
+          <w:lang w:val="en-US"/>
+        </w:rPr>
+        <w:t>if (X&gt;0.0) return (Delta*(long((X/Delta)+0.5)));</w:t>
+      </w:r>
+    </w:p>
+    <w:p>
+      <w:pPr>
+        <w:pStyle w:val="a7"/>
+        <w:rPr>
+          <w:color w:val="auto"/>
+          <w:lang w:val="en-US"/>
+        </w:rPr>
+      </w:pPr>
+      <w:r>
+        <w:rPr>
+          <w:color w:val="auto"/>
+          <w:lang w:val="en-US"/>
+        </w:rPr>
+        <w:t>    else    return (Delta*(long((X/Delta)-0.5)));</w:t>
+      </w:r>
+    </w:p>
+    <w:p>
+      <w:pPr>
+        <w:pStyle w:val="a7"/>
+        <w:rPr>
+          <w:color w:val="auto"/>
+          <w:lang w:val="en-US"/>
+        </w:rPr>
+      </w:pPr>
+      <w:r>
+        <w:rPr>
+          <w:color w:val="auto"/>
+          <w:lang w:val="en-US"/>
+        </w:rPr>
+        <w:t>}</w:t>
+      </w:r>
+    </w:p>
+    <w:p>
+      <w:pPr>
+        <w:pStyle w:val="a7"/>
+        <w:rPr>
+          <w:color w:val="auto"/>
+          <w:lang w:val="en-US"/>
+        </w:rPr>
+      </w:pPr>
+      <w:r>
+        <w:rPr>
+          <w:color w:val="auto"/>
+          <w:lang w:val="en-US"/>
+        </w:rPr>
+        <w:t>double ITER(double X0,double Eps,int &amp;N)</w:t>
+      </w:r>
+    </w:p>
+    <w:p>
+      <w:pPr>
+        <w:pStyle w:val="a7"/>
+        <w:rPr>
+          <w:color w:val="auto"/>
+        </w:rPr>
+      </w:pPr>
+      <w:r>
+        <w:rPr>
+          <w:color w:val="auto"/>
+        </w:rPr>
+        <w:t>{</w:t>
+      </w:r>
+    </w:p>
+    <w:p>
+      <w:pPr>
+        <w:pStyle w:val="a7"/>
+        <w:rPr>
+          <w:color w:val="auto"/>
+        </w:rPr>
+      </w:pPr>
+      <w:r>
+        <w:rPr>
+          <w:color w:val="auto"/>
+        </w:rPr>
+        <w:t>  if (Eps&lt;=0.0) {puts("Неверное задание точности\n");exit (1);}</w:t>
+      </w:r>
+    </w:p>
+    <w:p>
+      <w:pPr>
+        <w:pStyle w:val="a7"/>
+        <w:rPr>
+          <w:color w:val="auto"/>
+          <w:lang w:val="en-US"/>
+        </w:rPr>
+      </w:pPr>
+      <w:r>
+        <w:rPr>
+          <w:color w:val="auto"/>
+        </w:rPr>
+        <w:t xml:space="preserve">  </w:t>
+      </w:r>
+      <w:r>
+        <w:rPr>
+          <w:color w:val="auto"/>
+          <w:lang w:val="en-US"/>
+        </w:rPr>
+        <w:t>double X1=F(X0);</w:t>
+      </w:r>
+    </w:p>
+    <w:p>
+      <w:pPr>
+        <w:pStyle w:val="a7"/>
+        <w:rPr>
+          <w:color w:val="auto"/>
+          <w:lang w:val="en-US"/>
+        </w:rPr>
+      </w:pPr>
+      <w:r>
+        <w:rPr>
+          <w:color w:val="auto"/>
+          <w:lang w:val="en-US"/>
+        </w:rPr>
+        <w:t>  double X2=F(X1);</w:t>
+      </w:r>
+    </w:p>
+    <w:p>
+      <w:pPr>
+        <w:pStyle w:val="a7"/>
+        <w:rPr>
+          <w:color w:val="auto"/>
+          <w:lang w:val="en-US"/>
+        </w:rPr>
+      </w:pPr>
+      <w:r>
+        <w:rPr>
+          <w:color w:val="auto"/>
+          <w:lang w:val="en-US"/>
+        </w:rPr>
+        <w:t>  N = 2;</w:t>
+      </w:r>
+    </w:p>
+    <w:p>
+      <w:pPr>
+        <w:pStyle w:val="a7"/>
+        <w:rPr>
+          <w:color w:val="auto"/>
+          <w:lang w:val="en-US"/>
+        </w:rPr>
+      </w:pPr>
+      <w:r>
+        <w:rPr>
+          <w:color w:val="auto"/>
+          <w:lang w:val="en-US"/>
+        </w:rPr>
+        <w:t>  while( (X1 - X2)*(X1 - X2) &gt; fabs((2*X1-X0-X2)*Eps) )</w:t>
+      </w:r>
+    </w:p>
+    <w:p>
+      <w:pPr>
+        <w:pStyle w:val="a7"/>
+        <w:rPr>
+          <w:color w:val="auto"/>
+          <w:lang w:val="en-US"/>
+        </w:rPr>
+      </w:pPr>
+      <w:r>
+        <w:rPr>
+          <w:color w:val="auto"/>
+          <w:lang w:val="en-US"/>
+        </w:rPr>
+        <w:t>  {</w:t>
+      </w:r>
+    </w:p>
+    <w:p>
+      <w:pPr>
+        <w:pStyle w:val="a7"/>
+        <w:rPr>
+          <w:color w:val="auto"/>
+          <w:lang w:val="en-US"/>
+        </w:rPr>
+      </w:pPr>
+      <w:r>
+        <w:rPr>
+          <w:color w:val="auto"/>
+          <w:lang w:val="en-US"/>
+        </w:rPr>
+        <w:t>    X0 = X1;</w:t>
+      </w:r>
+    </w:p>
+    <w:p>
+      <w:pPr>
+        <w:pStyle w:val="a7"/>
+        <w:rPr>
+          <w:color w:val="auto"/>
+          <w:lang w:val="en-US"/>
+        </w:rPr>
+      </w:pPr>
+      <w:r>
+        <w:rPr>
+          <w:color w:val="auto"/>
+          <w:lang w:val="en-US"/>
+        </w:rPr>
+        <w:t>    X1 = X2;</w:t>
+      </w:r>
+    </w:p>
+    <w:p>
+      <w:pPr>
+        <w:pStyle w:val="a7"/>
+        <w:rPr>
+          <w:color w:val="auto"/>
+          <w:lang w:val="en-US"/>
+        </w:rPr>
+      </w:pPr>
+      <w:r>
+        <w:rPr>
+          <w:color w:val="auto"/>
+          <w:lang w:val="en-US"/>
+        </w:rPr>
+        <w:t>    X2 = F(X1);</w:t>
+      </w:r>
+    </w:p>
+    <w:p>
+      <w:pPr>
+        <w:pStyle w:val="a7"/>
+        <w:rPr>
+          <w:color w:val="auto"/>
+          <w:lang w:val="en-US"/>
+        </w:rPr>
+      </w:pPr>
+      <w:r>
+        <w:rPr>
+          <w:color w:val="auto"/>
+          <w:lang w:val="en-US"/>
+        </w:rPr>
+        <w:t>        N++;</w:t>
+      </w:r>
+    </w:p>
+    <w:p>
+      <w:pPr>
+        <w:pStyle w:val="a7"/>
+        <w:rPr>
+          <w:color w:val="auto"/>
+          <w:lang w:val="en-US"/>
+        </w:rPr>
+      </w:pPr>
+      <w:r>
+        <w:rPr>
+          <w:color w:val="auto"/>
+          <w:lang w:val="en-US"/>
+        </w:rPr>
+        <w:t>  }</w:t>
+      </w:r>
+    </w:p>
+    <w:p>
+      <w:pPr>
+        <w:pStyle w:val="a7"/>
+        <w:rPr>
+          <w:color w:val="auto"/>
+          <w:lang w:val="en-US"/>
+        </w:rPr>
+      </w:pPr>
+      <w:r>
+        <w:rPr>
+          <w:color w:val="auto"/>
+          <w:lang w:val="en-US"/>
+        </w:rPr>
+        <w:t>   return(X2);</w:t>
+      </w:r>
+    </w:p>
+    <w:p>
+      <w:pPr>
+        <w:pStyle w:val="a7"/>
+        <w:rPr>
+          <w:color w:val="auto"/>
+          <w:lang w:val="en-US"/>
+        </w:rPr>
+      </w:pPr>
+      <w:r>
+        <w:rPr>
+          <w:color w:val="auto"/>
+          <w:lang w:val="en-US"/>
+        </w:rPr>
+        <w:t>}</w:t>
+      </w:r>
+    </w:p>
+    <w:p>
+      <w:pPr>
+        <w:pStyle w:val="a7"/>
+        <w:rPr>
+          <w:color w:val="auto"/>
+          <w:lang w:val="en-US"/>
+        </w:rPr>
+      </w:pPr>
+      <w:r>
+        <w:rPr>
+          <w:color w:val="auto"/>
+          <w:lang w:val="en-US"/>
+        </w:rPr>
+        <w:t>#ifdef __NEWTON</w:t>
+      </w:r>
+    </w:p>
+    <w:p>
+      <w:pPr>
+        <w:pStyle w:val="a7"/>
+        <w:rPr>
+          <w:color w:val="auto"/>
+          <w:lang w:val="en-US"/>
+        </w:rPr>
+      </w:pPr>
+      <w:r>
+        <w:rPr>
+          <w:color w:val="auto"/>
+          <w:lang w:val="en-US"/>
+        </w:rPr>
+        <w:t>double NEWTON (double X,double Eps,int &amp;N)</w:t>
+      </w:r>
+    </w:p>
+    <w:p>
+      <w:pPr>
+        <w:pStyle w:val="a7"/>
+        <w:rPr>
+          <w:color w:val="auto"/>
+          <w:lang w:val="en-US"/>
+        </w:rPr>
+      </w:pPr>
+      <w:r>
+        <w:rPr>
+          <w:color w:val="auto"/>
+          <w:lang w:val="en-US"/>
+        </w:rPr>
+        <w:t>{</w:t>
+      </w:r>
+    </w:p>
+    <w:p>
+      <w:pPr>
+        <w:pStyle w:val="a7"/>
+        <w:rPr>
+          <w:color w:val="auto"/>
+          <w:lang w:val="en-US"/>
+        </w:rPr>
+      </w:pPr>
+      <w:r>
+        <w:rPr>
+          <w:color w:val="auto"/>
+          <w:lang w:val="en-US"/>
+        </w:rPr>
+        <w:t>  extern double F1 (double);</w:t>
+      </w:r>
+    </w:p>
+    <w:p>
+      <w:pPr>
+        <w:pStyle w:val="a7"/>
+        <w:rPr>
+          <w:color w:val="auto"/>
+          <w:lang w:val="en-US"/>
+        </w:rPr>
+      </w:pPr>
+      <w:r>
+        <w:rPr>
+          <w:color w:val="auto"/>
+          <w:lang w:val="en-US"/>
+        </w:rPr>
+        <w:t>  double Y,Y1,DX;</w:t>
+      </w:r>
+    </w:p>
+    <w:p>
+      <w:pPr>
+        <w:pStyle w:val="a7"/>
+        <w:rPr>
+          <w:color w:val="auto"/>
+          <w:lang w:val="en-US"/>
+        </w:rPr>
+      </w:pPr>
+      <w:r>
+        <w:rPr>
+          <w:color w:val="auto"/>
+          <w:lang w:val="en-US"/>
+        </w:rPr>
+        <w:t>  N=0;</w:t>
+      </w:r>
+    </w:p>
+    <w:p>
+      <w:pPr>
+        <w:pStyle w:val="a7"/>
+        <w:rPr>
+          <w:color w:val="auto"/>
+          <w:lang w:val="en-US"/>
+        </w:rPr>
+      </w:pPr>
+      <w:r>
+        <w:rPr>
+          <w:color w:val="auto"/>
+          <w:lang w:val="en-US"/>
+        </w:rPr>
+        <w:t>  do</w:t>
+      </w:r>
+    </w:p>
+    <w:p>
+      <w:pPr>
+        <w:pStyle w:val="a7"/>
+        <w:rPr>
+          <w:color w:val="auto"/>
+          <w:lang w:val="en-US"/>
+        </w:rPr>
+      </w:pPr>
+      <w:r>
+        <w:rPr>
+          <w:color w:val="auto"/>
+          <w:lang w:val="en-US"/>
+        </w:rPr>
+        <w:t>  {</w:t>
+      </w:r>
+    </w:p>
+    <w:p>
+      <w:pPr>
+        <w:pStyle w:val="a7"/>
+        <w:rPr>
+          <w:color w:val="auto"/>
+          <w:lang w:val="en-US"/>
+        </w:rPr>
+      </w:pPr>
+      <w:r>
+        <w:rPr>
+          <w:color w:val="auto"/>
+          <w:lang w:val="en-US"/>
+        </w:rPr>
+        <w:t>    Y  = F(X);</w:t>
+      </w:r>
+    </w:p>
+    <w:p>
+      <w:pPr>
+        <w:pStyle w:val="a7"/>
+        <w:rPr>
+          <w:color w:val="auto"/>
+          <w:lang w:val="en-US"/>
+        </w:rPr>
+      </w:pPr>
+      <w:r>
+        <w:rPr>
+          <w:color w:val="auto"/>
+          <w:lang w:val="en-US"/>
+        </w:rPr>
+        <w:t>    if (Y==0.0) return (X);</w:t>
+      </w:r>
+    </w:p>
+    <w:p>
+      <w:pPr>
+        <w:pStyle w:val="a7"/>
+        <w:rPr>
+          <w:color w:val="auto"/>
+        </w:rPr>
+      </w:pPr>
+      <w:r>
+        <w:rPr>
+          <w:color w:val="auto"/>
+          <w:lang w:val="en-US"/>
+        </w:rPr>
+        <w:t xml:space="preserve">    </w:t>
+      </w:r>
+      <w:r>
+        <w:rPr>
+          <w:color w:val="auto"/>
+        </w:rPr>
+        <w:t>Y1 = F1(X);</w:t>
+      </w:r>
+    </w:p>
+    <w:p>
+      <w:pPr>
+        <w:pStyle w:val="a7"/>
+        <w:rPr>
+          <w:color w:val="auto"/>
+        </w:rPr>
+      </w:pPr>
+      <w:r>
+        <w:rPr>
+          <w:color w:val="auto"/>
+        </w:rPr>
+        <w:t>    if (Y1==0.0) {puts("Производная обратилась в ноль\n");exit(1);}</w:t>
+      </w:r>
+    </w:p>
+    <w:p>
+      <w:pPr>
+        <w:pStyle w:val="a7"/>
+        <w:rPr>
+          <w:color w:val="auto"/>
+          <w:lang w:val="en-US"/>
+        </w:rPr>
+      </w:pPr>
+      <w:r>
+        <w:rPr>
+          <w:color w:val="auto"/>
+        </w:rPr>
+        <w:t xml:space="preserve">    </w:t>
+      </w:r>
+      <w:r>
+        <w:rPr>
+          <w:color w:val="auto"/>
+          <w:lang w:val="en-US"/>
+        </w:rPr>
+        <w:t>DX=Y/Y1; X=X-DX; N++;</w:t>
+      </w:r>
+    </w:p>
+    <w:p>
+      <w:pPr>
+        <w:pStyle w:val="a7"/>
+        <w:rPr>
+          <w:color w:val="auto"/>
+          <w:lang w:val="en-US"/>
+        </w:rPr>
+      </w:pPr>
+      <w:r>
+        <w:rPr>
+          <w:color w:val="auto"/>
+          <w:lang w:val="en-US"/>
+        </w:rPr>
+        <w:t>  }</w:t>
+      </w:r>
+    </w:p>
+    <w:p>
+      <w:pPr>
+        <w:pStyle w:val="a7"/>
+        <w:rPr>
+          <w:color w:val="auto"/>
+          <w:lang w:val="en-US"/>
+        </w:rPr>
+      </w:pPr>
+      <w:r>
+        <w:rPr>
+          <w:color w:val="auto"/>
+          <w:lang w:val="en-US"/>
+        </w:rPr>
+        <w:t>  while (fabs(DX)&gt;Eps);</w:t>
+      </w:r>
+    </w:p>
+    <w:p>
+      <w:pPr>
+        <w:pStyle w:val="a7"/>
+        <w:rPr>
+          <w:color w:val="auto"/>
+          <w:lang w:val="en-US"/>
+        </w:rPr>
+      </w:pPr>
+      <w:r>
+        <w:rPr>
+          <w:color w:val="auto"/>
+          <w:lang w:val="en-US"/>
+        </w:rPr>
+        <w:t>  return (X);</w:t>
+      </w:r>
+    </w:p>
+    <w:p>
+      <w:pPr>
+        <w:pStyle w:val="a7"/>
+        <w:rPr>
+          <w:color w:val="auto"/>
+          <w:lang w:val="en-US"/>
+        </w:rPr>
+      </w:pPr>
+      <w:r>
+        <w:rPr>
+          <w:color w:val="auto"/>
+          <w:lang w:val="en-US"/>
+        </w:rPr>
+        <w:t>}</w:t>
+      </w:r>
+    </w:p>
+    <w:p>
+      <w:pPr>
+        <w:pStyle w:val="a7"/>
+        <w:rPr>
+          <w:color w:val="auto"/>
+          <w:lang w:val="en-US"/>
+        </w:rPr>
+      </w:pPr>
+      <w:r>
+        <w:rPr>
+          <w:color w:val="auto"/>
+          <w:lang w:val="en-US"/>
+        </w:rPr>
+        <w:t>#endif</w:t>
+      </w:r>
+    </w:p>
+    <w:p>
+      <w:pPr>
+        <w:pStyle w:val="a7"/>
+        <w:rPr>
+          <w:color w:val="auto"/>
+          <w:lang w:val="en-US"/>
+        </w:rPr>
+      </w:pPr>
+      <w:r>
+        <w:rPr>
+          <w:color w:val="auto"/>
+          <w:lang w:val="en-US"/>
+        </w:rPr>
+        <w:t>double HORDA(double Left,double Right,double Eps,int &amp;N)</w:t>
+      </w:r>
+    </w:p>
+    <w:p>
+      <w:pPr>
+        <w:pStyle w:val="a7"/>
+        <w:rPr>
+          <w:color w:val="auto"/>
+          <w:lang w:val="en-US"/>
+        </w:rPr>
+      </w:pPr>
+      <w:r>
+        <w:rPr>
+          <w:color w:val="auto"/>
+          <w:lang w:val="en-US"/>
+        </w:rPr>
+        <w:t>{</w:t>
+      </w:r>
+    </w:p>
+    <w:p>
+      <w:pPr>
+        <w:pStyle w:val="a7"/>
+        <w:rPr>
+          <w:color w:val="auto"/>
+          <w:lang w:val="en-US"/>
+        </w:rPr>
+      </w:pPr>
+      <w:r>
+        <w:rPr>
+          <w:color w:val="auto"/>
+          <w:lang w:val="en-US"/>
+        </w:rPr>
+        <w:t>  double FLeft = F(Left);</w:t>
+      </w:r>
+    </w:p>
+    <w:p>
+      <w:pPr>
+        <w:pStyle w:val="a7"/>
+        <w:rPr>
+          <w:color w:val="auto"/>
+          <w:lang w:val="en-US"/>
+        </w:rPr>
+      </w:pPr>
+      <w:r>
+        <w:rPr>
+          <w:color w:val="auto"/>
+          <w:lang w:val="en-US"/>
+        </w:rPr>
+        <w:t>  double FRight = F(Right);</w:t>
+      </w:r>
+    </w:p>
+    <w:p>
+      <w:pPr>
+        <w:pStyle w:val="a7"/>
+        <w:rPr>
+          <w:color w:val="auto"/>
+          <w:lang w:val="en-US"/>
+        </w:rPr>
+      </w:pPr>
+      <w:r>
+        <w:rPr>
+          <w:color w:val="auto"/>
+          <w:lang w:val="en-US"/>
+        </w:rPr>
+        <w:t>  double X,Y;</w:t>
+      </w:r>
+    </w:p>
+    <w:p>
+      <w:pPr>
+        <w:pStyle w:val="a7"/>
+        <w:rPr>
+          <w:color w:val="auto"/>
+          <w:lang w:val="en-US"/>
+        </w:rPr>
+      </w:pPr>
+      <w:r>
+        <w:rPr>
+          <w:color w:val="auto"/>
+          <w:lang w:val="en-US"/>
+        </w:rPr>
+        <w:t>  if (FLeft*FRight&gt;0.0) {puts("</w:t>
+      </w:r>
+      <w:r>
+        <w:rPr>
+          <w:color w:val="auto"/>
+        </w:rPr>
+        <w:t>Неверное</w:t>
+      </w:r>
+      <w:r>
+        <w:rPr>
+          <w:color w:val="auto"/>
+          <w:lang w:val="en-US"/>
+        </w:rPr>
+        <w:t xml:space="preserve"> </w:t>
+      </w:r>
+      <w:r>
+        <w:rPr>
+          <w:color w:val="auto"/>
+        </w:rPr>
+        <w:t>задание</w:t>
+      </w:r>
+      <w:r>
+        <w:rPr>
+          <w:color w:val="auto"/>
+          <w:lang w:val="en-US"/>
+        </w:rPr>
+        <w:t xml:space="preserve"> </w:t>
+      </w:r>
+      <w:r>
+        <w:rPr>
+          <w:color w:val="auto"/>
+        </w:rPr>
+        <w:t>интервала</w:t>
+      </w:r>
+      <w:r>
+        <w:rPr>
+          <w:color w:val="auto"/>
+          <w:lang w:val="en-US"/>
+        </w:rPr>
+        <w:t>\n");exit(1);}</w:t>
+      </w:r>
+    </w:p>
+    <w:p>
+      <w:pPr>
+        <w:pStyle w:val="a7"/>
+        <w:rPr>
+          <w:color w:val="auto"/>
+        </w:rPr>
+      </w:pPr>
+      <w:r>
+        <w:rPr>
+          <w:color w:val="auto"/>
+          <w:lang w:val="en-US"/>
+        </w:rPr>
+        <w:t xml:space="preserve">  </w:t>
+      </w:r>
+      <w:r>
+        <w:rPr>
+          <w:color w:val="auto"/>
+        </w:rPr>
+        <w:t>if (Eps&lt;=0.0) {puts("Неверное задание точности\n");exit(1);}</w:t>
+      </w:r>
+    </w:p>
+    <w:p>
+      <w:pPr>
+        <w:pStyle w:val="a7"/>
+        <w:rPr>
+          <w:color w:val="auto"/>
+          <w:lang w:val="en-US"/>
+        </w:rPr>
+      </w:pPr>
+      <w:r>
+        <w:rPr>
+          <w:color w:val="auto"/>
+        </w:rPr>
+        <w:t xml:space="preserve">  </w:t>
+      </w:r>
+      <w:r>
+        <w:rPr>
+          <w:color w:val="auto"/>
+          <w:lang w:val="en-US"/>
+        </w:rPr>
+        <w:t>N=0;</w:t>
+      </w:r>
+    </w:p>
+    <w:p>
+      <w:pPr>
+        <w:pStyle w:val="a7"/>
+        <w:rPr>
+          <w:color w:val="auto"/>
+          <w:lang w:val="en-US"/>
+        </w:rPr>
+      </w:pPr>
+      <w:r>
+        <w:rPr>
+          <w:color w:val="auto"/>
+          <w:lang w:val="en-US"/>
+        </w:rPr>
+        <w:t>  if (FLeft==0.0)  return Left;</w:t>
+      </w:r>
+    </w:p>
+    <w:p>
+      <w:pPr>
+        <w:pStyle w:val="a7"/>
+        <w:rPr>
+          <w:color w:val="auto"/>
+          <w:lang w:val="en-US"/>
+        </w:rPr>
+      </w:pPr>
+      <w:r>
+        <w:rPr>
+          <w:color w:val="auto"/>
+          <w:lang w:val="en-US"/>
+        </w:rPr>
+        <w:t>  if (FRight==0.0) return Right;</w:t>
+      </w:r>
+    </w:p>
+    <w:p>
+      <w:pPr>
+        <w:pStyle w:val="a7"/>
+        <w:rPr>
+          <w:color w:val="auto"/>
+          <w:lang w:val="en-US"/>
+        </w:rPr>
+      </w:pPr>
+      <w:r>
+        <w:rPr>
+          <w:color w:val="auto"/>
+          <w:lang w:val="en-US"/>
+        </w:rPr>
+        <w:t>  do</w:t>
+      </w:r>
+    </w:p>
+    <w:p>
+      <w:pPr>
+        <w:pStyle w:val="a7"/>
+        <w:rPr>
+          <w:color w:val="auto"/>
+          <w:lang w:val="en-US"/>
+        </w:rPr>
+      </w:pPr>
+      <w:r>
+        <w:rPr>
+          <w:color w:val="auto"/>
+          <w:lang w:val="en-US"/>
+        </w:rPr>
+        <w:t>  {</w:t>
+      </w:r>
+    </w:p>
+    <w:p>
+      <w:pPr>
+        <w:pStyle w:val="a7"/>
+        <w:rPr>
+          <w:color w:val="auto"/>
+          <w:lang w:val="en-US"/>
+        </w:rPr>
+      </w:pPr>
+      <w:r>
+        <w:rPr>
+          <w:color w:val="auto"/>
+          <w:lang w:val="en-US"/>
+        </w:rPr>
+        <w:t>    X = Left-(Right-Left)*FLeft/(FRight-FLeft);</w:t>
+      </w:r>
+    </w:p>
+    <w:p>
+      <w:pPr>
+        <w:pStyle w:val="a7"/>
+        <w:rPr>
+          <w:color w:val="auto"/>
+          <w:lang w:val="en-US"/>
+        </w:rPr>
+      </w:pPr>
+      <w:r>
+        <w:rPr>
+          <w:color w:val="auto"/>
+          <w:lang w:val="en-US"/>
+        </w:rPr>
+        <w:t>    Y = F(X);</w:t>
+      </w:r>
+    </w:p>
+    <w:p>
+      <w:pPr>
+        <w:pStyle w:val="a7"/>
+        <w:rPr>
+          <w:color w:val="auto"/>
+          <w:lang w:val="en-US"/>
+        </w:rPr>
+      </w:pPr>
+      <w:r>
+        <w:rPr>
+          <w:color w:val="auto"/>
+          <w:lang w:val="en-US"/>
+        </w:rPr>
+        <w:t>    if (Y == 0.0) return (X);</w:t>
+      </w:r>
+    </w:p>
+    <w:p>
+      <w:pPr>
+        <w:pStyle w:val="a7"/>
+        <w:rPr>
+          <w:color w:val="auto"/>
+          <w:lang w:val="en-US"/>
+        </w:rPr>
+      </w:pPr>
+      <w:r>
+        <w:rPr>
+          <w:color w:val="auto"/>
+          <w:lang w:val="en-US"/>
+        </w:rPr>
+        <w:t>        if (Y*FLeft &lt; 0.0)</w:t>
+      </w:r>
+    </w:p>
+    <w:p>
+      <w:pPr>
+        <w:pStyle w:val="a7"/>
+        <w:rPr>
+          <w:color w:val="auto"/>
+          <w:lang w:val="en-US"/>
+        </w:rPr>
+      </w:pPr>
+      <w:r>
+        <w:rPr>
+          <w:color w:val="auto"/>
+          <w:lang w:val="en-US"/>
+        </w:rPr>
+        <w:t>         { Right=X; FRight=Y; }</w:t>
+      </w:r>
+    </w:p>
+    <w:p>
+      <w:pPr>
+        <w:pStyle w:val="a7"/>
+        <w:rPr>
+          <w:color w:val="auto"/>
+          <w:lang w:val="en-US"/>
+        </w:rPr>
+      </w:pPr>
+      <w:r>
+        <w:rPr>
+          <w:color w:val="auto"/>
+          <w:lang w:val="en-US"/>
+        </w:rPr>
+        <w:t>        else</w:t>
+      </w:r>
+    </w:p>
+    <w:p>
+      <w:pPr>
+        <w:pStyle w:val="a7"/>
+        <w:rPr>
+          <w:color w:val="auto"/>
+          <w:lang w:val="en-US"/>
+        </w:rPr>
+      </w:pPr>
+      <w:r>
+        <w:rPr>
+          <w:color w:val="auto"/>
+          <w:lang w:val="en-US"/>
+        </w:rPr>
+        <w:lastRenderedPageBreak/>
+        <w:t>         { Left=X; FLeft=Y; }</w:t>
+      </w:r>
+    </w:p>
+    <w:p>
+      <w:pPr>
+        <w:pStyle w:val="a7"/>
+        <w:rPr>
+          <w:color w:val="auto"/>
+          <w:lang w:val="en-US"/>
+        </w:rPr>
+      </w:pPr>
+      <w:r>
+        <w:rPr>
+          <w:color w:val="auto"/>
+          <w:lang w:val="en-US"/>
+        </w:rPr>
+        <w:t>        N++;</w:t>
+      </w:r>
+    </w:p>
+    <w:p>
+      <w:pPr>
+        <w:pStyle w:val="a7"/>
+        <w:rPr>
+          <w:color w:val="auto"/>
+          <w:lang w:val="en-US"/>
+        </w:rPr>
+      </w:pPr>
+      <w:r>
+        <w:rPr>
+          <w:color w:val="auto"/>
+          <w:lang w:val="en-US"/>
+        </w:rPr>
+        <w:t>  }</w:t>
+      </w:r>
+    </w:p>
+    <w:p>
+      <w:pPr>
+        <w:pStyle w:val="a7"/>
+        <w:rPr>
+          <w:color w:val="auto"/>
+          <w:lang w:val="en-US"/>
+        </w:rPr>
+      </w:pPr>
+      <w:r>
+        <w:rPr>
+          <w:color w:val="auto"/>
+          <w:lang w:val="en-US"/>
+        </w:rPr>
+        <w:t>  while ( fabs(Y) &gt;= Eps );</w:t>
+      </w:r>
+    </w:p>
+    <w:p>
+      <w:pPr>
+        <w:pStyle w:val="a7"/>
+        <w:rPr>
+          <w:color w:val="auto"/>
+          <w:lang w:val="en-US"/>
+        </w:rPr>
+      </w:pPr>
+      <w:r>
+        <w:rPr>
+          <w:color w:val="auto"/>
+          <w:lang w:val="en-US"/>
+        </w:rPr>
+        <w:t xml:space="preserve">  </w:t>
+      </w:r>
+      <w:r>
+        <w:rPr>
+          <w:color w:val="auto"/>
+          <w:lang w:val="en-US"/>
+        </w:rPr>
+        <w:t>return(X);</w:t>
+      </w:r>
+    </w:p>
+    <w:p>
+      <w:pPr>
+        <w:pStyle w:val="a7"/>
+        <w:rPr>
+          <w:color w:val="auto"/>
+          <w:lang w:val="en-US"/>
+        </w:rPr>
+      </w:pPr>
+      <w:r>
+        <w:rPr>
+          <w:color w:val="auto"/>
+          <w:lang w:val="en-US"/>
+        </w:rPr>
+        <w:t>}</w:t>
+      </w:r>
+    </w:p>
+    <w:p>
+      <w:pPr>
+        <w:rPr>
+          <w:rFonts w:ascii="Courier New" w:eastAsia="Courier New" w:hAnsi="Courier New" w:cs="Courier New"/>
+          <w:lang w:val="en-US"/>
+        </w:rPr>
+      </w:pPr>
+    </w:p>
+    <w:p>
+      <w:pPr>
+        <w:rPr>
+          <w:szCs w:val="28"/>
+          <w:lang w:val="en-US"/>
+        </w:rPr>
+      </w:pPr>
+      <w:r>
+        <w:rPr>
+          <w:szCs w:val="28"/>
+        </w:rPr>
+        <w:t>Файл</w:t>
+      </w:r>
+      <w:r>
+        <w:rPr>
+          <w:szCs w:val="28"/>
+          <w:lang w:val="en-US"/>
+        </w:rPr>
+        <w:t xml:space="preserve"> methods.hpp</w:t>
+      </w:r>
+    </w:p>
+    <w:p>
+      <w:pPr>
+        <w:pStyle w:val="a7"/>
+        <w:rPr>
+          <w:color w:val="auto"/>
+          <w:lang w:val="en-US"/>
+        </w:rPr>
+      </w:pPr>
+      <w:r>
+        <w:rPr>
+          <w:color w:val="auto"/>
+          <w:lang w:val="en-US"/>
+        </w:rPr>
+        <w:t>/*******************************************************************/</w:t>
+      </w:r>
+    </w:p>
+    <w:p>
+      <w:pPr>
+        <w:pStyle w:val="a7"/>
+        <w:rPr>
+          <w:color w:val="auto"/>
+          <w:lang w:val="en-US"/>
+        </w:rPr>
+      </w:pPr>
+      <w:r>
+        <w:rPr>
+          <w:color w:val="auto"/>
+          <w:lang w:val="en-US"/>
+        </w:rPr>
+        <w:t>extern</w:t>
+      </w:r>
+      <w:r>
+        <w:rPr>
+          <w:color w:val="auto"/>
+          <w:lang w:val="en-US"/>
+        </w:rPr>
+        <w:t xml:space="preserve"> </w:t>
+      </w:r>
+      <w:r>
+        <w:rPr>
+          <w:color w:val="auto"/>
           <w:lang w:val="en-US"/>
         </w:rPr>
         <w:t>double</w:t>
       </w:r>
       <w:r>
         <w:rPr>
-          <w:lang w:val="en-US"/>
-        </w:rPr>
-        <w:t xml:space="preserve"> x = </w:t>
-      </w:r>
-      <w:proofErr w:type="gramStart"/>
-      <w:r>
-        <w:rPr>
-          <w:lang w:val="en-US"/>
-        </w:rPr>
-        <w:t>HORDA(</w:t>
-      </w:r>
-      <w:proofErr w:type="gramEnd"/>
-      <w:r>
-        <w:rPr>
-          <w:lang w:val="en-US"/>
-        </w:rPr>
-        <w:t>a, b, 1e-6, N);</w:t>
-      </w:r>
-    </w:p>
-    <w:p>
-      <w:pPr>
-        <w:pStyle w:val="a7"/>
-        <w:rPr>
-          <w:lang w:val="en-US"/>
-        </w:rPr>
-      </w:pPr>
-      <w:r>
-        <w:rPr>
-          <w:lang w:val="en-US"/>
-        </w:rPr>
-        <w:t xml:space="preserve">        </w:t>
-      </w:r>
-      <w:proofErr w:type="spellStart"/>
-      <w:r>
-        <w:rPr>
-          <w:lang w:val="en-US"/>
-        </w:rPr>
-        <w:t>cout</w:t>
-      </w:r>
-      <w:proofErr w:type="spellEnd"/>
-      <w:r>
-        <w:rPr>
-          <w:lang w:val="en-US"/>
-        </w:rPr>
-        <w:t xml:space="preserve"> &lt;&lt; </w:t>
-      </w:r>
-      <w:proofErr w:type="spellStart"/>
-      <w:proofErr w:type="gramStart"/>
-      <w:r>
-        <w:rPr>
-          <w:lang w:val="en-US"/>
-        </w:rPr>
-        <w:t>setw</w:t>
-      </w:r>
-      <w:proofErr w:type="spellEnd"/>
-      <w:r>
-        <w:rPr>
+          <w:color w:val="auto"/>
+          <w:lang w:val="en-US"/>
+        </w:rPr>
+        <w:t xml:space="preserve"> </w:t>
+      </w:r>
+      <w:r>
+        <w:rPr>
+          <w:color w:val="auto"/>
+          <w:lang w:val="en-US"/>
+        </w:rPr>
+        <w:t>F</w:t>
+      </w:r>
+      <w:r>
+        <w:rPr>
+          <w:color w:val="auto"/>
           <w:lang w:val="en-US"/>
         </w:rPr>
         <w:t>(</w:t>
       </w:r>
-      <w:proofErr w:type="gramEnd"/>
-      <w:r>
-        <w:rPr>
-          <w:lang w:val="en-US"/>
-        </w:rPr>
-        <w:t xml:space="preserve">10) &lt;&lt; </w:t>
-      </w:r>
-      <w:proofErr w:type="spellStart"/>
-      <w:r>
-        <w:rPr>
-          <w:lang w:val="en-US"/>
-        </w:rPr>
-        <w:t>setprecision</w:t>
-      </w:r>
-      <w:proofErr w:type="spellEnd"/>
-      <w:r>
-        <w:rPr>
-          <w:lang w:val="en-US"/>
-        </w:rPr>
-        <w:t xml:space="preserve">(6) &lt;&lt; d &lt;&lt; </w:t>
-      </w:r>
-      <w:proofErr w:type="spellStart"/>
-      <w:r>
-        <w:rPr>
-          <w:lang w:val="en-US"/>
-        </w:rPr>
-        <w:t>setw</w:t>
-      </w:r>
-      <w:proofErr w:type="spellEnd"/>
-      <w:r>
-        <w:rPr>
-          <w:lang w:val="en-US"/>
-        </w:rPr>
-        <w:t xml:space="preserve">(18) &lt;&lt; </w:t>
-      </w:r>
-      <w:proofErr w:type="spellStart"/>
-      <w:r>
-        <w:rPr>
-          <w:lang w:val="en-US"/>
-        </w:rPr>
-        <w:t>setprecision</w:t>
-      </w:r>
-      <w:proofErr w:type="spellEnd"/>
-      <w:r>
-        <w:rPr>
-          <w:lang w:val="en-US"/>
-        </w:rPr>
-        <w:t xml:space="preserve">(9) &lt;&lt; x &lt;&lt; </w:t>
-      </w:r>
-      <w:proofErr w:type="spellStart"/>
-      <w:r>
-        <w:rPr>
-          <w:lang w:val="en-US"/>
-        </w:rPr>
-        <w:t>setw</w:t>
-      </w:r>
-      <w:proofErr w:type="spellEnd"/>
-      <w:r>
-        <w:rPr>
-          <w:lang w:val="en-US"/>
-        </w:rPr>
-        <w:t xml:space="preserve">(10) &lt;&lt; N &lt;&lt; </w:t>
-      </w:r>
-      <w:proofErr w:type="spellStart"/>
-      <w:r>
-        <w:rPr>
-          <w:lang w:val="en-US"/>
-        </w:rPr>
-        <w:t>setw</w:t>
-      </w:r>
-      <w:proofErr w:type="spellEnd"/>
-      <w:r>
-        <w:rPr>
-          <w:lang w:val="en-US"/>
-        </w:rPr>
-        <w:t xml:space="preserve">(18) &lt;&lt; </w:t>
-      </w:r>
-      <w:proofErr w:type="spellStart"/>
-      <w:r>
-        <w:rPr>
-          <w:lang w:val="en-US"/>
-        </w:rPr>
-        <w:t>setprecision</w:t>
-      </w:r>
-      <w:proofErr w:type="spellEnd"/>
-      <w:r>
-        <w:rPr>
-          <w:lang w:val="en-US"/>
-        </w:rPr>
-        <w:t xml:space="preserve">(9) &lt;&lt; abs(x - </w:t>
-      </w:r>
-      <w:proofErr w:type="spellStart"/>
-      <w:r>
-        <w:rPr>
-          <w:lang w:val="en-US"/>
-        </w:rPr>
-        <w:t>exactX</w:t>
-      </w:r>
-      <w:proofErr w:type="spellEnd"/>
-      <w:r>
-        <w:rPr>
-          <w:lang w:val="en-US"/>
-        </w:rPr>
-        <w:t xml:space="preserve">) &lt;&lt; </w:t>
-      </w:r>
-      <w:proofErr w:type="spellStart"/>
-      <w:r>
-        <w:rPr>
-          <w:lang w:val="en-US"/>
-        </w:rPr>
-        <w:t>endl</w:t>
-      </w:r>
-      <w:proofErr w:type="spellEnd"/>
-      <w:r>
-        <w:rPr>
-          <w:lang w:val="en-US"/>
-        </w:rPr>
-        <w:t>;</w:t>
-      </w:r>
-    </w:p>
-    <w:p>
-      <w:pPr>
-        <w:pStyle w:val="a7"/>
-      </w:pPr>
-      <w:r>
-        <w:rPr>
-          <w:lang w:val="en-US"/>
-        </w:rPr>
-        <w:t xml:space="preserve">    </w:t>
-      </w:r>
-      <w:r>
-        <w:t>}</w:t>
-      </w:r>
-    </w:p>
-    <w:p>
-      <w:pPr>
-        <w:pStyle w:val="a7"/>
-      </w:pPr>
-    </w:p>
-    <w:p>
-      <w:pPr>
-        <w:pStyle w:val="a7"/>
-      </w:pPr>
-      <w:r>
-        <w:t xml:space="preserve">    </w:t>
-      </w:r>
-      <w:proofErr w:type="spellStart"/>
-      <w:r>
-        <w:t>return</w:t>
-      </w:r>
-      <w:proofErr w:type="spellEnd"/>
-      <w:r>
-        <w:t xml:space="preserve"> 0;</w:t>
-      </w:r>
-    </w:p>
-    <w:p>
-      <w:pPr>
-        <w:pStyle w:val="a7"/>
-      </w:pPr>
-      <w:r>
-        <w:t>}</w:t>
-      </w:r>
-    </w:p>
-    <w:p>
-      <w:pPr>
-        <w:pStyle w:val="a7"/>
-      </w:pPr>
-    </w:p>
-    <w:p>
-      <w:pPr>
-        <w:pStyle w:val="a7"/>
-      </w:pPr>
-      <w:r>
-        <w:rPr>
-          <w:i/>
-          <w:iCs/>
-        </w:rPr>
-        <w:t xml:space="preserve">// Подключаем методы в конце (чтобы они видели нашу F и </w:t>
-      </w:r>
-      <w:proofErr w:type="spellStart"/>
-      <w:r>
-        <w:rPr>
-          <w:i/>
-          <w:iCs/>
-        </w:rPr>
-        <w:t>Round</w:t>
-      </w:r>
-      <w:proofErr w:type="spellEnd"/>
-      <w:r>
-        <w:rPr>
-          <w:i/>
-          <w:iCs/>
-        </w:rPr>
-        <w:t>)</w:t>
-      </w:r>
-    </w:p>
-    <w:p>
-      <w:pPr>
-        <w:pStyle w:val="a7"/>
-        <w:rPr>
-          <w:lang w:val="en-US"/>
-        </w:rPr>
-      </w:pPr>
-      <w:r>
-        <w:rPr>
-          <w:lang w:val="en-US"/>
-        </w:rPr>
-        <w:t>#include "methods.cpp"</w:t>
-      </w:r>
-    </w:p>
-    <w:p>
-      <w:pPr>
-        <w:rPr>
-          <w:szCs w:val="28"/>
-          <w:lang w:val="en-US"/>
-        </w:rPr>
-      </w:pPr>
-      <w:r>
-        <w:rPr>
-          <w:szCs w:val="28"/>
-        </w:rPr>
-        <w:t>Файл</w:t>
-      </w:r>
-      <w:r>
-        <w:rPr>
-          <w:szCs w:val="28"/>
-          <w:lang w:val="en-US"/>
-        </w:rPr>
-        <w:t xml:space="preserve"> methods.cpp</w:t>
-      </w:r>
-    </w:p>
-    <w:p>
-      <w:pPr>
-        <w:pStyle w:val="a7"/>
-        <w:rPr>
-          <w:color w:val="auto"/>
-          <w:lang w:val="en-US"/>
-        </w:rPr>
-      </w:pPr>
-      <w:r>
-        <w:rPr>
-          <w:color w:val="auto"/>
-          <w:lang w:val="en-US"/>
-        </w:rPr>
-        <w:t>/*********************************************/</w:t>
-      </w:r>
-    </w:p>
-    <w:p>
-      <w:pPr>
-        <w:pStyle w:val="a7"/>
-        <w:rPr>
-          <w:color w:val="auto"/>
-          <w:lang w:val="en-US"/>
-        </w:rPr>
-      </w:pPr>
-      <w:r>
-        <w:rPr>
-          <w:color w:val="auto"/>
-          <w:lang w:val="en-US"/>
-        </w:rPr>
-        <w:t>#include &lt;</w:t>
-      </w:r>
-      <w:proofErr w:type="spellStart"/>
-      <w:r>
-        <w:rPr>
-          <w:color w:val="auto"/>
-          <w:lang w:val="en-US"/>
-        </w:rPr>
-        <w:t>stdio.h</w:t>
-      </w:r>
-      <w:proofErr w:type="spellEnd"/>
-      <w:r>
-        <w:rPr>
-          <w:color w:val="auto"/>
-          <w:lang w:val="en-US"/>
-        </w:rPr>
-        <w:t>&gt;</w:t>
-      </w:r>
-    </w:p>
-    <w:p>
-      <w:pPr>
-        <w:pStyle w:val="a7"/>
-        <w:rPr>
-          <w:color w:val="auto"/>
-          <w:lang w:val="en-US"/>
-        </w:rPr>
-      </w:pPr>
-      <w:r>
-        <w:rPr>
-          <w:color w:val="auto"/>
-          <w:lang w:val="en-US"/>
-        </w:rPr>
-        <w:t>#include &lt;</w:t>
-      </w:r>
-      <w:proofErr w:type="spellStart"/>
-      <w:r>
-        <w:rPr>
-          <w:color w:val="auto"/>
-          <w:lang w:val="en-US"/>
-        </w:rPr>
-        <w:t>math.h</w:t>
-      </w:r>
-      <w:proofErr w:type="spellEnd"/>
-      <w:r>
-        <w:rPr>
-          <w:color w:val="auto"/>
-          <w:lang w:val="en-US"/>
-        </w:rPr>
-        <w:t>&gt;</w:t>
-      </w:r>
-    </w:p>
-    <w:p>
-      <w:pPr>
-        <w:pStyle w:val="a7"/>
-        <w:rPr>
-          <w:color w:val="auto"/>
-          <w:lang w:val="en-US"/>
-        </w:rPr>
-      </w:pPr>
-      <w:r>
-        <w:rPr>
-          <w:color w:val="auto"/>
-          <w:lang w:val="en-US"/>
-        </w:rPr>
-        <w:t>#include &lt;</w:t>
-      </w:r>
-      <w:proofErr w:type="spellStart"/>
-      <w:r>
-        <w:rPr>
-          <w:color w:val="auto"/>
-          <w:lang w:val="en-US"/>
-        </w:rPr>
-        <w:t>stdlib.h</w:t>
-      </w:r>
-      <w:proofErr w:type="spellEnd"/>
-      <w:r>
-        <w:rPr>
-          <w:color w:val="auto"/>
-          <w:lang w:val="en-US"/>
-        </w:rPr>
-        <w:t>&gt;</w:t>
-      </w:r>
-    </w:p>
-    <w:p>
-      <w:pPr>
-        <w:pStyle w:val="a7"/>
-        <w:rPr>
-          <w:color w:val="auto"/>
-          <w:lang w:val="en-US"/>
-        </w:rPr>
-      </w:pPr>
-      <w:r>
-        <w:rPr>
-          <w:color w:val="auto"/>
-          <w:lang w:val="en-US"/>
-        </w:rPr>
-        <w:t>extern double F(double);</w:t>
-      </w:r>
-    </w:p>
-    <w:p>
-      <w:pPr>
-        <w:pStyle w:val="a7"/>
-        <w:rPr>
-          <w:color w:val="auto"/>
-          <w:lang w:val="en-US"/>
-        </w:rPr>
-      </w:pPr>
-      <w:r>
-        <w:rPr>
-          <w:color w:val="auto"/>
-          <w:lang w:val="en-US"/>
-        </w:rPr>
-        <w:t xml:space="preserve">double </w:t>
-      </w:r>
-      <w:proofErr w:type="gramStart"/>
-      <w:r>
-        <w:rPr>
-          <w:color w:val="auto"/>
-          <w:lang w:val="en-US"/>
-        </w:rPr>
-        <w:t>BISECT(</w:t>
-      </w:r>
-      <w:proofErr w:type="gramEnd"/>
-      <w:r>
-        <w:rPr>
-          <w:color w:val="auto"/>
-          <w:lang w:val="en-US"/>
-        </w:rPr>
-        <w:t xml:space="preserve">double </w:t>
-      </w:r>
-      <w:proofErr w:type="spellStart"/>
-      <w:r>
-        <w:rPr>
-          <w:color w:val="auto"/>
-          <w:lang w:val="en-US"/>
-        </w:rPr>
-        <w:t>Left,double</w:t>
-      </w:r>
-      <w:proofErr w:type="spellEnd"/>
+      <w:r>
+        <w:rPr>
+          <w:color w:val="auto"/>
+          <w:lang w:val="en-US"/>
+        </w:rPr>
+        <w:t>double</w:t>
+      </w:r>
+      <w:r>
+        <w:rPr>
+          <w:color w:val="auto"/>
+          <w:lang w:val="en-US"/>
+        </w:rPr>
+        <w:t>);</w:t>
+      </w:r>
+    </w:p>
+    <w:p>
+      <w:pPr>
+        <w:pStyle w:val="a7"/>
+        <w:rPr>
+          <w:color w:val="auto"/>
+        </w:rPr>
+      </w:pPr>
+      <w:r>
+        <w:rPr>
+          <w:color w:val="auto"/>
+        </w:rPr>
+        <w:t>/******************************************************************/</w:t>
+      </w:r>
+    </w:p>
+    <w:p>
+      <w:pPr>
+        <w:pStyle w:val="a7"/>
+        <w:rPr>
+          <w:color w:val="auto"/>
+        </w:rPr>
+      </w:pPr>
+      <w:r>
+        <w:rPr>
+          <w:color w:val="auto"/>
+        </w:rPr>
+        <w:t>/*           Функция F (X) , задаваемая пользователем             */</w:t>
+      </w:r>
+    </w:p>
+    <w:p>
+      <w:pPr>
+        <w:pStyle w:val="a7"/>
+        <w:rPr>
+          <w:color w:val="auto"/>
+          <w:lang w:val="en-US"/>
+        </w:rPr>
+      </w:pPr>
+      <w:r>
+        <w:rPr>
+          <w:color w:val="auto"/>
+          <w:lang w:val="en-US"/>
+        </w:rPr>
+        <w:t>/******************************************************************/</w:t>
+      </w:r>
+    </w:p>
+    <w:p>
+      <w:pPr>
+        <w:pStyle w:val="a7"/>
+        <w:rPr>
+          <w:color w:val="auto"/>
+          <w:lang w:val="en-US"/>
+        </w:rPr>
+      </w:pPr>
+    </w:p>
+    <w:p>
+      <w:pPr>
+        <w:pStyle w:val="a7"/>
+        <w:rPr>
+          <w:color w:val="auto"/>
+          <w:lang w:val="en-US"/>
+        </w:rPr>
+      </w:pPr>
+      <w:r>
+        <w:rPr>
+          <w:color w:val="auto"/>
+          <w:lang w:val="en-US"/>
+        </w:rPr>
+        <w:t>#ifdef __NEWTON</w:t>
+      </w:r>
+    </w:p>
+    <w:p>
+      <w:pPr>
+        <w:pStyle w:val="a7"/>
+        <w:rPr>
+          <w:color w:val="auto"/>
+          <w:lang w:val="en-US"/>
+        </w:rPr>
+      </w:pPr>
+      <w:r>
+        <w:rPr>
+          <w:color w:val="auto"/>
+          <w:lang w:val="en-US"/>
+        </w:rPr>
+        <w:t>extern double F1(double);</w:t>
+      </w:r>
+    </w:p>
+    <w:p>
+      <w:pPr>
+        <w:pStyle w:val="a7"/>
+        <w:rPr>
+          <w:color w:val="auto"/>
+        </w:rPr>
+      </w:pPr>
+      <w:r>
+        <w:rPr>
+          <w:color w:val="auto"/>
+        </w:rPr>
+        <w:t>/******************************************************************/</w:t>
+      </w:r>
+    </w:p>
+    <w:p>
+      <w:pPr>
+        <w:pStyle w:val="a7"/>
+        <w:rPr>
+          <w:color w:val="auto"/>
+        </w:rPr>
+      </w:pPr>
+      <w:r>
+        <w:rPr>
+          <w:color w:val="auto"/>
+        </w:rPr>
+        <w:t>/*     Производная функции F (X) , задаваемая пользователем       */</w:t>
+      </w:r>
+    </w:p>
+    <w:p>
+      <w:pPr>
+        <w:pStyle w:val="a7"/>
+        <w:rPr>
+          <w:color w:val="auto"/>
+          <w:lang w:val="en-US"/>
+        </w:rPr>
+      </w:pPr>
+      <w:r>
+        <w:rPr>
+          <w:color w:val="auto"/>
+          <w:lang w:val="en-US"/>
+        </w:rPr>
+        <w:t>/******************************************************************/</w:t>
+      </w:r>
+    </w:p>
+    <w:p>
+      <w:pPr>
+        <w:pStyle w:val="a7"/>
+        <w:rPr>
+          <w:color w:val="auto"/>
+          <w:lang w:val="en-US"/>
+        </w:rPr>
+      </w:pPr>
+      <w:r>
+        <w:rPr>
+          <w:color w:val="auto"/>
+          <w:lang w:val="en-US"/>
+        </w:rPr>
+        <w:t>#endif</w:t>
+      </w:r>
+    </w:p>
+    <w:p>
+      <w:pPr>
+        <w:pStyle w:val="a7"/>
+        <w:rPr>
+          <w:color w:val="auto"/>
+          <w:lang w:val="en-US"/>
+        </w:rPr>
+      </w:pPr>
+    </w:p>
+    <w:p>
+      <w:pPr>
+        <w:pStyle w:val="a7"/>
+        <w:rPr>
+          <w:color w:val="auto"/>
+          <w:lang w:val="en-US"/>
+        </w:rPr>
+      </w:pPr>
+      <w:r>
+        <w:rPr>
+          <w:color w:val="auto"/>
+          <w:lang w:val="en-US"/>
+        </w:rPr>
+        <w:t>double Round (double X,double Delta);</w:t>
+      </w:r>
+    </w:p>
+    <w:p>
+      <w:pPr>
+        <w:pStyle w:val="a7"/>
+        <w:rPr>
+          <w:color w:val="auto"/>
+        </w:rPr>
+      </w:pPr>
+      <w:r>
+        <w:rPr>
+          <w:color w:val="auto"/>
+        </w:rPr>
+        <w:t>/******************************************************************/</w:t>
+      </w:r>
+    </w:p>
+    <w:p>
+      <w:pPr>
+        <w:pStyle w:val="a7"/>
+        <w:rPr>
+          <w:color w:val="auto"/>
+        </w:rPr>
+      </w:pPr>
+      <w:r>
+        <w:rPr>
+          <w:color w:val="auto"/>
+        </w:rPr>
+        <w:t>/*   Функция Round (X,Delta) , предназначена для округления       */</w:t>
+      </w:r>
+    </w:p>
+    <w:p>
+      <w:pPr>
+        <w:pStyle w:val="a7"/>
+        <w:rPr>
+          <w:color w:val="auto"/>
+          <w:lang w:val="en-US"/>
+        </w:rPr>
+      </w:pPr>
+      <w:r>
+        <w:rPr>
+          <w:color w:val="auto"/>
+          <w:lang w:val="en-US"/>
+        </w:rPr>
+        <w:t xml:space="preserve">/*                   X </w:t>
+      </w:r>
+      <w:r>
+        <w:rPr>
+          <w:color w:val="auto"/>
+        </w:rPr>
+        <w:t>с</w:t>
+      </w:r>
       <w:r>
         <w:rPr>
           <w:color w:val="auto"/>
@@ -5652,15 +6802,166 @@
         </w:rPr>
         <w:t xml:space="preserve"> </w:t>
       </w:r>
-      <w:proofErr w:type="spellStart"/>
-      <w:r>
-        <w:rPr>
-          <w:color w:val="auto"/>
-          <w:lang w:val="en-US"/>
-        </w:rPr>
-        <w:t>Right,double</w:t>
-      </w:r>
-      <w:proofErr w:type="spellEnd"/>
+      <w:r>
+        <w:rPr>
+          <w:color w:val="auto"/>
+        </w:rPr>
+        <w:t>точностью</w:t>
+      </w:r>
+      <w:r>
+        <w:rPr>
+          <w:color w:val="auto"/>
+          <w:lang w:val="en-US"/>
+        </w:rPr>
+        <w:t xml:space="preserve"> Delta                          */</w:t>
+      </w:r>
+    </w:p>
+    <w:p>
+      <w:pPr>
+        <w:pStyle w:val="a7"/>
+        <w:rPr>
+          <w:color w:val="auto"/>
+          <w:lang w:val="en-US"/>
+        </w:rPr>
+      </w:pPr>
+      <w:r>
+        <w:rPr>
+          <w:color w:val="auto"/>
+          <w:lang w:val="en-US"/>
+        </w:rPr>
+        <w:t>/******************************************************************/</w:t>
+      </w:r>
+    </w:p>
+    <w:p>
+      <w:pPr>
+        <w:pStyle w:val="a7"/>
+        <w:rPr>
+          <w:color w:val="auto"/>
+          <w:lang w:val="en-US"/>
+        </w:rPr>
+      </w:pPr>
+    </w:p>
+    <w:p>
+      <w:pPr>
+        <w:pStyle w:val="a7"/>
+        <w:rPr>
+          <w:color w:val="auto"/>
+          <w:lang w:val="en-US"/>
+        </w:rPr>
+      </w:pPr>
+      <w:r>
+        <w:rPr>
+          <w:color w:val="auto"/>
+          <w:lang w:val="en-US"/>
+        </w:rPr>
+        <w:t>double BISECT(double Left,double Right,double Eps,int &amp;N);</w:t>
+      </w:r>
+    </w:p>
+    <w:p>
+      <w:pPr>
+        <w:pStyle w:val="a7"/>
+        <w:rPr>
+          <w:color w:val="auto"/>
+        </w:rPr>
+      </w:pPr>
+      <w:r>
+        <w:rPr>
+          <w:color w:val="auto"/>
+        </w:rPr>
+        <w:t>/******************************************************************/</w:t>
+      </w:r>
+    </w:p>
+    <w:p>
+      <w:pPr>
+        <w:pStyle w:val="a7"/>
+        <w:rPr>
+          <w:color w:val="auto"/>
+        </w:rPr>
+      </w:pPr>
+      <w:r>
+        <w:rPr>
+          <w:color w:val="auto"/>
+        </w:rPr>
+        <w:t>/*    Функция BISECT предназначена для решения уравнения F(X)=0   */</w:t>
+      </w:r>
+    </w:p>
+    <w:p>
+      <w:pPr>
+        <w:pStyle w:val="a7"/>
+        <w:rPr>
+          <w:color w:val="auto"/>
+        </w:rPr>
+      </w:pPr>
+      <w:r>
+        <w:rPr>
+          <w:color w:val="auto"/>
+        </w:rPr>
+        <w:t>/*    методом деления отрезка пополам. Использованы обозначения:  */</w:t>
+      </w:r>
+    </w:p>
+    <w:p>
+      <w:pPr>
+        <w:pStyle w:val="a7"/>
+        <w:rPr>
+          <w:color w:val="auto"/>
+        </w:rPr>
+      </w:pPr>
+      <w:r>
+        <w:rPr>
+          <w:color w:val="auto"/>
+        </w:rPr>
+        <w:t>/*      Left - левый конец промежутка                             */</w:t>
+      </w:r>
+    </w:p>
+    <w:p>
+      <w:pPr>
+        <w:pStyle w:val="a7"/>
+        <w:rPr>
+          <w:color w:val="auto"/>
+        </w:rPr>
+      </w:pPr>
+      <w:r>
+        <w:rPr>
+          <w:color w:val="auto"/>
+        </w:rPr>
+        <w:t>/*      Right - правый конец промежутка                           */</w:t>
+      </w:r>
+    </w:p>
+    <w:p>
+      <w:pPr>
+        <w:pStyle w:val="a7"/>
+        <w:rPr>
+          <w:color w:val="auto"/>
+        </w:rPr>
+      </w:pPr>
+      <w:r>
+        <w:rPr>
+          <w:color w:val="auto"/>
+        </w:rPr>
+        <w:t>/*      Eps - погрешность вычисления корня уравнения;             */</w:t>
+      </w:r>
+    </w:p>
+    <w:p>
+      <w:pPr>
+        <w:pStyle w:val="a7"/>
+        <w:rPr>
+          <w:color w:val="auto"/>
+          <w:lang w:val="en-US"/>
+        </w:rPr>
+      </w:pPr>
+      <w:r>
+        <w:rPr>
+          <w:color w:val="auto"/>
+          <w:lang w:val="en-US"/>
+        </w:rPr>
+        <w:t xml:space="preserve">/*      N - </w:t>
+      </w:r>
+      <w:r>
+        <w:rPr>
+          <w:color w:val="auto"/>
+        </w:rPr>
+        <w:t>число</w:t>
+      </w:r>
       <w:r>
         <w:rPr>
           <w:color w:val="auto"/>
@@ -5668,251 +6969,151 @@
         </w:rPr>
         <w:t xml:space="preserve"> </w:t>
       </w:r>
-      <w:proofErr w:type="spellStart"/>
-      <w:r>
-        <w:rPr>
-          <w:color w:val="auto"/>
-          <w:lang w:val="en-US"/>
-        </w:rPr>
-        <w:t>Eps,int</w:t>
-      </w:r>
-      <w:proofErr w:type="spellEnd"/>
-      <w:r>
-        <w:rPr>
-          <w:color w:val="auto"/>
-          <w:lang w:val="en-US"/>
-        </w:rPr>
-        <w:t xml:space="preserve"> &amp;N)</w:t>
-      </w:r>
-    </w:p>
-    <w:p>
-      <w:pPr>
-        <w:pStyle w:val="a7"/>
-        <w:rPr>
-          <w:color w:val="auto"/>
-          <w:lang w:val="en-US"/>
-        </w:rPr>
-      </w:pPr>
-      <w:r>
-        <w:rPr>
-          <w:color w:val="auto"/>
-          <w:lang w:val="en-US"/>
-        </w:rPr>
-        <w:t>{</w:t>
-      </w:r>
-    </w:p>
-    <w:p>
-      <w:pPr>
-        <w:pStyle w:val="a7"/>
-        <w:rPr>
-          <w:color w:val="auto"/>
-          <w:lang w:val="en-US"/>
-        </w:rPr>
-      </w:pPr>
-      <w:r>
-        <w:rPr>
-          <w:color w:val="auto"/>
-          <w:lang w:val="en-US"/>
-        </w:rPr>
-        <w:t xml:space="preserve">  double E = </w:t>
-      </w:r>
-      <w:proofErr w:type="gramStart"/>
-      <w:r>
-        <w:rPr>
-          <w:color w:val="auto"/>
-          <w:lang w:val="en-US"/>
-        </w:rPr>
-        <w:t>fabs(</w:t>
-      </w:r>
-      <w:proofErr w:type="gramEnd"/>
-      <w:r>
-        <w:rPr>
-          <w:color w:val="auto"/>
-          <w:lang w:val="en-US"/>
-        </w:rPr>
-        <w:t>Eps)*2.0;</w:t>
-      </w:r>
-    </w:p>
-    <w:p>
-      <w:pPr>
-        <w:pStyle w:val="a7"/>
-        <w:rPr>
-          <w:color w:val="auto"/>
-          <w:lang w:val="en-US"/>
-        </w:rPr>
-      </w:pPr>
-      <w:r>
-        <w:rPr>
-          <w:color w:val="auto"/>
-          <w:lang w:val="en-US"/>
-        </w:rPr>
-        <w:t xml:space="preserve">  double </w:t>
-      </w:r>
-      <w:proofErr w:type="spellStart"/>
-      <w:r>
-        <w:rPr>
-          <w:color w:val="auto"/>
-          <w:lang w:val="en-US"/>
-        </w:rPr>
-        <w:t>FLeft</w:t>
-      </w:r>
-      <w:proofErr w:type="spellEnd"/>
-      <w:r>
-        <w:rPr>
-          <w:color w:val="auto"/>
-          <w:lang w:val="en-US"/>
-        </w:rPr>
-        <w:t xml:space="preserve"> = F(Left);</w:t>
-      </w:r>
-    </w:p>
-    <w:p>
-      <w:pPr>
-        <w:pStyle w:val="a7"/>
-        <w:rPr>
-          <w:color w:val="auto"/>
-          <w:lang w:val="en-US"/>
-        </w:rPr>
-      </w:pPr>
-      <w:r>
-        <w:rPr>
-          <w:color w:val="auto"/>
-          <w:lang w:val="en-US"/>
-        </w:rPr>
-        <w:t xml:space="preserve">  double </w:t>
-      </w:r>
-      <w:proofErr w:type="spellStart"/>
-      <w:r>
-        <w:rPr>
-          <w:color w:val="auto"/>
-          <w:lang w:val="en-US"/>
-        </w:rPr>
-        <w:t>FRight</w:t>
-      </w:r>
-      <w:proofErr w:type="spellEnd"/>
-      <w:r>
-        <w:rPr>
-          <w:color w:val="auto"/>
-          <w:lang w:val="en-US"/>
-        </w:rPr>
-        <w:t xml:space="preserve"> = F(Right);</w:t>
-      </w:r>
-    </w:p>
-    <w:p>
-      <w:pPr>
-        <w:pStyle w:val="a7"/>
-        <w:rPr>
-          <w:color w:val="auto"/>
-          <w:lang w:val="en-US"/>
-        </w:rPr>
-      </w:pPr>
-      <w:r>
-        <w:rPr>
-          <w:color w:val="auto"/>
-          <w:lang w:val="en-US"/>
-        </w:rPr>
-        <w:t>  double X = (</w:t>
-      </w:r>
-      <w:proofErr w:type="spellStart"/>
-      <w:r>
-        <w:rPr>
-          <w:color w:val="auto"/>
-          <w:lang w:val="en-US"/>
-        </w:rPr>
-        <w:t>Left+Right</w:t>
-      </w:r>
-      <w:proofErr w:type="spellEnd"/>
-      <w:r>
-        <w:rPr>
-          <w:color w:val="auto"/>
-          <w:lang w:val="en-US"/>
-        </w:rPr>
-        <w:t>)/2.0;</w:t>
-      </w:r>
-    </w:p>
-    <w:p>
-      <w:pPr>
-        <w:pStyle w:val="a7"/>
-        <w:rPr>
-          <w:color w:val="auto"/>
-          <w:lang w:val="en-US"/>
-        </w:rPr>
-      </w:pPr>
-      <w:r>
-        <w:rPr>
-          <w:color w:val="auto"/>
-          <w:lang w:val="en-US"/>
-        </w:rPr>
-        <w:t>  double Y;</w:t>
-      </w:r>
-    </w:p>
-    <w:p>
-      <w:pPr>
-        <w:pStyle w:val="a7"/>
-        <w:rPr>
-          <w:color w:val="auto"/>
-          <w:lang w:val="en-US"/>
-        </w:rPr>
-      </w:pPr>
-      <w:r>
-        <w:rPr>
-          <w:color w:val="auto"/>
-          <w:lang w:val="en-US"/>
-        </w:rPr>
-        <w:t>  if (</w:t>
-      </w:r>
-      <w:proofErr w:type="spellStart"/>
-      <w:r>
-        <w:rPr>
-          <w:color w:val="auto"/>
-          <w:lang w:val="en-US"/>
-        </w:rPr>
-        <w:t>FLeft</w:t>
-      </w:r>
-      <w:proofErr w:type="spellEnd"/>
-      <w:r>
-        <w:rPr>
-          <w:color w:val="auto"/>
-          <w:lang w:val="en-US"/>
-        </w:rPr>
-        <w:t>*</w:t>
-      </w:r>
-      <w:proofErr w:type="spellStart"/>
-      <w:r>
-        <w:rPr>
-          <w:color w:val="auto"/>
-          <w:lang w:val="en-US"/>
-        </w:rPr>
-        <w:t>FRight</w:t>
-      </w:r>
-      <w:proofErr w:type="spellEnd"/>
-      <w:r>
-        <w:rPr>
-          <w:color w:val="auto"/>
-          <w:lang w:val="en-US"/>
-        </w:rPr>
-        <w:t>&gt;0.0) {</w:t>
-      </w:r>
-      <w:proofErr w:type="gramStart"/>
-      <w:r>
-        <w:rPr>
-          <w:color w:val="auto"/>
-          <w:lang w:val="en-US"/>
-        </w:rPr>
-        <w:t>puts(</w:t>
-      </w:r>
-      <w:proofErr w:type="gramEnd"/>
-      <w:r>
-        <w:rPr>
-          <w:color w:val="auto"/>
-          <w:lang w:val="en-US"/>
-        </w:rPr>
-        <w:t>"</w:t>
-      </w:r>
-      <w:r>
-        <w:rPr>
-          <w:color w:val="auto"/>
-        </w:rPr>
-        <w:t>Неверное</w:t>
+      <w:r>
+        <w:rPr>
+          <w:color w:val="auto"/>
+        </w:rPr>
+        <w:t>итераций</w:t>
+      </w:r>
+      <w:r>
+        <w:rPr>
+          <w:color w:val="auto"/>
+          <w:lang w:val="en-US"/>
+        </w:rPr>
+        <w:t xml:space="preserve">                                        */</w:t>
+      </w:r>
+    </w:p>
+    <w:p>
+      <w:pPr>
+        <w:pStyle w:val="a7"/>
+        <w:rPr>
+          <w:color w:val="auto"/>
+          <w:lang w:val="en-US"/>
+        </w:rPr>
+      </w:pPr>
+      <w:r>
+        <w:rPr>
+          <w:color w:val="auto"/>
+          <w:lang w:val="en-US"/>
+        </w:rPr>
+        <w:t>/******************************************************************/</w:t>
+      </w:r>
+    </w:p>
+    <w:p>
+      <w:pPr>
+        <w:pStyle w:val="a7"/>
+        <w:rPr>
+          <w:color w:val="auto"/>
+          <w:lang w:val="en-US"/>
+        </w:rPr>
+      </w:pPr>
+    </w:p>
+    <w:p>
+      <w:pPr>
+        <w:pStyle w:val="a7"/>
+        <w:rPr>
+          <w:color w:val="auto"/>
+          <w:lang w:val="en-US"/>
+        </w:rPr>
+      </w:pPr>
+      <w:r>
+        <w:rPr>
+          <w:color w:val="auto"/>
+          <w:lang w:val="en-US"/>
+        </w:rPr>
+        <w:t>double ITER(double X0,double Eps,int &amp;N);</w:t>
+      </w:r>
+    </w:p>
+    <w:p>
+      <w:pPr>
+        <w:pStyle w:val="a7"/>
+        <w:rPr>
+          <w:color w:val="auto"/>
+        </w:rPr>
+      </w:pPr>
+      <w:r>
+        <w:rPr>
+          <w:color w:val="auto"/>
+        </w:rPr>
+        <w:t>/******************************************************************/</w:t>
+      </w:r>
+    </w:p>
+    <w:p>
+      <w:pPr>
+        <w:pStyle w:val="a7"/>
+        <w:rPr>
+          <w:color w:val="auto"/>
+        </w:rPr>
+      </w:pPr>
+      <w:r>
+        <w:rPr>
+          <w:color w:val="auto"/>
+        </w:rPr>
+        <w:t>/*    Функция ITER предназначена для решения уравнения F(X)=X     */</w:t>
+      </w:r>
+    </w:p>
+    <w:p>
+      <w:pPr>
+        <w:pStyle w:val="a7"/>
+        <w:rPr>
+          <w:color w:val="auto"/>
+        </w:rPr>
+      </w:pPr>
+      <w:r>
+        <w:rPr>
+          <w:color w:val="auto"/>
+        </w:rPr>
+        <w:t>/*      методом простой итерации. Использованы обозначения:       */</w:t>
+      </w:r>
+    </w:p>
+    <w:p>
+      <w:pPr>
+        <w:pStyle w:val="a7"/>
+        <w:rPr>
+          <w:color w:val="auto"/>
+        </w:rPr>
+      </w:pPr>
+      <w:r>
+        <w:rPr>
+          <w:color w:val="auto"/>
+        </w:rPr>
+        <w:t>/*      X0 - начальное приближение корня                          */</w:t>
+      </w:r>
+    </w:p>
+    <w:p>
+      <w:pPr>
+        <w:pStyle w:val="a7"/>
+        <w:rPr>
+          <w:color w:val="auto"/>
+        </w:rPr>
+      </w:pPr>
+      <w:r>
+        <w:rPr>
+          <w:color w:val="auto"/>
+        </w:rPr>
+        <w:t>/*      Eps - погрешность вычисления корня уравнения;             */</w:t>
+      </w:r>
+    </w:p>
+    <w:p>
+      <w:pPr>
+        <w:pStyle w:val="a7"/>
+        <w:rPr>
+          <w:color w:val="auto"/>
+          <w:lang w:val="en-US"/>
+        </w:rPr>
+      </w:pPr>
+      <w:r>
+        <w:rPr>
+          <w:color w:val="auto"/>
+          <w:lang w:val="en-US"/>
+        </w:rPr>
+        <w:t xml:space="preserve">/*      N - </w:t>
+      </w:r>
+      <w:r>
+        <w:rPr>
+          <w:color w:val="auto"/>
+        </w:rPr>
+        <w:t>число</w:t>
       </w:r>
       <w:r>
         <w:rPr>
@@ -5925,2573 +7126,28 @@
         <w:rPr>
           <w:color w:val="auto"/>
         </w:rPr>
-        <w:t>задание</w:t>
-      </w:r>
-      <w:r>
-        <w:rPr>
-          <w:color w:val="auto"/>
-          <w:lang w:val="en-US"/>
-        </w:rPr>
-        <w:t xml:space="preserve"> </w:t>
-      </w:r>
-      <w:r>
-        <w:rPr>
-          <w:color w:val="auto"/>
-        </w:rPr>
-        <w:t>интервала</w:t>
-      </w:r>
-      <w:r>
-        <w:rPr>
-          <w:color w:val="auto"/>
-          <w:lang w:val="en-US"/>
-        </w:rPr>
-        <w:t>\n");exit(1);}</w:t>
-      </w:r>
-    </w:p>
-    <w:p>
-      <w:pPr>
-        <w:pStyle w:val="a7"/>
-        <w:rPr>
-          <w:color w:val="auto"/>
-        </w:rPr>
-      </w:pPr>
-      <w:r>
-        <w:rPr>
-          <w:color w:val="auto"/>
-          <w:lang w:val="en-US"/>
-        </w:rPr>
-        <w:t xml:space="preserve">  </w:t>
-      </w:r>
-      <w:proofErr w:type="spellStart"/>
-      <w:r>
-        <w:rPr>
-          <w:color w:val="auto"/>
-        </w:rPr>
-        <w:t>if</w:t>
-      </w:r>
-      <w:proofErr w:type="spellEnd"/>
-      <w:r>
-        <w:rPr>
-          <w:color w:val="auto"/>
-        </w:rPr>
-        <w:t xml:space="preserve"> (</w:t>
-      </w:r>
-      <w:proofErr w:type="spellStart"/>
-      <w:r>
-        <w:rPr>
-          <w:color w:val="auto"/>
-        </w:rPr>
-        <w:t>Eps</w:t>
-      </w:r>
-      <w:proofErr w:type="spellEnd"/>
-      <w:r>
-        <w:rPr>
-          <w:color w:val="auto"/>
-        </w:rPr>
-        <w:t>&lt;=0.0) {</w:t>
-      </w:r>
-      <w:proofErr w:type="spellStart"/>
-      <w:r>
-        <w:rPr>
-          <w:color w:val="auto"/>
-        </w:rPr>
-        <w:t>puts</w:t>
-      </w:r>
-      <w:proofErr w:type="spellEnd"/>
-      <w:r>
-        <w:rPr>
-          <w:color w:val="auto"/>
-        </w:rPr>
-        <w:t>("Неверное задание точности\n");</w:t>
-      </w:r>
-      <w:proofErr w:type="spellStart"/>
-      <w:r>
-        <w:rPr>
-          <w:color w:val="auto"/>
-        </w:rPr>
-        <w:t>exit</w:t>
-      </w:r>
-      <w:proofErr w:type="spellEnd"/>
-      <w:r>
-        <w:rPr>
-          <w:color w:val="auto"/>
-        </w:rPr>
-        <w:t>(1);}</w:t>
-      </w:r>
-    </w:p>
-    <w:p>
-      <w:pPr>
-        <w:pStyle w:val="a7"/>
-        <w:rPr>
-          <w:color w:val="auto"/>
-          <w:lang w:val="en-US"/>
-        </w:rPr>
-      </w:pPr>
-      <w:r>
-        <w:rPr>
-          <w:color w:val="auto"/>
-        </w:rPr>
-        <w:t xml:space="preserve">  </w:t>
-      </w:r>
-      <w:r>
-        <w:rPr>
-          <w:color w:val="auto"/>
-          <w:lang w:val="en-US"/>
-        </w:rPr>
-        <w:t>N=0;</w:t>
-      </w:r>
-    </w:p>
-    <w:p>
-      <w:pPr>
-        <w:pStyle w:val="a7"/>
-        <w:rPr>
-          <w:color w:val="auto"/>
-          <w:lang w:val="en-US"/>
-        </w:rPr>
-      </w:pPr>
-      <w:r>
-        <w:rPr>
-          <w:color w:val="auto"/>
-          <w:lang w:val="en-US"/>
-        </w:rPr>
-        <w:t>  if (</w:t>
-      </w:r>
-      <w:proofErr w:type="spellStart"/>
-      <w:r>
-        <w:rPr>
-          <w:color w:val="auto"/>
-          <w:lang w:val="en-US"/>
-        </w:rPr>
-        <w:t>FLeft</w:t>
-      </w:r>
-      <w:proofErr w:type="spellEnd"/>
-      <w:r>
-        <w:rPr>
-          <w:color w:val="auto"/>
-          <w:lang w:val="en-US"/>
-        </w:rPr>
-        <w:t>==0.0</w:t>
-      </w:r>
-      <w:proofErr w:type="gramStart"/>
-      <w:r>
-        <w:rPr>
-          <w:color w:val="auto"/>
-          <w:lang w:val="en-US"/>
-        </w:rPr>
-        <w:t>)  return</w:t>
-      </w:r>
-      <w:proofErr w:type="gramEnd"/>
-      <w:r>
-        <w:rPr>
-          <w:color w:val="auto"/>
-          <w:lang w:val="en-US"/>
-        </w:rPr>
-        <w:t xml:space="preserve"> Left;</w:t>
-      </w:r>
-    </w:p>
-    <w:p>
-      <w:pPr>
-        <w:pStyle w:val="a7"/>
-        <w:rPr>
-          <w:color w:val="auto"/>
-          <w:lang w:val="en-US"/>
-        </w:rPr>
-      </w:pPr>
-      <w:r>
-        <w:rPr>
-          <w:color w:val="auto"/>
-          <w:lang w:val="en-US"/>
-        </w:rPr>
-        <w:t>  if (</w:t>
-      </w:r>
-      <w:proofErr w:type="spellStart"/>
-      <w:r>
-        <w:rPr>
-          <w:color w:val="auto"/>
-          <w:lang w:val="en-US"/>
-        </w:rPr>
-        <w:t>FRight</w:t>
-      </w:r>
-      <w:proofErr w:type="spellEnd"/>
-      <w:r>
-        <w:rPr>
-          <w:color w:val="auto"/>
-          <w:lang w:val="en-US"/>
-        </w:rPr>
-        <w:t>==0.0) return Right;</w:t>
-      </w:r>
-    </w:p>
-    <w:p>
-      <w:pPr>
-        <w:pStyle w:val="a7"/>
-        <w:rPr>
-          <w:color w:val="auto"/>
-          <w:lang w:val="en-US"/>
-        </w:rPr>
-      </w:pPr>
-      <w:r>
-        <w:rPr>
-          <w:color w:val="auto"/>
-          <w:lang w:val="en-US"/>
-        </w:rPr>
-        <w:t>  while ((Right-Left)&gt;=E)</w:t>
-      </w:r>
-    </w:p>
-    <w:p>
-      <w:pPr>
-        <w:pStyle w:val="a7"/>
-        <w:rPr>
-          <w:color w:val="auto"/>
-        </w:rPr>
-      </w:pPr>
-      <w:r>
-        <w:rPr>
-          <w:color w:val="auto"/>
-          <w:lang w:val="en-US"/>
-        </w:rPr>
-        <w:t xml:space="preserve">  </w:t>
-      </w:r>
-      <w:r>
-        <w:rPr>
-          <w:color w:val="auto"/>
-        </w:rPr>
-        <w:t>{</w:t>
-      </w:r>
-    </w:p>
-    <w:p>
-      <w:pPr>
-        <w:pStyle w:val="a7"/>
-        <w:rPr>
-          <w:color w:val="auto"/>
-        </w:rPr>
-      </w:pPr>
-      <w:r>
-        <w:rPr>
-          <w:color w:val="auto"/>
-          <w:lang w:val="en-US"/>
-        </w:rPr>
-        <w:t> </w:t>
-      </w:r>
-      <w:r>
-        <w:rPr>
-          <w:color w:val="auto"/>
-        </w:rPr>
-        <w:t xml:space="preserve"> </w:t>
-      </w:r>
-      <w:r>
-        <w:rPr>
-          <w:color w:val="auto"/>
-          <w:lang w:val="en-US"/>
-        </w:rPr>
-        <w:t> </w:t>
-      </w:r>
-      <w:r>
-        <w:rPr>
-          <w:color w:val="auto"/>
-        </w:rPr>
-        <w:t xml:space="preserve"> </w:t>
-      </w:r>
-      <w:r>
-        <w:rPr>
-          <w:color w:val="auto"/>
-          <w:lang w:val="en-US"/>
-        </w:rPr>
-        <w:t>X</w:t>
-      </w:r>
-      <w:r>
-        <w:rPr>
-          <w:color w:val="auto"/>
-        </w:rPr>
-        <w:t xml:space="preserve"> = 0.5*(</w:t>
-      </w:r>
-      <w:r>
-        <w:rPr>
-          <w:color w:val="auto"/>
-          <w:lang w:val="en-US"/>
-        </w:rPr>
-        <w:t>Right</w:t>
-      </w:r>
-      <w:r>
-        <w:rPr>
-          <w:color w:val="auto"/>
-        </w:rPr>
-        <w:t xml:space="preserve"> + </w:t>
-      </w:r>
-      <w:r>
-        <w:rPr>
-          <w:color w:val="auto"/>
-          <w:lang w:val="en-US"/>
-        </w:rPr>
-        <w:t>Left</w:t>
-      </w:r>
-      <w:proofErr w:type="gramStart"/>
-      <w:r>
-        <w:rPr>
-          <w:color w:val="auto"/>
-        </w:rPr>
-        <w:t xml:space="preserve">); </w:t>
-      </w:r>
-      <w:r>
-        <w:rPr>
-          <w:color w:val="auto"/>
-          <w:lang w:val="en-US"/>
-        </w:rPr>
-        <w:t> </w:t>
-      </w:r>
-      <w:r>
-        <w:rPr>
-          <w:color w:val="auto"/>
-        </w:rPr>
-        <w:t xml:space="preserve"> </w:t>
-      </w:r>
-      <w:proofErr w:type="gramEnd"/>
-      <w:r>
-        <w:rPr>
-          <w:color w:val="auto"/>
-          <w:lang w:val="en-US"/>
-        </w:rPr>
-        <w:t> </w:t>
-      </w:r>
-      <w:r>
-        <w:rPr>
-          <w:color w:val="auto"/>
-        </w:rPr>
-        <w:t xml:space="preserve"> /* </w:t>
-      </w:r>
-      <w:r>
-        <w:rPr>
-          <w:color w:val="auto"/>
-        </w:rPr>
-        <w:t>вычисление</w:t>
-      </w:r>
-      <w:r>
-        <w:rPr>
-          <w:color w:val="auto"/>
-        </w:rPr>
-        <w:t xml:space="preserve"> </w:t>
-      </w:r>
-      <w:r>
-        <w:rPr>
-          <w:color w:val="auto"/>
-        </w:rPr>
-        <w:t>середины</w:t>
-      </w:r>
-      <w:r>
-        <w:rPr>
-          <w:color w:val="auto"/>
-        </w:rPr>
-        <w:t xml:space="preserve"> </w:t>
-      </w:r>
-      <w:r>
-        <w:rPr>
-          <w:color w:val="auto"/>
-        </w:rPr>
-        <w:t>отрезка</w:t>
-      </w:r>
-      <w:r>
-        <w:rPr>
-          <w:color w:val="auto"/>
-        </w:rPr>
-        <w:t xml:space="preserve"> </w:t>
-      </w:r>
-      <w:r>
-        <w:rPr>
-          <w:color w:val="auto"/>
-          <w:lang w:val="en-US"/>
-        </w:rPr>
-        <w:t> </w:t>
-      </w:r>
-      <w:r>
-        <w:rPr>
-          <w:color w:val="auto"/>
-        </w:rPr>
-        <w:t xml:space="preserve"> </w:t>
-      </w:r>
-      <w:r>
-        <w:rPr>
-          <w:color w:val="auto"/>
-          <w:lang w:val="en-US"/>
-        </w:rPr>
-        <w:t> </w:t>
-      </w:r>
-      <w:r>
-        <w:rPr>
-          <w:color w:val="auto"/>
-        </w:rPr>
-        <w:t xml:space="preserve"> </w:t>
-      </w:r>
-      <w:r>
-        <w:rPr>
-          <w:color w:val="auto"/>
-          <w:lang w:val="en-US"/>
-        </w:rPr>
-        <w:t> </w:t>
-      </w:r>
-      <w:r>
-        <w:rPr>
-          <w:color w:val="auto"/>
-        </w:rPr>
-        <w:t xml:space="preserve"> */</w:t>
-      </w:r>
-    </w:p>
-    <w:p>
-      <w:pPr>
-        <w:pStyle w:val="a7"/>
-        <w:rPr>
-          <w:color w:val="auto"/>
-          <w:lang w:val="en-US"/>
-        </w:rPr>
-      </w:pPr>
-      <w:r>
-        <w:rPr>
-          <w:color w:val="auto"/>
-          <w:lang w:val="en-US"/>
-        </w:rPr>
-        <w:t> </w:t>
-      </w:r>
-      <w:r>
-        <w:rPr>
-          <w:color w:val="auto"/>
-        </w:rPr>
-        <w:t xml:space="preserve"> </w:t>
-      </w:r>
-      <w:r>
-        <w:rPr>
-          <w:color w:val="auto"/>
-          <w:lang w:val="en-US"/>
-        </w:rPr>
-        <w:t> </w:t>
-      </w:r>
-      <w:r>
-        <w:rPr>
-          <w:color w:val="auto"/>
-        </w:rPr>
-        <w:t xml:space="preserve"> </w:t>
-      </w:r>
-      <w:r>
-        <w:rPr>
-          <w:color w:val="auto"/>
-          <w:lang w:val="en-US"/>
-        </w:rPr>
-        <w:t>Y = F(X);</w:t>
-      </w:r>
-    </w:p>
-    <w:p>
-      <w:pPr>
-        <w:pStyle w:val="a7"/>
-        <w:rPr>
-          <w:color w:val="auto"/>
-          <w:lang w:val="en-US"/>
-        </w:rPr>
-      </w:pPr>
-      <w:r>
-        <w:rPr>
-          <w:color w:val="auto"/>
-          <w:lang w:val="en-US"/>
-        </w:rPr>
-        <w:t>    if (Y == 0.0) return (X);</w:t>
-      </w:r>
-    </w:p>
-    <w:p>
-      <w:pPr>
-        <w:pStyle w:val="a7"/>
-        <w:rPr>
-          <w:color w:val="auto"/>
-          <w:lang w:val="en-US"/>
-        </w:rPr>
-      </w:pPr>
-      <w:r>
-        <w:rPr>
-          <w:color w:val="auto"/>
-          <w:lang w:val="en-US"/>
-        </w:rPr>
-        <w:t>        if (Y*</w:t>
-      </w:r>
-      <w:proofErr w:type="spellStart"/>
-      <w:r>
-        <w:rPr>
-          <w:color w:val="auto"/>
-          <w:lang w:val="en-US"/>
-        </w:rPr>
-        <w:t>FLeft</w:t>
-      </w:r>
-      <w:proofErr w:type="spellEnd"/>
-      <w:r>
-        <w:rPr>
-          <w:color w:val="auto"/>
-          <w:lang w:val="en-US"/>
-        </w:rPr>
-        <w:t xml:space="preserve"> &lt; 0.0)</w:t>
-      </w:r>
-    </w:p>
-    <w:p>
-      <w:pPr>
-        <w:pStyle w:val="a7"/>
-        <w:rPr>
-          <w:color w:val="auto"/>
-          <w:lang w:val="en-US"/>
-        </w:rPr>
-      </w:pPr>
-      <w:r>
-        <w:rPr>
-          <w:color w:val="auto"/>
-          <w:lang w:val="en-US"/>
-        </w:rPr>
-        <w:t>           Right=X;</w:t>
-      </w:r>
-    </w:p>
-    <w:p>
-      <w:pPr>
-        <w:pStyle w:val="a7"/>
-        <w:rPr>
-          <w:color w:val="auto"/>
-          <w:lang w:val="en-US"/>
-        </w:rPr>
-      </w:pPr>
-      <w:r>
-        <w:rPr>
-          <w:color w:val="auto"/>
-          <w:lang w:val="en-US"/>
-        </w:rPr>
-        <w:t>        else</w:t>
-      </w:r>
-    </w:p>
-    <w:p>
-      <w:pPr>
-        <w:pStyle w:val="a7"/>
-        <w:rPr>
-          <w:color w:val="auto"/>
-          <w:lang w:val="en-US"/>
-        </w:rPr>
-      </w:pPr>
-      <w:r>
-        <w:rPr>
-          <w:color w:val="auto"/>
-          <w:lang w:val="en-US"/>
-        </w:rPr>
-        <w:t>         </w:t>
-      </w:r>
-      <w:proofErr w:type="gramStart"/>
-      <w:r>
-        <w:rPr>
-          <w:color w:val="auto"/>
-          <w:lang w:val="en-US"/>
-        </w:rPr>
-        <w:t>{ Left</w:t>
-      </w:r>
-      <w:proofErr w:type="gramEnd"/>
-      <w:r>
-        <w:rPr>
-          <w:color w:val="auto"/>
-          <w:lang w:val="en-US"/>
-        </w:rPr>
-        <w:t xml:space="preserve">=X; </w:t>
-      </w:r>
-      <w:proofErr w:type="spellStart"/>
-      <w:r>
-        <w:rPr>
-          <w:color w:val="auto"/>
-          <w:lang w:val="en-US"/>
-        </w:rPr>
-        <w:t>FLeft</w:t>
-      </w:r>
-      <w:proofErr w:type="spellEnd"/>
-      <w:r>
-        <w:rPr>
-          <w:color w:val="auto"/>
-          <w:lang w:val="en-US"/>
-        </w:rPr>
-        <w:t>=Y; }</w:t>
-      </w:r>
-    </w:p>
-    <w:p>
-      <w:pPr>
-        <w:pStyle w:val="a7"/>
-        <w:rPr>
-          <w:color w:val="auto"/>
-          <w:lang w:val="en-US"/>
-        </w:rPr>
-      </w:pPr>
-      <w:r>
-        <w:rPr>
-          <w:color w:val="auto"/>
-          <w:lang w:val="en-US"/>
-        </w:rPr>
-        <w:t>        N++;</w:t>
-      </w:r>
-    </w:p>
-    <w:p>
-      <w:pPr>
-        <w:pStyle w:val="a7"/>
-        <w:rPr>
-          <w:color w:val="auto"/>
-          <w:lang w:val="en-US"/>
-        </w:rPr>
-      </w:pPr>
-      <w:r>
-        <w:rPr>
-          <w:color w:val="auto"/>
-          <w:lang w:val="en-US"/>
-        </w:rPr>
-        <w:t>  };</w:t>
-      </w:r>
-    </w:p>
-    <w:p>
-      <w:pPr>
-        <w:pStyle w:val="a7"/>
-        <w:rPr>
-          <w:color w:val="auto"/>
-          <w:lang w:val="en-US"/>
-        </w:rPr>
-      </w:pPr>
-      <w:r>
-        <w:rPr>
-          <w:color w:val="auto"/>
-          <w:lang w:val="en-US"/>
-        </w:rPr>
-        <w:t>  return(X);</w:t>
-      </w:r>
-    </w:p>
-    <w:p>
-      <w:pPr>
-        <w:pStyle w:val="a7"/>
-        <w:rPr>
-          <w:color w:val="auto"/>
-          <w:lang w:val="en-US"/>
-        </w:rPr>
-      </w:pPr>
-      <w:r>
-        <w:rPr>
-          <w:color w:val="auto"/>
-          <w:lang w:val="en-US"/>
-        </w:rPr>
-        <w:t>}</w:t>
-      </w:r>
-    </w:p>
-    <w:p>
-      <w:pPr>
-        <w:pStyle w:val="a7"/>
-        <w:rPr>
-          <w:color w:val="auto"/>
-          <w:lang w:val="en-US"/>
-        </w:rPr>
-      </w:pPr>
-      <w:r>
-        <w:rPr>
-          <w:color w:val="auto"/>
-          <w:lang w:val="en-US"/>
-        </w:rPr>
-        <w:t xml:space="preserve">double Round (double </w:t>
-      </w:r>
-      <w:proofErr w:type="spellStart"/>
-      <w:proofErr w:type="gramStart"/>
-      <w:r>
-        <w:rPr>
-          <w:color w:val="auto"/>
-          <w:lang w:val="en-US"/>
-        </w:rPr>
-        <w:t>X,double</w:t>
-      </w:r>
-      <w:proofErr w:type="spellEnd"/>
-      <w:proofErr w:type="gramEnd"/>
-      <w:r>
-        <w:rPr>
-          <w:color w:val="auto"/>
-          <w:lang w:val="en-US"/>
-        </w:rPr>
-        <w:t xml:space="preserve"> Delta)</w:t>
-      </w:r>
-    </w:p>
-    <w:p>
-      <w:pPr>
-        <w:pStyle w:val="a7"/>
-        <w:rPr>
-          <w:color w:val="auto"/>
-        </w:rPr>
-      </w:pPr>
-      <w:r>
-        <w:rPr>
-          <w:color w:val="auto"/>
-        </w:rPr>
-        <w:t>{</w:t>
-      </w:r>
-    </w:p>
-    <w:p>
-      <w:pPr>
-        <w:pStyle w:val="a7"/>
-        <w:rPr>
-          <w:color w:val="auto"/>
-        </w:rPr>
-      </w:pPr>
-      <w:r>
-        <w:rPr>
-          <w:color w:val="auto"/>
-        </w:rPr>
-        <w:lastRenderedPageBreak/>
-        <w:t> </w:t>
-      </w:r>
-      <w:proofErr w:type="spellStart"/>
-      <w:r>
-        <w:rPr>
-          <w:color w:val="auto"/>
-        </w:rPr>
-        <w:t>if</w:t>
-      </w:r>
-      <w:proofErr w:type="spellEnd"/>
-      <w:r>
-        <w:rPr>
-          <w:color w:val="auto"/>
-        </w:rPr>
-        <w:t xml:space="preserve"> (Delta&lt;=1E-9) {</w:t>
-      </w:r>
-      <w:proofErr w:type="spellStart"/>
-      <w:r>
-        <w:rPr>
-          <w:color w:val="auto"/>
-        </w:rPr>
-        <w:t>puts</w:t>
-      </w:r>
-      <w:proofErr w:type="spellEnd"/>
-      <w:r>
-        <w:rPr>
-          <w:color w:val="auto"/>
-        </w:rPr>
-        <w:t>("Неверное задание точности округления\n");</w:t>
-      </w:r>
-      <w:proofErr w:type="spellStart"/>
-      <w:r>
-        <w:rPr>
-          <w:color w:val="auto"/>
-        </w:rPr>
-        <w:t>exit</w:t>
-      </w:r>
-      <w:proofErr w:type="spellEnd"/>
-      <w:r>
-        <w:rPr>
-          <w:color w:val="auto"/>
-        </w:rPr>
-        <w:t>(1);}</w:t>
-      </w:r>
-    </w:p>
-    <w:p>
-      <w:pPr>
-        <w:pStyle w:val="a7"/>
-        <w:rPr>
-          <w:color w:val="auto"/>
-          <w:lang w:val="en-US"/>
-        </w:rPr>
-      </w:pPr>
-      <w:r>
-        <w:rPr>
-          <w:color w:val="auto"/>
-        </w:rPr>
-        <w:t> </w:t>
-      </w:r>
-      <w:r>
-        <w:rPr>
-          <w:color w:val="auto"/>
-          <w:lang w:val="en-US"/>
-        </w:rPr>
-        <w:t>if (X&gt;0.0) return (Delta*(long((X/</w:t>
-      </w:r>
-      <w:proofErr w:type="gramStart"/>
-      <w:r>
-        <w:rPr>
-          <w:color w:val="auto"/>
-          <w:lang w:val="en-US"/>
-        </w:rPr>
-        <w:t>Delta)+</w:t>
-      </w:r>
-      <w:proofErr w:type="gramEnd"/>
-      <w:r>
-        <w:rPr>
-          <w:color w:val="auto"/>
-          <w:lang w:val="en-US"/>
-        </w:rPr>
-        <w:t>0.5)));</w:t>
-      </w:r>
-    </w:p>
-    <w:p>
-      <w:pPr>
-        <w:pStyle w:val="a7"/>
-        <w:rPr>
-          <w:color w:val="auto"/>
-          <w:lang w:val="en-US"/>
-        </w:rPr>
-      </w:pPr>
-      <w:r>
-        <w:rPr>
-          <w:color w:val="auto"/>
-          <w:lang w:val="en-US"/>
-        </w:rPr>
-        <w:t>    else    return (Delta*(long((X/Delta)-0.5)));</w:t>
-      </w:r>
-    </w:p>
-    <w:p>
-      <w:pPr>
-        <w:pStyle w:val="a7"/>
-        <w:rPr>
-          <w:color w:val="auto"/>
-          <w:lang w:val="en-US"/>
-        </w:rPr>
-      </w:pPr>
-      <w:r>
-        <w:rPr>
-          <w:color w:val="auto"/>
-          <w:lang w:val="en-US"/>
-        </w:rPr>
-        <w:t>}</w:t>
-      </w:r>
-    </w:p>
-    <w:p>
-      <w:pPr>
-        <w:pStyle w:val="a7"/>
-        <w:rPr>
-          <w:color w:val="auto"/>
-          <w:lang w:val="en-US"/>
-        </w:rPr>
-      </w:pPr>
-      <w:r>
-        <w:rPr>
-          <w:color w:val="auto"/>
-          <w:lang w:val="en-US"/>
-        </w:rPr>
-        <w:t xml:space="preserve">double </w:t>
-      </w:r>
-      <w:proofErr w:type="gramStart"/>
-      <w:r>
-        <w:rPr>
-          <w:color w:val="auto"/>
-          <w:lang w:val="en-US"/>
-        </w:rPr>
-        <w:t>ITER(</w:t>
-      </w:r>
-      <w:proofErr w:type="gramEnd"/>
-      <w:r>
-        <w:rPr>
-          <w:color w:val="auto"/>
-          <w:lang w:val="en-US"/>
-        </w:rPr>
-        <w:t xml:space="preserve">double X0,double </w:t>
-      </w:r>
-      <w:proofErr w:type="spellStart"/>
-      <w:r>
-        <w:rPr>
-          <w:color w:val="auto"/>
-          <w:lang w:val="en-US"/>
-        </w:rPr>
-        <w:t>Eps,int</w:t>
-      </w:r>
-      <w:proofErr w:type="spellEnd"/>
-      <w:r>
-        <w:rPr>
-          <w:color w:val="auto"/>
-          <w:lang w:val="en-US"/>
-        </w:rPr>
-        <w:t xml:space="preserve"> &amp;N)</w:t>
-      </w:r>
-    </w:p>
-    <w:p>
-      <w:pPr>
-        <w:pStyle w:val="a7"/>
-        <w:rPr>
-          <w:color w:val="auto"/>
-        </w:rPr>
-      </w:pPr>
-      <w:r>
-        <w:rPr>
-          <w:color w:val="auto"/>
-        </w:rPr>
-        <w:t>{</w:t>
-      </w:r>
-    </w:p>
-    <w:p>
-      <w:pPr>
-        <w:pStyle w:val="a7"/>
-        <w:rPr>
-          <w:color w:val="auto"/>
-        </w:rPr>
-      </w:pPr>
-      <w:r>
-        <w:rPr>
-          <w:color w:val="auto"/>
-        </w:rPr>
-        <w:t xml:space="preserve">  </w:t>
-      </w:r>
-      <w:proofErr w:type="spellStart"/>
-      <w:r>
-        <w:rPr>
-          <w:color w:val="auto"/>
-        </w:rPr>
-        <w:t>if</w:t>
-      </w:r>
-      <w:proofErr w:type="spellEnd"/>
-      <w:r>
-        <w:rPr>
-          <w:color w:val="auto"/>
-        </w:rPr>
-        <w:t xml:space="preserve"> (</w:t>
-      </w:r>
-      <w:proofErr w:type="spellStart"/>
-      <w:r>
-        <w:rPr>
-          <w:color w:val="auto"/>
-        </w:rPr>
-        <w:t>Eps</w:t>
-      </w:r>
-      <w:proofErr w:type="spellEnd"/>
-      <w:r>
-        <w:rPr>
-          <w:color w:val="auto"/>
-        </w:rPr>
-        <w:t>&lt;=0.0) {</w:t>
-      </w:r>
-      <w:proofErr w:type="spellStart"/>
-      <w:r>
-        <w:rPr>
-          <w:color w:val="auto"/>
-        </w:rPr>
-        <w:t>puts</w:t>
-      </w:r>
-      <w:proofErr w:type="spellEnd"/>
-      <w:r>
-        <w:rPr>
-          <w:color w:val="auto"/>
-        </w:rPr>
-        <w:t>("Неверное задание точности\n");</w:t>
-      </w:r>
-      <w:proofErr w:type="spellStart"/>
-      <w:r>
-        <w:rPr>
-          <w:color w:val="auto"/>
-        </w:rPr>
-        <w:t>exit</w:t>
-      </w:r>
-      <w:proofErr w:type="spellEnd"/>
-      <w:r>
-        <w:rPr>
-          <w:color w:val="auto"/>
-        </w:rPr>
-        <w:t xml:space="preserve"> (1);}</w:t>
-      </w:r>
-    </w:p>
-    <w:p>
-      <w:pPr>
-        <w:pStyle w:val="a7"/>
-        <w:rPr>
-          <w:color w:val="auto"/>
-          <w:lang w:val="en-US"/>
-        </w:rPr>
-      </w:pPr>
-      <w:r>
-        <w:rPr>
-          <w:color w:val="auto"/>
-        </w:rPr>
-        <w:t xml:space="preserve">  </w:t>
-      </w:r>
-      <w:r>
-        <w:rPr>
-          <w:color w:val="auto"/>
-          <w:lang w:val="en-US"/>
-        </w:rPr>
-        <w:t>double X1=F(X0);</w:t>
-      </w:r>
-    </w:p>
-    <w:p>
-      <w:pPr>
-        <w:pStyle w:val="a7"/>
-        <w:rPr>
-          <w:color w:val="auto"/>
-          <w:lang w:val="en-US"/>
-        </w:rPr>
-      </w:pPr>
-      <w:r>
-        <w:rPr>
-          <w:color w:val="auto"/>
-          <w:lang w:val="en-US"/>
-        </w:rPr>
-        <w:t>  double X2=F(X1);</w:t>
-      </w:r>
-    </w:p>
-    <w:p>
-      <w:pPr>
-        <w:pStyle w:val="a7"/>
-        <w:rPr>
-          <w:color w:val="auto"/>
-          <w:lang w:val="en-US"/>
-        </w:rPr>
-      </w:pPr>
-      <w:r>
-        <w:rPr>
-          <w:color w:val="auto"/>
-          <w:lang w:val="en-US"/>
-        </w:rPr>
-        <w:t>  N = 2;</w:t>
-      </w:r>
-    </w:p>
-    <w:p>
-      <w:pPr>
-        <w:pStyle w:val="a7"/>
-        <w:rPr>
-          <w:color w:val="auto"/>
-          <w:lang w:val="en-US"/>
-        </w:rPr>
-      </w:pPr>
-      <w:r>
-        <w:rPr>
-          <w:color w:val="auto"/>
-          <w:lang w:val="en-US"/>
-        </w:rPr>
-        <w:t xml:space="preserve">  </w:t>
-      </w:r>
-      <w:proofErr w:type="gramStart"/>
-      <w:r>
-        <w:rPr>
-          <w:color w:val="auto"/>
-          <w:lang w:val="en-US"/>
-        </w:rPr>
-        <w:t>while( (</w:t>
-      </w:r>
-      <w:proofErr w:type="gramEnd"/>
-      <w:r>
-        <w:rPr>
-          <w:color w:val="auto"/>
-          <w:lang w:val="en-US"/>
-        </w:rPr>
-        <w:t>X1 - X2)*(X1 - X2) &gt; fabs((2*X1-X0-X2)*Eps) )</w:t>
-      </w:r>
-    </w:p>
-    <w:p>
-      <w:pPr>
-        <w:pStyle w:val="a7"/>
-        <w:rPr>
-          <w:color w:val="auto"/>
-          <w:lang w:val="en-US"/>
-        </w:rPr>
-      </w:pPr>
-      <w:r>
-        <w:rPr>
-          <w:color w:val="auto"/>
-          <w:lang w:val="en-US"/>
-        </w:rPr>
-        <w:t>  {</w:t>
-      </w:r>
-    </w:p>
-    <w:p>
-      <w:pPr>
-        <w:pStyle w:val="a7"/>
-        <w:rPr>
-          <w:color w:val="auto"/>
-          <w:lang w:val="en-US"/>
-        </w:rPr>
-      </w:pPr>
-      <w:r>
-        <w:rPr>
-          <w:color w:val="auto"/>
-          <w:lang w:val="en-US"/>
-        </w:rPr>
-        <w:t>    X0 = X1;</w:t>
-      </w:r>
-    </w:p>
-    <w:p>
-      <w:pPr>
-        <w:pStyle w:val="a7"/>
-        <w:rPr>
-          <w:color w:val="auto"/>
-          <w:lang w:val="en-US"/>
-        </w:rPr>
-      </w:pPr>
-      <w:r>
-        <w:rPr>
-          <w:color w:val="auto"/>
-          <w:lang w:val="en-US"/>
-        </w:rPr>
-        <w:t>    X1 = X2;</w:t>
-      </w:r>
-    </w:p>
-    <w:p>
-      <w:pPr>
-        <w:pStyle w:val="a7"/>
-        <w:rPr>
-          <w:color w:val="auto"/>
-          <w:lang w:val="en-US"/>
-        </w:rPr>
-      </w:pPr>
-      <w:r>
-        <w:rPr>
-          <w:color w:val="auto"/>
-          <w:lang w:val="en-US"/>
-        </w:rPr>
-        <w:t>    X2 = F(X1);</w:t>
-      </w:r>
-    </w:p>
-    <w:p>
-      <w:pPr>
-        <w:pStyle w:val="a7"/>
-        <w:rPr>
-          <w:color w:val="auto"/>
-          <w:lang w:val="en-US"/>
-        </w:rPr>
-      </w:pPr>
-      <w:r>
-        <w:rPr>
-          <w:color w:val="auto"/>
-          <w:lang w:val="en-US"/>
-        </w:rPr>
-        <w:t>        N++;</w:t>
-      </w:r>
-    </w:p>
-    <w:p>
-      <w:pPr>
-        <w:pStyle w:val="a7"/>
-        <w:rPr>
-          <w:color w:val="auto"/>
-          <w:lang w:val="en-US"/>
-        </w:rPr>
-      </w:pPr>
-      <w:r>
-        <w:rPr>
-          <w:color w:val="auto"/>
-          <w:lang w:val="en-US"/>
-        </w:rPr>
-        <w:t>  }</w:t>
-      </w:r>
-    </w:p>
-    <w:p>
-      <w:pPr>
-        <w:pStyle w:val="a7"/>
-        <w:rPr>
-          <w:color w:val="auto"/>
-          <w:lang w:val="en-US"/>
-        </w:rPr>
-      </w:pPr>
-      <w:r>
-        <w:rPr>
-          <w:color w:val="auto"/>
-          <w:lang w:val="en-US"/>
-        </w:rPr>
-        <w:t>   return(X2);</w:t>
-      </w:r>
-    </w:p>
-    <w:p>
-      <w:pPr>
-        <w:pStyle w:val="a7"/>
-        <w:rPr>
-          <w:color w:val="auto"/>
-          <w:lang w:val="en-US"/>
-        </w:rPr>
-      </w:pPr>
-      <w:r>
-        <w:rPr>
-          <w:color w:val="auto"/>
-          <w:lang w:val="en-US"/>
-        </w:rPr>
-        <w:t>}</w:t>
-      </w:r>
-    </w:p>
-    <w:p>
-      <w:pPr>
-        <w:pStyle w:val="a7"/>
-        <w:rPr>
-          <w:color w:val="auto"/>
-          <w:lang w:val="en-US"/>
-        </w:rPr>
-      </w:pPr>
-      <w:r>
-        <w:rPr>
-          <w:color w:val="auto"/>
-          <w:lang w:val="en-US"/>
-        </w:rPr>
-        <w:t>#</w:t>
-      </w:r>
-      <w:proofErr w:type="gramStart"/>
-      <w:r>
-        <w:rPr>
-          <w:color w:val="auto"/>
-          <w:lang w:val="en-US"/>
-        </w:rPr>
-        <w:t>ifdef</w:t>
-      </w:r>
-      <w:proofErr w:type="gramEnd"/>
-      <w:r>
-        <w:rPr>
-          <w:color w:val="auto"/>
-          <w:lang w:val="en-US"/>
-        </w:rPr>
-        <w:t xml:space="preserve"> __NEWTON</w:t>
-      </w:r>
-    </w:p>
-    <w:p>
-      <w:pPr>
-        <w:pStyle w:val="a7"/>
-        <w:rPr>
-          <w:color w:val="auto"/>
-          <w:lang w:val="en-US"/>
-        </w:rPr>
-      </w:pPr>
-      <w:r>
-        <w:rPr>
-          <w:color w:val="auto"/>
-          <w:lang w:val="en-US"/>
-        </w:rPr>
-        <w:t xml:space="preserve">double NEWTON (double </w:t>
-      </w:r>
-      <w:proofErr w:type="spellStart"/>
-      <w:proofErr w:type="gramStart"/>
-      <w:r>
-        <w:rPr>
-          <w:color w:val="auto"/>
-          <w:lang w:val="en-US"/>
-        </w:rPr>
-        <w:t>X,double</w:t>
-      </w:r>
-      <w:proofErr w:type="spellEnd"/>
-      <w:proofErr w:type="gramEnd"/>
-      <w:r>
-        <w:rPr>
-          <w:color w:val="auto"/>
-          <w:lang w:val="en-US"/>
-        </w:rPr>
-        <w:t xml:space="preserve"> </w:t>
-      </w:r>
-      <w:proofErr w:type="spellStart"/>
-      <w:r>
-        <w:rPr>
-          <w:color w:val="auto"/>
-          <w:lang w:val="en-US"/>
-        </w:rPr>
-        <w:t>Eps,int</w:t>
-      </w:r>
-      <w:proofErr w:type="spellEnd"/>
-      <w:r>
-        <w:rPr>
-          <w:color w:val="auto"/>
-          <w:lang w:val="en-US"/>
-        </w:rPr>
-        <w:t xml:space="preserve"> &amp;N)</w:t>
-      </w:r>
-    </w:p>
-    <w:p>
-      <w:pPr>
-        <w:pStyle w:val="a7"/>
-        <w:rPr>
-          <w:color w:val="auto"/>
-          <w:lang w:val="en-US"/>
-        </w:rPr>
-      </w:pPr>
-      <w:r>
-        <w:rPr>
-          <w:color w:val="auto"/>
-          <w:lang w:val="en-US"/>
-        </w:rPr>
-        <w:t>{</w:t>
-      </w:r>
-    </w:p>
-    <w:p>
-      <w:pPr>
-        <w:pStyle w:val="a7"/>
-        <w:rPr>
-          <w:color w:val="auto"/>
-          <w:lang w:val="en-US"/>
-        </w:rPr>
-      </w:pPr>
-      <w:r>
-        <w:rPr>
-          <w:color w:val="auto"/>
-          <w:lang w:val="en-US"/>
-        </w:rPr>
-        <w:t>  extern double F1 (double);</w:t>
-      </w:r>
-    </w:p>
-    <w:p>
-      <w:pPr>
-        <w:pStyle w:val="a7"/>
-        <w:rPr>
-          <w:color w:val="auto"/>
-          <w:lang w:val="en-US"/>
-        </w:rPr>
-      </w:pPr>
-      <w:r>
-        <w:rPr>
-          <w:color w:val="auto"/>
-          <w:lang w:val="en-US"/>
-        </w:rPr>
-        <w:t xml:space="preserve">  double </w:t>
-      </w:r>
-      <w:proofErr w:type="gramStart"/>
-      <w:r>
-        <w:rPr>
-          <w:color w:val="auto"/>
-          <w:lang w:val="en-US"/>
-        </w:rPr>
-        <w:t>Y,Y</w:t>
-      </w:r>
-      <w:proofErr w:type="gramEnd"/>
-      <w:r>
-        <w:rPr>
-          <w:color w:val="auto"/>
-          <w:lang w:val="en-US"/>
-        </w:rPr>
-        <w:t>1,DX;</w:t>
-      </w:r>
-    </w:p>
-    <w:p>
-      <w:pPr>
-        <w:pStyle w:val="a7"/>
-        <w:rPr>
-          <w:color w:val="auto"/>
-          <w:lang w:val="en-US"/>
-        </w:rPr>
-      </w:pPr>
-      <w:r>
-        <w:rPr>
-          <w:color w:val="auto"/>
-          <w:lang w:val="en-US"/>
-        </w:rPr>
-        <w:t>  N=0;</w:t>
-      </w:r>
-    </w:p>
-    <w:p>
-      <w:pPr>
-        <w:pStyle w:val="a7"/>
-        <w:rPr>
-          <w:color w:val="auto"/>
-          <w:lang w:val="en-US"/>
-        </w:rPr>
-      </w:pPr>
-      <w:r>
-        <w:rPr>
-          <w:color w:val="auto"/>
-          <w:lang w:val="en-US"/>
-        </w:rPr>
-        <w:t>  do</w:t>
-      </w:r>
-    </w:p>
-    <w:p>
-      <w:pPr>
-        <w:pStyle w:val="a7"/>
-        <w:rPr>
-          <w:color w:val="auto"/>
-          <w:lang w:val="en-US"/>
-        </w:rPr>
-      </w:pPr>
-      <w:r>
-        <w:rPr>
-          <w:color w:val="auto"/>
-          <w:lang w:val="en-US"/>
-        </w:rPr>
-        <w:t>  {</w:t>
-      </w:r>
-    </w:p>
-    <w:p>
-      <w:pPr>
-        <w:pStyle w:val="a7"/>
-        <w:rPr>
-          <w:color w:val="auto"/>
-          <w:lang w:val="en-US"/>
-        </w:rPr>
-      </w:pPr>
-      <w:r>
-        <w:rPr>
-          <w:color w:val="auto"/>
-          <w:lang w:val="en-US"/>
-        </w:rPr>
-        <w:t xml:space="preserve">    </w:t>
-      </w:r>
-      <w:proofErr w:type="gramStart"/>
-      <w:r>
-        <w:rPr>
-          <w:color w:val="auto"/>
-          <w:lang w:val="en-US"/>
-        </w:rPr>
-        <w:t>Y  =</w:t>
-      </w:r>
-      <w:proofErr w:type="gramEnd"/>
-      <w:r>
-        <w:rPr>
-          <w:color w:val="auto"/>
-          <w:lang w:val="en-US"/>
-        </w:rPr>
-        <w:t xml:space="preserve"> F(X);</w:t>
-      </w:r>
-    </w:p>
-    <w:p>
-      <w:pPr>
-        <w:pStyle w:val="a7"/>
-        <w:rPr>
-          <w:color w:val="auto"/>
-          <w:lang w:val="en-US"/>
-        </w:rPr>
-      </w:pPr>
-      <w:r>
-        <w:rPr>
-          <w:color w:val="auto"/>
-          <w:lang w:val="en-US"/>
-        </w:rPr>
-        <w:t>    if (Y==0.0) return (X);</w:t>
-      </w:r>
-    </w:p>
-    <w:p>
-      <w:pPr>
-        <w:pStyle w:val="a7"/>
-        <w:rPr>
-          <w:color w:val="auto"/>
-        </w:rPr>
-      </w:pPr>
-      <w:r>
-        <w:rPr>
-          <w:color w:val="auto"/>
-          <w:lang w:val="en-US"/>
-        </w:rPr>
-        <w:t xml:space="preserve">    </w:t>
-      </w:r>
-      <w:r>
-        <w:rPr>
-          <w:color w:val="auto"/>
-        </w:rPr>
-        <w:t>Y1 = F1(X);</w:t>
-      </w:r>
-    </w:p>
-    <w:p>
-      <w:pPr>
-        <w:pStyle w:val="a7"/>
-        <w:rPr>
-          <w:color w:val="auto"/>
-        </w:rPr>
-      </w:pPr>
-      <w:r>
-        <w:rPr>
-          <w:color w:val="auto"/>
-        </w:rPr>
-        <w:t xml:space="preserve">    </w:t>
-      </w:r>
-      <w:proofErr w:type="spellStart"/>
-      <w:r>
-        <w:rPr>
-          <w:color w:val="auto"/>
-        </w:rPr>
-        <w:t>if</w:t>
-      </w:r>
-      <w:proofErr w:type="spellEnd"/>
-      <w:r>
-        <w:rPr>
-          <w:color w:val="auto"/>
-        </w:rPr>
-        <w:t xml:space="preserve"> (Y1==0.0) {</w:t>
-      </w:r>
-      <w:proofErr w:type="spellStart"/>
-      <w:r>
-        <w:rPr>
-          <w:color w:val="auto"/>
-        </w:rPr>
-        <w:t>puts</w:t>
-      </w:r>
-      <w:proofErr w:type="spellEnd"/>
-      <w:r>
-        <w:rPr>
-          <w:color w:val="auto"/>
-        </w:rPr>
-        <w:t>("Производная обратилась в ноль\n");</w:t>
-      </w:r>
-      <w:proofErr w:type="spellStart"/>
-      <w:r>
-        <w:rPr>
-          <w:color w:val="auto"/>
-        </w:rPr>
-        <w:t>exit</w:t>
-      </w:r>
-      <w:proofErr w:type="spellEnd"/>
-      <w:r>
-        <w:rPr>
-          <w:color w:val="auto"/>
-        </w:rPr>
-        <w:t>(1);}</w:t>
-      </w:r>
-    </w:p>
-    <w:p>
-      <w:pPr>
-        <w:pStyle w:val="a7"/>
-        <w:rPr>
-          <w:color w:val="auto"/>
-          <w:lang w:val="en-US"/>
-        </w:rPr>
-      </w:pPr>
-      <w:r>
-        <w:rPr>
-          <w:color w:val="auto"/>
-        </w:rPr>
-        <w:t xml:space="preserve">    </w:t>
-      </w:r>
-      <w:r>
-        <w:rPr>
-          <w:color w:val="auto"/>
-          <w:lang w:val="en-US"/>
-        </w:rPr>
-        <w:t>DX=Y/Y1; X=X-DX; N++;</w:t>
-      </w:r>
-    </w:p>
-    <w:p>
-      <w:pPr>
-        <w:pStyle w:val="a7"/>
-        <w:rPr>
-          <w:color w:val="auto"/>
-          <w:lang w:val="en-US"/>
-        </w:rPr>
-      </w:pPr>
-      <w:r>
-        <w:rPr>
-          <w:color w:val="auto"/>
-          <w:lang w:val="en-US"/>
-        </w:rPr>
-        <w:t>  }</w:t>
-      </w:r>
-    </w:p>
-    <w:p>
-      <w:pPr>
-        <w:pStyle w:val="a7"/>
-        <w:rPr>
-          <w:color w:val="auto"/>
-          <w:lang w:val="en-US"/>
-        </w:rPr>
-      </w:pPr>
-      <w:r>
-        <w:rPr>
-          <w:color w:val="auto"/>
-          <w:lang w:val="en-US"/>
-        </w:rPr>
-        <w:t>  while (</w:t>
-      </w:r>
-      <w:proofErr w:type="gramStart"/>
-      <w:r>
-        <w:rPr>
-          <w:color w:val="auto"/>
-          <w:lang w:val="en-US"/>
-        </w:rPr>
-        <w:t>fabs(</w:t>
-      </w:r>
-      <w:proofErr w:type="gramEnd"/>
-      <w:r>
-        <w:rPr>
-          <w:color w:val="auto"/>
-          <w:lang w:val="en-US"/>
-        </w:rPr>
-        <w:t>DX)&gt;Eps);</w:t>
-      </w:r>
-    </w:p>
-    <w:p>
-      <w:pPr>
-        <w:pStyle w:val="a7"/>
-        <w:rPr>
-          <w:color w:val="auto"/>
-          <w:lang w:val="en-US"/>
-        </w:rPr>
-      </w:pPr>
-      <w:r>
-        <w:rPr>
-          <w:color w:val="auto"/>
-          <w:lang w:val="en-US"/>
-        </w:rPr>
-        <w:t>  return (X);</w:t>
-      </w:r>
-    </w:p>
-    <w:p>
-      <w:pPr>
-        <w:pStyle w:val="a7"/>
-        <w:rPr>
-          <w:color w:val="auto"/>
-          <w:lang w:val="en-US"/>
-        </w:rPr>
-      </w:pPr>
-      <w:r>
-        <w:rPr>
-          <w:color w:val="auto"/>
-          <w:lang w:val="en-US"/>
-        </w:rPr>
-        <w:t>}</w:t>
-      </w:r>
-    </w:p>
-    <w:p>
-      <w:pPr>
-        <w:pStyle w:val="a7"/>
-        <w:rPr>
-          <w:color w:val="auto"/>
-          <w:lang w:val="en-US"/>
-        </w:rPr>
-      </w:pPr>
-      <w:r>
-        <w:rPr>
-          <w:color w:val="auto"/>
-          <w:lang w:val="en-US"/>
-        </w:rPr>
-        <w:t>#</w:t>
-      </w:r>
-      <w:proofErr w:type="gramStart"/>
-      <w:r>
-        <w:rPr>
-          <w:color w:val="auto"/>
-          <w:lang w:val="en-US"/>
-        </w:rPr>
-        <w:t>endif</w:t>
-      </w:r>
-      <w:proofErr w:type="gramEnd"/>
-    </w:p>
-    <w:p>
-      <w:pPr>
-        <w:pStyle w:val="a7"/>
-        <w:rPr>
-          <w:color w:val="auto"/>
-          <w:lang w:val="en-US"/>
-        </w:rPr>
-      </w:pPr>
-      <w:r>
-        <w:rPr>
-          <w:color w:val="auto"/>
-          <w:lang w:val="en-US"/>
-        </w:rPr>
-        <w:t xml:space="preserve">double </w:t>
-      </w:r>
-      <w:proofErr w:type="gramStart"/>
-      <w:r>
-        <w:rPr>
-          <w:color w:val="auto"/>
-          <w:lang w:val="en-US"/>
-        </w:rPr>
-        <w:t>HORDA(</w:t>
-      </w:r>
-      <w:proofErr w:type="gramEnd"/>
-      <w:r>
-        <w:rPr>
-          <w:color w:val="auto"/>
-          <w:lang w:val="en-US"/>
-        </w:rPr>
-        <w:t xml:space="preserve">double </w:t>
-      </w:r>
-      <w:proofErr w:type="spellStart"/>
-      <w:r>
-        <w:rPr>
-          <w:color w:val="auto"/>
-          <w:lang w:val="en-US"/>
-        </w:rPr>
-        <w:t>Left,double</w:t>
-      </w:r>
-      <w:proofErr w:type="spellEnd"/>
-      <w:r>
-        <w:rPr>
-          <w:color w:val="auto"/>
-          <w:lang w:val="en-US"/>
-        </w:rPr>
-        <w:t xml:space="preserve"> </w:t>
-      </w:r>
-      <w:proofErr w:type="spellStart"/>
-      <w:r>
-        <w:rPr>
-          <w:color w:val="auto"/>
-          <w:lang w:val="en-US"/>
-        </w:rPr>
-        <w:t>Right,double</w:t>
-      </w:r>
-      <w:proofErr w:type="spellEnd"/>
-      <w:r>
-        <w:rPr>
-          <w:color w:val="auto"/>
-          <w:lang w:val="en-US"/>
-        </w:rPr>
-        <w:t xml:space="preserve"> </w:t>
-      </w:r>
-      <w:proofErr w:type="spellStart"/>
-      <w:r>
-        <w:rPr>
-          <w:color w:val="auto"/>
-          <w:lang w:val="en-US"/>
-        </w:rPr>
-        <w:t>Eps,int</w:t>
-      </w:r>
-      <w:proofErr w:type="spellEnd"/>
-      <w:r>
-        <w:rPr>
-          <w:color w:val="auto"/>
-          <w:lang w:val="en-US"/>
-        </w:rPr>
-        <w:t xml:space="preserve"> &amp;N)</w:t>
-      </w:r>
-    </w:p>
-    <w:p>
-      <w:pPr>
-        <w:pStyle w:val="a7"/>
-        <w:rPr>
-          <w:color w:val="auto"/>
-          <w:lang w:val="en-US"/>
-        </w:rPr>
-      </w:pPr>
-      <w:r>
-        <w:rPr>
-          <w:color w:val="auto"/>
-          <w:lang w:val="en-US"/>
-        </w:rPr>
-        <w:t>{</w:t>
-      </w:r>
-    </w:p>
-    <w:p>
-      <w:pPr>
-        <w:pStyle w:val="a7"/>
-        <w:rPr>
-          <w:color w:val="auto"/>
-          <w:lang w:val="en-US"/>
-        </w:rPr>
-      </w:pPr>
-      <w:r>
-        <w:rPr>
-          <w:color w:val="auto"/>
-          <w:lang w:val="en-US"/>
-        </w:rPr>
-        <w:t xml:space="preserve">  double </w:t>
-      </w:r>
-      <w:proofErr w:type="spellStart"/>
-      <w:r>
-        <w:rPr>
-          <w:color w:val="auto"/>
-          <w:lang w:val="en-US"/>
-        </w:rPr>
-        <w:t>FLeft</w:t>
-      </w:r>
-      <w:proofErr w:type="spellEnd"/>
-      <w:r>
-        <w:rPr>
-          <w:color w:val="auto"/>
-          <w:lang w:val="en-US"/>
-        </w:rPr>
-        <w:t xml:space="preserve"> = F(Left);</w:t>
-      </w:r>
-    </w:p>
-    <w:p>
-      <w:pPr>
-        <w:pStyle w:val="a7"/>
-        <w:rPr>
-          <w:color w:val="auto"/>
-          <w:lang w:val="en-US"/>
-        </w:rPr>
-      </w:pPr>
-      <w:r>
-        <w:rPr>
-          <w:color w:val="auto"/>
-          <w:lang w:val="en-US"/>
-        </w:rPr>
-        <w:t xml:space="preserve">  double </w:t>
-      </w:r>
-      <w:proofErr w:type="spellStart"/>
-      <w:r>
-        <w:rPr>
-          <w:color w:val="auto"/>
-          <w:lang w:val="en-US"/>
-        </w:rPr>
-        <w:t>FRight</w:t>
-      </w:r>
-      <w:proofErr w:type="spellEnd"/>
-      <w:r>
-        <w:rPr>
-          <w:color w:val="auto"/>
-          <w:lang w:val="en-US"/>
-        </w:rPr>
-        <w:t xml:space="preserve"> = F(Right);</w:t>
-      </w:r>
-    </w:p>
-    <w:p>
-      <w:pPr>
-        <w:pStyle w:val="a7"/>
-        <w:rPr>
-          <w:color w:val="auto"/>
-          <w:lang w:val="en-US"/>
-        </w:rPr>
-      </w:pPr>
-      <w:r>
-        <w:rPr>
-          <w:color w:val="auto"/>
-          <w:lang w:val="en-US"/>
-        </w:rPr>
-        <w:t xml:space="preserve">  double </w:t>
-      </w:r>
-      <w:proofErr w:type="gramStart"/>
-      <w:r>
-        <w:rPr>
-          <w:color w:val="auto"/>
-          <w:lang w:val="en-US"/>
-        </w:rPr>
-        <w:t>X,Y</w:t>
-      </w:r>
-      <w:proofErr w:type="gramEnd"/>
-      <w:r>
-        <w:rPr>
-          <w:color w:val="auto"/>
-          <w:lang w:val="en-US"/>
-        </w:rPr>
-        <w:t>;</w:t>
-      </w:r>
-    </w:p>
-    <w:p>
-      <w:pPr>
-        <w:pStyle w:val="a7"/>
-        <w:rPr>
-          <w:color w:val="auto"/>
-          <w:lang w:val="en-US"/>
-        </w:rPr>
-      </w:pPr>
-      <w:r>
-        <w:rPr>
-          <w:color w:val="auto"/>
-          <w:lang w:val="en-US"/>
-        </w:rPr>
-        <w:t>  if (</w:t>
-      </w:r>
-      <w:proofErr w:type="spellStart"/>
-      <w:r>
-        <w:rPr>
-          <w:color w:val="auto"/>
-          <w:lang w:val="en-US"/>
-        </w:rPr>
-        <w:t>FLeft</w:t>
-      </w:r>
-      <w:proofErr w:type="spellEnd"/>
-      <w:r>
-        <w:rPr>
-          <w:color w:val="auto"/>
-          <w:lang w:val="en-US"/>
-        </w:rPr>
-        <w:t>*</w:t>
-      </w:r>
-      <w:proofErr w:type="spellStart"/>
-      <w:r>
-        <w:rPr>
-          <w:color w:val="auto"/>
-          <w:lang w:val="en-US"/>
-        </w:rPr>
-        <w:t>FRight</w:t>
-      </w:r>
-      <w:proofErr w:type="spellEnd"/>
-      <w:r>
-        <w:rPr>
-          <w:color w:val="auto"/>
-          <w:lang w:val="en-US"/>
-        </w:rPr>
-        <w:t>&gt;0.0) {</w:t>
-      </w:r>
-      <w:proofErr w:type="gramStart"/>
-      <w:r>
-        <w:rPr>
-          <w:color w:val="auto"/>
-          <w:lang w:val="en-US"/>
-        </w:rPr>
-        <w:t>puts(</w:t>
-      </w:r>
-      <w:proofErr w:type="gramEnd"/>
-      <w:r>
-        <w:rPr>
-          <w:color w:val="auto"/>
-          <w:lang w:val="en-US"/>
-        </w:rPr>
-        <w:t>"</w:t>
-      </w:r>
-      <w:r>
-        <w:rPr>
-          <w:color w:val="auto"/>
-        </w:rPr>
-        <w:t>Неверное</w:t>
-      </w:r>
-      <w:r>
-        <w:rPr>
-          <w:color w:val="auto"/>
-          <w:lang w:val="en-US"/>
-        </w:rPr>
-        <w:t xml:space="preserve"> </w:t>
-      </w:r>
-      <w:r>
-        <w:rPr>
-          <w:color w:val="auto"/>
-        </w:rPr>
-        <w:t>задание</w:t>
-      </w:r>
-      <w:r>
-        <w:rPr>
-          <w:color w:val="auto"/>
-          <w:lang w:val="en-US"/>
-        </w:rPr>
-        <w:t xml:space="preserve"> </w:t>
-      </w:r>
-      <w:r>
-        <w:rPr>
-          <w:color w:val="auto"/>
-        </w:rPr>
-        <w:t>интервала</w:t>
-      </w:r>
-      <w:r>
-        <w:rPr>
-          <w:color w:val="auto"/>
-          <w:lang w:val="en-US"/>
-        </w:rPr>
-        <w:t>\n");exit(1);}</w:t>
-      </w:r>
-    </w:p>
-    <w:p>
-      <w:pPr>
-        <w:pStyle w:val="a7"/>
-        <w:rPr>
-          <w:color w:val="auto"/>
-        </w:rPr>
-      </w:pPr>
-      <w:r>
-        <w:rPr>
-          <w:color w:val="auto"/>
-          <w:lang w:val="en-US"/>
-        </w:rPr>
-        <w:t xml:space="preserve">  </w:t>
-      </w:r>
-      <w:proofErr w:type="spellStart"/>
-      <w:r>
-        <w:rPr>
-          <w:color w:val="auto"/>
-        </w:rPr>
-        <w:t>if</w:t>
-      </w:r>
-      <w:proofErr w:type="spellEnd"/>
-      <w:r>
-        <w:rPr>
-          <w:color w:val="auto"/>
-        </w:rPr>
-        <w:t xml:space="preserve"> (</w:t>
-      </w:r>
-      <w:proofErr w:type="spellStart"/>
-      <w:r>
-        <w:rPr>
-          <w:color w:val="auto"/>
-        </w:rPr>
-        <w:t>Eps</w:t>
-      </w:r>
-      <w:proofErr w:type="spellEnd"/>
-      <w:r>
-        <w:rPr>
-          <w:color w:val="auto"/>
-        </w:rPr>
-        <w:t>&lt;=0.0) {</w:t>
-      </w:r>
-      <w:proofErr w:type="spellStart"/>
-      <w:r>
-        <w:rPr>
-          <w:color w:val="auto"/>
-        </w:rPr>
-        <w:t>puts</w:t>
-      </w:r>
-      <w:proofErr w:type="spellEnd"/>
-      <w:r>
-        <w:rPr>
-          <w:color w:val="auto"/>
-        </w:rPr>
-        <w:t>("Неверное задание точности\n");</w:t>
-      </w:r>
-      <w:proofErr w:type="spellStart"/>
-      <w:r>
-        <w:rPr>
-          <w:color w:val="auto"/>
-        </w:rPr>
-        <w:t>exit</w:t>
-      </w:r>
-      <w:proofErr w:type="spellEnd"/>
-      <w:r>
-        <w:rPr>
-          <w:color w:val="auto"/>
-        </w:rPr>
-        <w:t>(1);}</w:t>
-      </w:r>
-    </w:p>
-    <w:p>
-      <w:pPr>
-        <w:pStyle w:val="a7"/>
-        <w:rPr>
-          <w:color w:val="auto"/>
-          <w:lang w:val="en-US"/>
-        </w:rPr>
-      </w:pPr>
-      <w:r>
-        <w:rPr>
-          <w:color w:val="auto"/>
-        </w:rPr>
-        <w:t xml:space="preserve">  </w:t>
-      </w:r>
-      <w:r>
-        <w:rPr>
-          <w:color w:val="auto"/>
-          <w:lang w:val="en-US"/>
-        </w:rPr>
-        <w:t>N=0;</w:t>
-      </w:r>
-    </w:p>
-    <w:p>
-      <w:pPr>
-        <w:pStyle w:val="a7"/>
-        <w:rPr>
-          <w:color w:val="auto"/>
-          <w:lang w:val="en-US"/>
-        </w:rPr>
-      </w:pPr>
-      <w:r>
-        <w:rPr>
-          <w:color w:val="auto"/>
-          <w:lang w:val="en-US"/>
-        </w:rPr>
-        <w:t>  if (</w:t>
-      </w:r>
-      <w:proofErr w:type="spellStart"/>
-      <w:r>
-        <w:rPr>
-          <w:color w:val="auto"/>
-          <w:lang w:val="en-US"/>
-        </w:rPr>
-        <w:t>FLeft</w:t>
-      </w:r>
-      <w:proofErr w:type="spellEnd"/>
-      <w:r>
-        <w:rPr>
-          <w:color w:val="auto"/>
-          <w:lang w:val="en-US"/>
-        </w:rPr>
-        <w:t>==0.0</w:t>
-      </w:r>
-      <w:proofErr w:type="gramStart"/>
-      <w:r>
-        <w:rPr>
-          <w:color w:val="auto"/>
-          <w:lang w:val="en-US"/>
-        </w:rPr>
-        <w:t>)  return</w:t>
-      </w:r>
-      <w:proofErr w:type="gramEnd"/>
-      <w:r>
-        <w:rPr>
-          <w:color w:val="auto"/>
-          <w:lang w:val="en-US"/>
-        </w:rPr>
-        <w:t xml:space="preserve"> Left;</w:t>
-      </w:r>
-    </w:p>
-    <w:p>
-      <w:pPr>
-        <w:pStyle w:val="a7"/>
-        <w:rPr>
-          <w:color w:val="auto"/>
-          <w:lang w:val="en-US"/>
-        </w:rPr>
-      </w:pPr>
-      <w:r>
-        <w:rPr>
-          <w:color w:val="auto"/>
-          <w:lang w:val="en-US"/>
-        </w:rPr>
-        <w:t>  if (</w:t>
-      </w:r>
-      <w:proofErr w:type="spellStart"/>
-      <w:r>
-        <w:rPr>
-          <w:color w:val="auto"/>
-          <w:lang w:val="en-US"/>
-        </w:rPr>
-        <w:t>FRight</w:t>
-      </w:r>
-      <w:proofErr w:type="spellEnd"/>
-      <w:r>
-        <w:rPr>
-          <w:color w:val="auto"/>
-          <w:lang w:val="en-US"/>
-        </w:rPr>
-        <w:t>==0.0) return Right;</w:t>
-      </w:r>
-    </w:p>
-    <w:p>
-      <w:pPr>
-        <w:pStyle w:val="a7"/>
-        <w:rPr>
-          <w:color w:val="auto"/>
-          <w:lang w:val="en-US"/>
-        </w:rPr>
-      </w:pPr>
-      <w:r>
-        <w:rPr>
-          <w:color w:val="auto"/>
-          <w:lang w:val="en-US"/>
-        </w:rPr>
-        <w:t>  do</w:t>
-      </w:r>
-    </w:p>
-    <w:p>
-      <w:pPr>
-        <w:pStyle w:val="a7"/>
-        <w:rPr>
-          <w:color w:val="auto"/>
-          <w:lang w:val="en-US"/>
-        </w:rPr>
-      </w:pPr>
-      <w:r>
-        <w:rPr>
-          <w:color w:val="auto"/>
-          <w:lang w:val="en-US"/>
-        </w:rPr>
-        <w:t>  {</w:t>
-      </w:r>
-    </w:p>
-    <w:p>
-      <w:pPr>
-        <w:pStyle w:val="a7"/>
-        <w:rPr>
-          <w:color w:val="auto"/>
-          <w:lang w:val="en-US"/>
-        </w:rPr>
-      </w:pPr>
-      <w:r>
-        <w:rPr>
-          <w:color w:val="auto"/>
-          <w:lang w:val="en-US"/>
-        </w:rPr>
-        <w:t>    X = Left-(Right-</w:t>
-      </w:r>
-      <w:proofErr w:type="gramStart"/>
-      <w:r>
-        <w:rPr>
-          <w:color w:val="auto"/>
-          <w:lang w:val="en-US"/>
-        </w:rPr>
-        <w:t>Left)*</w:t>
-      </w:r>
-      <w:proofErr w:type="spellStart"/>
-      <w:proofErr w:type="gramEnd"/>
-      <w:r>
-        <w:rPr>
-          <w:color w:val="auto"/>
-          <w:lang w:val="en-US"/>
-        </w:rPr>
-        <w:t>FLeft</w:t>
-      </w:r>
-      <w:proofErr w:type="spellEnd"/>
-      <w:r>
-        <w:rPr>
-          <w:color w:val="auto"/>
-          <w:lang w:val="en-US"/>
-        </w:rPr>
-        <w:t>/(</w:t>
-      </w:r>
-      <w:proofErr w:type="spellStart"/>
-      <w:r>
-        <w:rPr>
-          <w:color w:val="auto"/>
-          <w:lang w:val="en-US"/>
-        </w:rPr>
-        <w:t>FRight-FLeft</w:t>
-      </w:r>
-      <w:proofErr w:type="spellEnd"/>
-      <w:r>
-        <w:rPr>
-          <w:color w:val="auto"/>
-          <w:lang w:val="en-US"/>
-        </w:rPr>
-        <w:t>);</w:t>
-      </w:r>
-    </w:p>
-    <w:p>
-      <w:pPr>
-        <w:pStyle w:val="a7"/>
-        <w:rPr>
-          <w:color w:val="auto"/>
-          <w:lang w:val="en-US"/>
-        </w:rPr>
-      </w:pPr>
-      <w:r>
-        <w:rPr>
-          <w:color w:val="auto"/>
-          <w:lang w:val="en-US"/>
-        </w:rPr>
-        <w:t>    Y = F(X);</w:t>
-      </w:r>
-    </w:p>
-    <w:p>
-      <w:pPr>
-        <w:pStyle w:val="a7"/>
-        <w:rPr>
-          <w:color w:val="auto"/>
-          <w:lang w:val="en-US"/>
-        </w:rPr>
-      </w:pPr>
-      <w:r>
-        <w:rPr>
-          <w:color w:val="auto"/>
-          <w:lang w:val="en-US"/>
-        </w:rPr>
-        <w:t>    if (Y == 0.0) return (X);</w:t>
-      </w:r>
-    </w:p>
-    <w:p>
-      <w:pPr>
-        <w:pStyle w:val="a7"/>
-        <w:rPr>
-          <w:color w:val="auto"/>
-          <w:lang w:val="en-US"/>
-        </w:rPr>
-      </w:pPr>
-      <w:r>
-        <w:rPr>
-          <w:color w:val="auto"/>
-          <w:lang w:val="en-US"/>
-        </w:rPr>
-        <w:t>        if (Y*</w:t>
-      </w:r>
-      <w:proofErr w:type="spellStart"/>
-      <w:r>
-        <w:rPr>
-          <w:color w:val="auto"/>
-          <w:lang w:val="en-US"/>
-        </w:rPr>
-        <w:t>FLeft</w:t>
-      </w:r>
-      <w:proofErr w:type="spellEnd"/>
-      <w:r>
-        <w:rPr>
-          <w:color w:val="auto"/>
-          <w:lang w:val="en-US"/>
-        </w:rPr>
-        <w:t xml:space="preserve"> &lt; 0.0)</w:t>
-      </w:r>
-    </w:p>
-    <w:p>
-      <w:pPr>
-        <w:pStyle w:val="a7"/>
-        <w:rPr>
-          <w:color w:val="auto"/>
-          <w:lang w:val="en-US"/>
-        </w:rPr>
-      </w:pPr>
-      <w:r>
-        <w:rPr>
-          <w:color w:val="auto"/>
-          <w:lang w:val="en-US"/>
-        </w:rPr>
-        <w:t>         </w:t>
-      </w:r>
-      <w:proofErr w:type="gramStart"/>
-      <w:r>
-        <w:rPr>
-          <w:color w:val="auto"/>
-          <w:lang w:val="en-US"/>
-        </w:rPr>
-        <w:t>{ Right</w:t>
-      </w:r>
-      <w:proofErr w:type="gramEnd"/>
-      <w:r>
-        <w:rPr>
-          <w:color w:val="auto"/>
-          <w:lang w:val="en-US"/>
-        </w:rPr>
-        <w:t xml:space="preserve">=X; </w:t>
-      </w:r>
-      <w:proofErr w:type="spellStart"/>
-      <w:r>
-        <w:rPr>
-          <w:color w:val="auto"/>
-          <w:lang w:val="en-US"/>
-        </w:rPr>
-        <w:t>FRight</w:t>
-      </w:r>
-      <w:proofErr w:type="spellEnd"/>
-      <w:r>
-        <w:rPr>
-          <w:color w:val="auto"/>
-          <w:lang w:val="en-US"/>
-        </w:rPr>
-        <w:t>=Y; }</w:t>
-      </w:r>
-    </w:p>
-    <w:p>
-      <w:pPr>
-        <w:pStyle w:val="a7"/>
-        <w:rPr>
-          <w:color w:val="auto"/>
-          <w:lang w:val="en-US"/>
-        </w:rPr>
-      </w:pPr>
-      <w:r>
-        <w:rPr>
-          <w:color w:val="auto"/>
-          <w:lang w:val="en-US"/>
-        </w:rPr>
-        <w:t>        else</w:t>
-      </w:r>
-    </w:p>
-    <w:p>
-      <w:pPr>
-        <w:pStyle w:val="a7"/>
-        <w:rPr>
-          <w:color w:val="auto"/>
-          <w:lang w:val="en-US"/>
-        </w:rPr>
-      </w:pPr>
-      <w:r>
-        <w:rPr>
-          <w:color w:val="auto"/>
-          <w:lang w:val="en-US"/>
-        </w:rPr>
-        <w:lastRenderedPageBreak/>
-        <w:t>         </w:t>
-      </w:r>
-      <w:proofErr w:type="gramStart"/>
-      <w:r>
-        <w:rPr>
-          <w:color w:val="auto"/>
-          <w:lang w:val="en-US"/>
-        </w:rPr>
-        <w:t>{ Left</w:t>
-      </w:r>
-      <w:proofErr w:type="gramEnd"/>
-      <w:r>
-        <w:rPr>
-          <w:color w:val="auto"/>
-          <w:lang w:val="en-US"/>
-        </w:rPr>
-        <w:t xml:space="preserve">=X; </w:t>
-      </w:r>
-      <w:proofErr w:type="spellStart"/>
-      <w:r>
-        <w:rPr>
-          <w:color w:val="auto"/>
-          <w:lang w:val="en-US"/>
-        </w:rPr>
-        <w:t>FLeft</w:t>
-      </w:r>
-      <w:proofErr w:type="spellEnd"/>
-      <w:r>
-        <w:rPr>
-          <w:color w:val="auto"/>
-          <w:lang w:val="en-US"/>
-        </w:rPr>
-        <w:t>=Y; }</w:t>
-      </w:r>
-    </w:p>
-    <w:p>
-      <w:pPr>
-        <w:pStyle w:val="a7"/>
-        <w:rPr>
-          <w:color w:val="auto"/>
-          <w:lang w:val="en-US"/>
-        </w:rPr>
-      </w:pPr>
-      <w:r>
-        <w:rPr>
-          <w:color w:val="auto"/>
-          <w:lang w:val="en-US"/>
-        </w:rPr>
-        <w:t>        N++;</w:t>
-      </w:r>
-    </w:p>
-    <w:p>
-      <w:pPr>
-        <w:pStyle w:val="a7"/>
-        <w:rPr>
-          <w:color w:val="auto"/>
-          <w:lang w:val="en-US"/>
-        </w:rPr>
-      </w:pPr>
-      <w:r>
-        <w:rPr>
-          <w:color w:val="auto"/>
-          <w:lang w:val="en-US"/>
-        </w:rPr>
-        <w:t>  }</w:t>
-      </w:r>
-    </w:p>
-    <w:p>
-      <w:pPr>
-        <w:pStyle w:val="a7"/>
-        <w:rPr>
-          <w:color w:val="auto"/>
-          <w:lang w:val="en-US"/>
-        </w:rPr>
-      </w:pPr>
-      <w:r>
-        <w:rPr>
-          <w:color w:val="auto"/>
-          <w:lang w:val="en-US"/>
-        </w:rPr>
-        <w:t xml:space="preserve">  while </w:t>
-      </w:r>
-      <w:proofErr w:type="gramStart"/>
-      <w:r>
-        <w:rPr>
-          <w:color w:val="auto"/>
-          <w:lang w:val="en-US"/>
-        </w:rPr>
-        <w:t>( fabs</w:t>
-      </w:r>
-      <w:proofErr w:type="gramEnd"/>
-      <w:r>
-        <w:rPr>
-          <w:color w:val="auto"/>
-          <w:lang w:val="en-US"/>
-        </w:rPr>
-        <w:t>(Y) &gt;= Eps );</w:t>
-      </w:r>
-    </w:p>
-    <w:p>
-      <w:pPr>
-        <w:pStyle w:val="a7"/>
-        <w:rPr>
-          <w:color w:val="auto"/>
-          <w:lang w:val="en-US"/>
-        </w:rPr>
-      </w:pPr>
-      <w:r>
-        <w:rPr>
-          <w:color w:val="auto"/>
-          <w:lang w:val="en-US"/>
-        </w:rPr>
-        <w:t xml:space="preserve">  </w:t>
-      </w:r>
-      <w:r>
-        <w:rPr>
-          <w:color w:val="auto"/>
-          <w:lang w:val="en-US"/>
-        </w:rPr>
-        <w:t>return(X);</w:t>
-      </w:r>
-    </w:p>
-    <w:p>
-      <w:pPr>
-        <w:pStyle w:val="a7"/>
-        <w:rPr>
-          <w:color w:val="auto"/>
-          <w:lang w:val="en-US"/>
-        </w:rPr>
-      </w:pPr>
-      <w:r>
-        <w:rPr>
-          <w:color w:val="auto"/>
-          <w:lang w:val="en-US"/>
-        </w:rPr>
-        <w:t>}</w:t>
-      </w:r>
-    </w:p>
-    <w:p>
-      <w:pPr>
-        <w:rPr>
-          <w:rFonts w:ascii="Courier New" w:eastAsia="Courier New" w:hAnsi="Courier New" w:cs="Courier New"/>
-          <w:lang w:val="en-US"/>
-        </w:rPr>
-      </w:pPr>
-    </w:p>
-    <w:p>
-      <w:pPr>
-        <w:rPr>
-          <w:szCs w:val="28"/>
-          <w:lang w:val="en-US"/>
-        </w:rPr>
-      </w:pPr>
-      <w:r>
-        <w:rPr>
-          <w:szCs w:val="28"/>
-        </w:rPr>
-        <w:t>Файл</w:t>
-      </w:r>
-      <w:r>
-        <w:rPr>
-          <w:szCs w:val="28"/>
-          <w:lang w:val="en-US"/>
-        </w:rPr>
-        <w:t xml:space="preserve"> methods.hpp</w:t>
-      </w:r>
-    </w:p>
-    <w:p>
-      <w:pPr>
-        <w:pStyle w:val="a7"/>
-        <w:rPr>
-          <w:color w:val="auto"/>
-          <w:lang w:val="en-US"/>
-        </w:rPr>
-      </w:pPr>
-      <w:r>
-        <w:rPr>
-          <w:color w:val="auto"/>
-          <w:lang w:val="en-US"/>
-        </w:rPr>
-        <w:t>/*******************************************************************/</w:t>
-      </w:r>
-    </w:p>
-    <w:p>
-      <w:pPr>
-        <w:pStyle w:val="a7"/>
-        <w:rPr>
-          <w:color w:val="auto"/>
-          <w:lang w:val="en-US"/>
-        </w:rPr>
-      </w:pPr>
-      <w:r>
-        <w:rPr>
-          <w:color w:val="auto"/>
-          <w:lang w:val="en-US"/>
-        </w:rPr>
-        <w:t>extern</w:t>
-      </w:r>
-      <w:r>
-        <w:rPr>
-          <w:color w:val="auto"/>
-          <w:lang w:val="en-US"/>
-        </w:rPr>
-        <w:t xml:space="preserve"> </w:t>
-      </w:r>
-      <w:r>
-        <w:rPr>
-          <w:color w:val="auto"/>
-          <w:lang w:val="en-US"/>
-        </w:rPr>
-        <w:t>double</w:t>
-      </w:r>
-      <w:r>
-        <w:rPr>
-          <w:color w:val="auto"/>
-          <w:lang w:val="en-US"/>
-        </w:rPr>
-        <w:t xml:space="preserve"> </w:t>
-      </w:r>
-      <w:r>
-        <w:rPr>
-          <w:color w:val="auto"/>
-          <w:lang w:val="en-US"/>
-        </w:rPr>
-        <w:t>F</w:t>
-      </w:r>
-      <w:r>
-        <w:rPr>
-          <w:color w:val="auto"/>
-          <w:lang w:val="en-US"/>
-        </w:rPr>
-        <w:t>(</w:t>
-      </w:r>
-      <w:r>
-        <w:rPr>
-          <w:color w:val="auto"/>
-          <w:lang w:val="en-US"/>
-        </w:rPr>
-        <w:t>double</w:t>
-      </w:r>
-      <w:r>
-        <w:rPr>
-          <w:color w:val="auto"/>
-          <w:lang w:val="en-US"/>
-        </w:rPr>
-        <w:t>);</w:t>
-      </w:r>
-    </w:p>
-    <w:p>
-      <w:pPr>
-        <w:pStyle w:val="a7"/>
-        <w:rPr>
-          <w:color w:val="auto"/>
-        </w:rPr>
-      </w:pPr>
-      <w:r>
-        <w:rPr>
-          <w:color w:val="auto"/>
+        <w:t>итераций</w:t>
+      </w:r>
+      <w:r>
+        <w:rPr>
+          <w:color w:val="auto"/>
+          <w:lang w:val="en-US"/>
+        </w:rPr>
+        <w:t xml:space="preserve">                                        */</w:t>
+      </w:r>
+    </w:p>
+    <w:p>
+      <w:pPr>
+        <w:pStyle w:val="a7"/>
+        <w:rPr>
+          <w:color w:val="auto"/>
+          <w:lang w:val="en-US"/>
+        </w:rPr>
+      </w:pPr>
+      <w:r>
+        <w:rPr>
+          <w:color w:val="auto"/>
+          <w:lang w:val="en-US"/>
         </w:rPr>
         <w:t>/******************************************************************/</w:t>
       </w:r>
@@ -8501,27 +7157,36 @@
         <w:pStyle w:val="a7"/>
         <w:rPr>
           <w:color w:val="auto"/>
-        </w:rPr>
-      </w:pPr>
-      <w:r>
-        <w:rPr>
-          <w:color w:val="auto"/>
-        </w:rPr>
-        <w:t>/*           Функция F (X) , задаваемая пользователем             */</w:t>
-      </w:r>
-    </w:p>
-    <w:p>
-      <w:pPr>
-        <w:pStyle w:val="a7"/>
-        <w:rPr>
-          <w:color w:val="auto"/>
-          <w:lang w:val="en-US"/>
-        </w:rPr>
-      </w:pPr>
-      <w:r>
-        <w:rPr>
-          <w:color w:val="auto"/>
-          <w:lang w:val="en-US"/>
+          <w:lang w:val="en-US"/>
+        </w:rPr>
+      </w:pPr>
+    </w:p>
+    <w:p>
+      <w:pPr>
+        <w:pStyle w:val="a7"/>
+        <w:rPr>
+          <w:color w:val="auto"/>
+          <w:lang w:val="en-US"/>
+        </w:rPr>
+      </w:pPr>
+      <w:r>
+        <w:rPr>
+          <w:color w:val="auto"/>
+          <w:lang w:val="en-US"/>
+        </w:rPr>
+        <w:t>double HORDA(double Left,double Right,double Eps,int &amp;N);</w:t>
+      </w:r>
+    </w:p>
+    <w:p>
+      <w:pPr>
+        <w:pStyle w:val="a7"/>
+        <w:rPr>
+          <w:color w:val="auto"/>
+        </w:rPr>
+      </w:pPr>
+      <w:r>
+        <w:rPr>
+          <w:color w:val="auto"/>
         </w:rPr>
         <w:t>/******************************************************************/</w:t>
       </w:r>
@@ -8531,864 +7196,6 @@
         <w:pStyle w:val="a7"/>
         <w:rPr>
           <w:color w:val="auto"/>
-          <w:lang w:val="en-US"/>
-        </w:rPr>
-      </w:pPr>
-    </w:p>
-    <w:p>
-      <w:pPr>
-        <w:pStyle w:val="a7"/>
-        <w:rPr>
-          <w:color w:val="auto"/>
-          <w:lang w:val="en-US"/>
-        </w:rPr>
-      </w:pPr>
-      <w:r>
-        <w:rPr>
-          <w:color w:val="auto"/>
-          <w:lang w:val="en-US"/>
-        </w:rPr>
-        <w:t>#</w:t>
-      </w:r>
-      <w:proofErr w:type="gramStart"/>
-      <w:r>
-        <w:rPr>
-          <w:color w:val="auto"/>
-          <w:lang w:val="en-US"/>
-        </w:rPr>
-        <w:t>ifdef</w:t>
-      </w:r>
-      <w:proofErr w:type="gramEnd"/>
-      <w:r>
-        <w:rPr>
-          <w:color w:val="auto"/>
-          <w:lang w:val="en-US"/>
-        </w:rPr>
-        <w:t xml:space="preserve"> __NEWTON</w:t>
-      </w:r>
-    </w:p>
-    <w:p>
-      <w:pPr>
-        <w:pStyle w:val="a7"/>
-        <w:rPr>
-          <w:color w:val="auto"/>
-          <w:lang w:val="en-US"/>
-        </w:rPr>
-      </w:pPr>
-      <w:r>
-        <w:rPr>
-          <w:color w:val="auto"/>
-          <w:lang w:val="en-US"/>
-        </w:rPr>
-        <w:t>extern double F1(double);</w:t>
-      </w:r>
-    </w:p>
-    <w:p>
-      <w:pPr>
-        <w:pStyle w:val="a7"/>
-        <w:rPr>
-          <w:color w:val="auto"/>
-        </w:rPr>
-      </w:pPr>
-      <w:r>
-        <w:rPr>
-          <w:color w:val="auto"/>
-        </w:rPr>
-        <w:t>/******************************************************************/</w:t>
-      </w:r>
-    </w:p>
-    <w:p>
-      <w:pPr>
-        <w:pStyle w:val="a7"/>
-        <w:rPr>
-          <w:color w:val="auto"/>
-        </w:rPr>
-      </w:pPr>
-      <w:r>
-        <w:rPr>
-          <w:color w:val="auto"/>
-        </w:rPr>
-        <w:t>/*     Производная функции F (X) , задаваемая пользователем       */</w:t>
-      </w:r>
-    </w:p>
-    <w:p>
-      <w:pPr>
-        <w:pStyle w:val="a7"/>
-        <w:rPr>
-          <w:color w:val="auto"/>
-          <w:lang w:val="en-US"/>
-        </w:rPr>
-      </w:pPr>
-      <w:r>
-        <w:rPr>
-          <w:color w:val="auto"/>
-          <w:lang w:val="en-US"/>
-        </w:rPr>
-        <w:t>/******************************************************************/</w:t>
-      </w:r>
-    </w:p>
-    <w:p>
-      <w:pPr>
-        <w:pStyle w:val="a7"/>
-        <w:rPr>
-          <w:color w:val="auto"/>
-          <w:lang w:val="en-US"/>
-        </w:rPr>
-      </w:pPr>
-      <w:r>
-        <w:rPr>
-          <w:color w:val="auto"/>
-          <w:lang w:val="en-US"/>
-        </w:rPr>
-        <w:t>#</w:t>
-      </w:r>
-      <w:proofErr w:type="gramStart"/>
-      <w:r>
-        <w:rPr>
-          <w:color w:val="auto"/>
-          <w:lang w:val="en-US"/>
-        </w:rPr>
-        <w:t>endif</w:t>
-      </w:r>
-      <w:proofErr w:type="gramEnd"/>
-    </w:p>
-    <w:p>
-      <w:pPr>
-        <w:pStyle w:val="a7"/>
-        <w:rPr>
-          <w:color w:val="auto"/>
-          <w:lang w:val="en-US"/>
-        </w:rPr>
-      </w:pPr>
-    </w:p>
-    <w:p>
-      <w:pPr>
-        <w:pStyle w:val="a7"/>
-        <w:rPr>
-          <w:color w:val="auto"/>
-          <w:lang w:val="en-US"/>
-        </w:rPr>
-      </w:pPr>
-      <w:r>
-        <w:rPr>
-          <w:color w:val="auto"/>
-          <w:lang w:val="en-US"/>
-        </w:rPr>
-        <w:t xml:space="preserve">double Round (double </w:t>
-      </w:r>
-      <w:proofErr w:type="spellStart"/>
-      <w:proofErr w:type="gramStart"/>
-      <w:r>
-        <w:rPr>
-          <w:color w:val="auto"/>
-          <w:lang w:val="en-US"/>
-        </w:rPr>
-        <w:t>X,double</w:t>
-      </w:r>
-      <w:proofErr w:type="spellEnd"/>
-      <w:proofErr w:type="gramEnd"/>
-      <w:r>
-        <w:rPr>
-          <w:color w:val="auto"/>
-          <w:lang w:val="en-US"/>
-        </w:rPr>
-        <w:t xml:space="preserve"> Delta);</w:t>
-      </w:r>
-    </w:p>
-    <w:p>
-      <w:pPr>
-        <w:pStyle w:val="a7"/>
-        <w:rPr>
-          <w:color w:val="auto"/>
-        </w:rPr>
-      </w:pPr>
-      <w:r>
-        <w:rPr>
-          <w:color w:val="auto"/>
-        </w:rPr>
-        <w:t>/******************************************************************/</w:t>
-      </w:r>
-    </w:p>
-    <w:p>
-      <w:pPr>
-        <w:pStyle w:val="a7"/>
-        <w:rPr>
-          <w:color w:val="auto"/>
-        </w:rPr>
-      </w:pPr>
-      <w:r>
-        <w:rPr>
-          <w:color w:val="auto"/>
-        </w:rPr>
-        <w:t xml:space="preserve">/*   Функция </w:t>
-      </w:r>
-      <w:proofErr w:type="spellStart"/>
-      <w:r>
-        <w:rPr>
-          <w:color w:val="auto"/>
-        </w:rPr>
-        <w:t>Round</w:t>
-      </w:r>
-      <w:proofErr w:type="spellEnd"/>
-      <w:r>
-        <w:rPr>
-          <w:color w:val="auto"/>
-        </w:rPr>
-        <w:t xml:space="preserve"> (</w:t>
-      </w:r>
-      <w:proofErr w:type="spellStart"/>
-      <w:r>
-        <w:rPr>
-          <w:color w:val="auto"/>
-        </w:rPr>
-        <w:t>X,Delta</w:t>
-      </w:r>
-      <w:proofErr w:type="spellEnd"/>
-      <w:r>
-        <w:rPr>
-          <w:color w:val="auto"/>
-        </w:rPr>
-        <w:t>) , предназначена для округления       */</w:t>
-      </w:r>
-    </w:p>
-    <w:p>
-      <w:pPr>
-        <w:pStyle w:val="a7"/>
-        <w:rPr>
-          <w:color w:val="auto"/>
-          <w:lang w:val="en-US"/>
-        </w:rPr>
-      </w:pPr>
-      <w:r>
-        <w:rPr>
-          <w:color w:val="auto"/>
-          <w:lang w:val="en-US"/>
-        </w:rPr>
-        <w:t xml:space="preserve">/*                   X </w:t>
-      </w:r>
-      <w:r>
-        <w:rPr>
-          <w:color w:val="auto"/>
-        </w:rPr>
-        <w:t>с</w:t>
-      </w:r>
-      <w:r>
-        <w:rPr>
-          <w:color w:val="auto"/>
-          <w:lang w:val="en-US"/>
-        </w:rPr>
-        <w:t xml:space="preserve"> </w:t>
-      </w:r>
-      <w:r>
-        <w:rPr>
-          <w:color w:val="auto"/>
-        </w:rPr>
-        <w:t>точностью</w:t>
-      </w:r>
-      <w:r>
-        <w:rPr>
-          <w:color w:val="auto"/>
-          <w:lang w:val="en-US"/>
-        </w:rPr>
-        <w:t xml:space="preserve"> Delta                          */</w:t>
-      </w:r>
-    </w:p>
-    <w:p>
-      <w:pPr>
-        <w:pStyle w:val="a7"/>
-        <w:rPr>
-          <w:color w:val="auto"/>
-          <w:lang w:val="en-US"/>
-        </w:rPr>
-      </w:pPr>
-      <w:r>
-        <w:rPr>
-          <w:color w:val="auto"/>
-          <w:lang w:val="en-US"/>
-        </w:rPr>
-        <w:t>/******************************************************************/</w:t>
-      </w:r>
-    </w:p>
-    <w:p>
-      <w:pPr>
-        <w:pStyle w:val="a7"/>
-        <w:rPr>
-          <w:color w:val="auto"/>
-          <w:lang w:val="en-US"/>
-        </w:rPr>
-      </w:pPr>
-    </w:p>
-    <w:p>
-      <w:pPr>
-        <w:pStyle w:val="a7"/>
-        <w:rPr>
-          <w:color w:val="auto"/>
-          <w:lang w:val="en-US"/>
-        </w:rPr>
-      </w:pPr>
-      <w:r>
-        <w:rPr>
-          <w:color w:val="auto"/>
-          <w:lang w:val="en-US"/>
-        </w:rPr>
-        <w:t xml:space="preserve">double </w:t>
-      </w:r>
-      <w:proofErr w:type="gramStart"/>
-      <w:r>
-        <w:rPr>
-          <w:color w:val="auto"/>
-          <w:lang w:val="en-US"/>
-        </w:rPr>
-        <w:t>BISECT(</w:t>
-      </w:r>
-      <w:proofErr w:type="gramEnd"/>
-      <w:r>
-        <w:rPr>
-          <w:color w:val="auto"/>
-          <w:lang w:val="en-US"/>
-        </w:rPr>
-        <w:t xml:space="preserve">double </w:t>
-      </w:r>
-      <w:proofErr w:type="spellStart"/>
-      <w:r>
-        <w:rPr>
-          <w:color w:val="auto"/>
-          <w:lang w:val="en-US"/>
-        </w:rPr>
-        <w:t>Left,double</w:t>
-      </w:r>
-      <w:proofErr w:type="spellEnd"/>
-      <w:r>
-        <w:rPr>
-          <w:color w:val="auto"/>
-          <w:lang w:val="en-US"/>
-        </w:rPr>
-        <w:t xml:space="preserve"> </w:t>
-      </w:r>
-      <w:proofErr w:type="spellStart"/>
-      <w:r>
-        <w:rPr>
-          <w:color w:val="auto"/>
-          <w:lang w:val="en-US"/>
-        </w:rPr>
-        <w:t>Right,double</w:t>
-      </w:r>
-      <w:proofErr w:type="spellEnd"/>
-      <w:r>
-        <w:rPr>
-          <w:color w:val="auto"/>
-          <w:lang w:val="en-US"/>
-        </w:rPr>
-        <w:t xml:space="preserve"> </w:t>
-      </w:r>
-      <w:proofErr w:type="spellStart"/>
-      <w:r>
-        <w:rPr>
-          <w:color w:val="auto"/>
-          <w:lang w:val="en-US"/>
-        </w:rPr>
-        <w:t>Eps,int</w:t>
-      </w:r>
-      <w:proofErr w:type="spellEnd"/>
-      <w:r>
-        <w:rPr>
-          <w:color w:val="auto"/>
-          <w:lang w:val="en-US"/>
-        </w:rPr>
-        <w:t xml:space="preserve"> &amp;N);</w:t>
-      </w:r>
-    </w:p>
-    <w:p>
-      <w:pPr>
-        <w:pStyle w:val="a7"/>
-        <w:rPr>
-          <w:color w:val="auto"/>
-        </w:rPr>
-      </w:pPr>
-      <w:r>
-        <w:rPr>
-          <w:color w:val="auto"/>
-        </w:rPr>
-        <w:t>/******************************************************************/</w:t>
-      </w:r>
-    </w:p>
-    <w:p>
-      <w:pPr>
-        <w:pStyle w:val="a7"/>
-        <w:rPr>
-          <w:color w:val="auto"/>
-        </w:rPr>
-      </w:pPr>
-      <w:r>
-        <w:rPr>
-          <w:color w:val="auto"/>
-        </w:rPr>
-        <w:t>/*    Функция BISECT предназначена для решения уравнения F(X)=0   */</w:t>
-      </w:r>
-    </w:p>
-    <w:p>
-      <w:pPr>
-        <w:pStyle w:val="a7"/>
-        <w:rPr>
-          <w:color w:val="auto"/>
-        </w:rPr>
-      </w:pPr>
-      <w:r>
-        <w:rPr>
-          <w:color w:val="auto"/>
-        </w:rPr>
-        <w:t>/*    методом деления отрезка пополам. Использованы обозначения:  */</w:t>
-      </w:r>
-    </w:p>
-    <w:p>
-      <w:pPr>
-        <w:pStyle w:val="a7"/>
-        <w:rPr>
-          <w:color w:val="auto"/>
-        </w:rPr>
-      </w:pPr>
-      <w:r>
-        <w:rPr>
-          <w:color w:val="auto"/>
-        </w:rPr>
-        <w:t>/*      </w:t>
-      </w:r>
-      <w:proofErr w:type="spellStart"/>
-      <w:r>
-        <w:rPr>
-          <w:color w:val="auto"/>
-        </w:rPr>
-        <w:t>Left</w:t>
-      </w:r>
-      <w:proofErr w:type="spellEnd"/>
-      <w:r>
-        <w:rPr>
-          <w:color w:val="auto"/>
-        </w:rPr>
-        <w:t xml:space="preserve"> - левый конец промежутка                             */</w:t>
-      </w:r>
-    </w:p>
-    <w:p>
-      <w:pPr>
-        <w:pStyle w:val="a7"/>
-        <w:rPr>
-          <w:color w:val="auto"/>
-        </w:rPr>
-      </w:pPr>
-      <w:r>
-        <w:rPr>
-          <w:color w:val="auto"/>
-        </w:rPr>
-        <w:t>/*      </w:t>
-      </w:r>
-      <w:proofErr w:type="spellStart"/>
-      <w:r>
-        <w:rPr>
-          <w:color w:val="auto"/>
-        </w:rPr>
-        <w:t>Right</w:t>
-      </w:r>
-      <w:proofErr w:type="spellEnd"/>
-      <w:r>
-        <w:rPr>
-          <w:color w:val="auto"/>
-        </w:rPr>
-        <w:t xml:space="preserve"> - правый конец промежутка                           */</w:t>
-      </w:r>
-    </w:p>
-    <w:p>
-      <w:pPr>
-        <w:pStyle w:val="a7"/>
-        <w:rPr>
-          <w:color w:val="auto"/>
-        </w:rPr>
-      </w:pPr>
-      <w:r>
-        <w:rPr>
-          <w:color w:val="auto"/>
-        </w:rPr>
-        <w:t>/*      </w:t>
-      </w:r>
-      <w:proofErr w:type="spellStart"/>
-      <w:r>
-        <w:rPr>
-          <w:color w:val="auto"/>
-        </w:rPr>
-        <w:t>Eps</w:t>
-      </w:r>
-      <w:proofErr w:type="spellEnd"/>
-      <w:r>
-        <w:rPr>
-          <w:color w:val="auto"/>
-        </w:rPr>
-        <w:t xml:space="preserve"> - погрешность вычисления корня уравнения;             */</w:t>
-      </w:r>
-    </w:p>
-    <w:p>
-      <w:pPr>
-        <w:pStyle w:val="a7"/>
-        <w:rPr>
-          <w:color w:val="auto"/>
-          <w:lang w:val="en-US"/>
-        </w:rPr>
-      </w:pPr>
-      <w:r>
-        <w:rPr>
-          <w:color w:val="auto"/>
-          <w:lang w:val="en-US"/>
-        </w:rPr>
-        <w:t xml:space="preserve">/*      N - </w:t>
-      </w:r>
-      <w:r>
-        <w:rPr>
-          <w:color w:val="auto"/>
-        </w:rPr>
-        <w:t>число</w:t>
-      </w:r>
-      <w:r>
-        <w:rPr>
-          <w:color w:val="auto"/>
-          <w:lang w:val="en-US"/>
-        </w:rPr>
-        <w:t xml:space="preserve"> </w:t>
-      </w:r>
-      <w:r>
-        <w:rPr>
-          <w:color w:val="auto"/>
-        </w:rPr>
-        <w:t>итераций</w:t>
-      </w:r>
-      <w:r>
-        <w:rPr>
-          <w:color w:val="auto"/>
-          <w:lang w:val="en-US"/>
-        </w:rPr>
-        <w:t xml:space="preserve">                                        */</w:t>
-      </w:r>
-    </w:p>
-    <w:p>
-      <w:pPr>
-        <w:pStyle w:val="a7"/>
-        <w:rPr>
-          <w:color w:val="auto"/>
-          <w:lang w:val="en-US"/>
-        </w:rPr>
-      </w:pPr>
-      <w:r>
-        <w:rPr>
-          <w:color w:val="auto"/>
-          <w:lang w:val="en-US"/>
-        </w:rPr>
-        <w:t>/******************************************************************/</w:t>
-      </w:r>
-    </w:p>
-    <w:p>
-      <w:pPr>
-        <w:pStyle w:val="a7"/>
-        <w:rPr>
-          <w:color w:val="auto"/>
-          <w:lang w:val="en-US"/>
-        </w:rPr>
-      </w:pPr>
-    </w:p>
-    <w:p>
-      <w:pPr>
-        <w:pStyle w:val="a7"/>
-        <w:rPr>
-          <w:color w:val="auto"/>
-          <w:lang w:val="en-US"/>
-        </w:rPr>
-      </w:pPr>
-      <w:r>
-        <w:rPr>
-          <w:color w:val="auto"/>
-          <w:lang w:val="en-US"/>
-        </w:rPr>
-        <w:t xml:space="preserve">double </w:t>
-      </w:r>
-      <w:proofErr w:type="gramStart"/>
-      <w:r>
-        <w:rPr>
-          <w:color w:val="auto"/>
-          <w:lang w:val="en-US"/>
-        </w:rPr>
-        <w:t>ITER(</w:t>
-      </w:r>
-      <w:proofErr w:type="gramEnd"/>
-      <w:r>
-        <w:rPr>
-          <w:color w:val="auto"/>
-          <w:lang w:val="en-US"/>
-        </w:rPr>
-        <w:t xml:space="preserve">double X0,double </w:t>
-      </w:r>
-      <w:proofErr w:type="spellStart"/>
-      <w:r>
-        <w:rPr>
-          <w:color w:val="auto"/>
-          <w:lang w:val="en-US"/>
-        </w:rPr>
-        <w:t>Eps,int</w:t>
-      </w:r>
-      <w:proofErr w:type="spellEnd"/>
-      <w:r>
-        <w:rPr>
-          <w:color w:val="auto"/>
-          <w:lang w:val="en-US"/>
-        </w:rPr>
-        <w:t xml:space="preserve"> &amp;N);</w:t>
-      </w:r>
-    </w:p>
-    <w:p>
-      <w:pPr>
-        <w:pStyle w:val="a7"/>
-        <w:rPr>
-          <w:color w:val="auto"/>
-        </w:rPr>
-      </w:pPr>
-      <w:r>
-        <w:rPr>
-          <w:color w:val="auto"/>
-        </w:rPr>
-        <w:t>/******************************************************************/</w:t>
-      </w:r>
-    </w:p>
-    <w:p>
-      <w:pPr>
-        <w:pStyle w:val="a7"/>
-        <w:rPr>
-          <w:color w:val="auto"/>
-        </w:rPr>
-      </w:pPr>
-      <w:r>
-        <w:rPr>
-          <w:color w:val="auto"/>
-        </w:rPr>
-        <w:t>/*    Функция ITER предназначена для решения уравнения F(X)=X     */</w:t>
-      </w:r>
-    </w:p>
-    <w:p>
-      <w:pPr>
-        <w:pStyle w:val="a7"/>
-        <w:rPr>
-          <w:color w:val="auto"/>
-        </w:rPr>
-      </w:pPr>
-      <w:r>
-        <w:rPr>
-          <w:color w:val="auto"/>
-        </w:rPr>
-        <w:t>/*      методом простой итерации. Использованы обозначения:       */</w:t>
-      </w:r>
-    </w:p>
-    <w:p>
-      <w:pPr>
-        <w:pStyle w:val="a7"/>
-        <w:rPr>
-          <w:color w:val="auto"/>
-        </w:rPr>
-      </w:pPr>
-      <w:r>
-        <w:rPr>
-          <w:color w:val="auto"/>
-        </w:rPr>
-        <w:t>/*      X0 - начальное приближение корня                          */</w:t>
-      </w:r>
-    </w:p>
-    <w:p>
-      <w:pPr>
-        <w:pStyle w:val="a7"/>
-        <w:rPr>
-          <w:color w:val="auto"/>
-        </w:rPr>
-      </w:pPr>
-      <w:r>
-        <w:rPr>
-          <w:color w:val="auto"/>
-        </w:rPr>
-        <w:t>/*      </w:t>
-      </w:r>
-      <w:proofErr w:type="spellStart"/>
-      <w:r>
-        <w:rPr>
-          <w:color w:val="auto"/>
-        </w:rPr>
-        <w:t>Eps</w:t>
-      </w:r>
-      <w:proofErr w:type="spellEnd"/>
-      <w:r>
-        <w:rPr>
-          <w:color w:val="auto"/>
-        </w:rPr>
-        <w:t xml:space="preserve"> - погрешность вычисления корня уравнения;             */</w:t>
-      </w:r>
-    </w:p>
-    <w:p>
-      <w:pPr>
-        <w:pStyle w:val="a7"/>
-        <w:rPr>
-          <w:color w:val="auto"/>
-          <w:lang w:val="en-US"/>
-        </w:rPr>
-      </w:pPr>
-      <w:r>
-        <w:rPr>
-          <w:color w:val="auto"/>
-          <w:lang w:val="en-US"/>
-        </w:rPr>
-        <w:t xml:space="preserve">/*      N - </w:t>
-      </w:r>
-      <w:r>
-        <w:rPr>
-          <w:color w:val="auto"/>
-        </w:rPr>
-        <w:t>число</w:t>
-      </w:r>
-      <w:r>
-        <w:rPr>
-          <w:color w:val="auto"/>
-          <w:lang w:val="en-US"/>
-        </w:rPr>
-        <w:t xml:space="preserve"> </w:t>
-      </w:r>
-      <w:r>
-        <w:rPr>
-          <w:color w:val="auto"/>
-        </w:rPr>
-        <w:t>итераций</w:t>
-      </w:r>
-      <w:r>
-        <w:rPr>
-          <w:color w:val="auto"/>
-          <w:lang w:val="en-US"/>
-        </w:rPr>
-        <w:t xml:space="preserve">                                        */</w:t>
-      </w:r>
-    </w:p>
-    <w:p>
-      <w:pPr>
-        <w:pStyle w:val="a7"/>
-        <w:rPr>
-          <w:color w:val="auto"/>
-          <w:lang w:val="en-US"/>
-        </w:rPr>
-      </w:pPr>
-      <w:r>
-        <w:rPr>
-          <w:color w:val="auto"/>
-          <w:lang w:val="en-US"/>
-        </w:rPr>
-        <w:t>/******************************************************************/</w:t>
-      </w:r>
-    </w:p>
-    <w:p>
-      <w:pPr>
-        <w:pStyle w:val="a7"/>
-        <w:rPr>
-          <w:color w:val="auto"/>
-          <w:lang w:val="en-US"/>
-        </w:rPr>
-      </w:pPr>
-    </w:p>
-    <w:p>
-      <w:pPr>
-        <w:pStyle w:val="a7"/>
-        <w:rPr>
-          <w:color w:val="auto"/>
-          <w:lang w:val="en-US"/>
-        </w:rPr>
-      </w:pPr>
-      <w:r>
-        <w:rPr>
-          <w:color w:val="auto"/>
-          <w:lang w:val="en-US"/>
-        </w:rPr>
-        <w:t xml:space="preserve">double </w:t>
-      </w:r>
-      <w:proofErr w:type="gramStart"/>
-      <w:r>
-        <w:rPr>
-          <w:color w:val="auto"/>
-          <w:lang w:val="en-US"/>
-        </w:rPr>
-        <w:t>HORDA(</w:t>
-      </w:r>
-      <w:proofErr w:type="gramEnd"/>
-      <w:r>
-        <w:rPr>
-          <w:color w:val="auto"/>
-          <w:lang w:val="en-US"/>
-        </w:rPr>
-        <w:t xml:space="preserve">double </w:t>
-      </w:r>
-      <w:proofErr w:type="spellStart"/>
-      <w:r>
-        <w:rPr>
-          <w:color w:val="auto"/>
-          <w:lang w:val="en-US"/>
-        </w:rPr>
-        <w:t>Left,double</w:t>
-      </w:r>
-      <w:proofErr w:type="spellEnd"/>
-      <w:r>
-        <w:rPr>
-          <w:color w:val="auto"/>
-          <w:lang w:val="en-US"/>
-        </w:rPr>
-        <w:t xml:space="preserve"> </w:t>
-      </w:r>
-      <w:proofErr w:type="spellStart"/>
-      <w:r>
-        <w:rPr>
-          <w:color w:val="auto"/>
-          <w:lang w:val="en-US"/>
-        </w:rPr>
-        <w:t>Right,double</w:t>
-      </w:r>
-      <w:proofErr w:type="spellEnd"/>
-      <w:r>
-        <w:rPr>
-          <w:color w:val="auto"/>
-          <w:lang w:val="en-US"/>
-        </w:rPr>
-        <w:t xml:space="preserve"> </w:t>
-      </w:r>
-      <w:proofErr w:type="spellStart"/>
-      <w:r>
-        <w:rPr>
-          <w:color w:val="auto"/>
-          <w:lang w:val="en-US"/>
-        </w:rPr>
-        <w:t>Eps,int</w:t>
-      </w:r>
-      <w:proofErr w:type="spellEnd"/>
-      <w:r>
-        <w:rPr>
-          <w:color w:val="auto"/>
-          <w:lang w:val="en-US"/>
-        </w:rPr>
-        <w:t xml:space="preserve"> &amp;N);</w:t>
-      </w:r>
-    </w:p>
-    <w:p>
-      <w:pPr>
-        <w:pStyle w:val="a7"/>
-        <w:rPr>
-          <w:color w:val="auto"/>
-        </w:rPr>
-      </w:pPr>
-      <w:r>
-        <w:rPr>
-          <w:color w:val="auto"/>
-        </w:rPr>
-        <w:t>/******************************************************************/</w:t>
-      </w:r>
-    </w:p>
-    <w:p>
-      <w:pPr>
-        <w:pStyle w:val="a7"/>
-        <w:rPr>
-          <w:color w:val="auto"/>
         </w:rPr>
       </w:pPr>
       <w:r>
@@ -9423,77 +7230,35 @@
         <w:rPr>
           <w:color w:val="auto"/>
         </w:rPr>
-        <w:t>/*      </w:t>
-      </w:r>
-      <w:proofErr w:type="spellStart"/>
-      <w:r>
-        <w:rPr>
-          <w:color w:val="auto"/>
-        </w:rPr>
-        <w:t>Left</w:t>
-      </w:r>
-      <w:proofErr w:type="spellEnd"/>
-      <w:r>
-        <w:rPr>
-          <w:color w:val="auto"/>
-        </w:rPr>
-        <w:t xml:space="preserve"> - левый конец промежутка                             */</w:t>
-      </w:r>
-    </w:p>
-    <w:p>
-      <w:pPr>
-        <w:pStyle w:val="a7"/>
-        <w:rPr>
-          <w:color w:val="auto"/>
-        </w:rPr>
-      </w:pPr>
-      <w:r>
-        <w:rPr>
-          <w:color w:val="auto"/>
-        </w:rPr>
-        <w:t>/*      </w:t>
-      </w:r>
-      <w:proofErr w:type="spellStart"/>
-      <w:r>
-        <w:rPr>
-          <w:color w:val="auto"/>
-        </w:rPr>
-        <w:t>Right</w:t>
-      </w:r>
-      <w:proofErr w:type="spellEnd"/>
-      <w:r>
-        <w:rPr>
-          <w:color w:val="auto"/>
-        </w:rPr>
-        <w:t xml:space="preserve"> - правый конец промежутка                           */</w:t>
-      </w:r>
-    </w:p>
-    <w:p>
-      <w:pPr>
-        <w:pStyle w:val="a7"/>
-        <w:rPr>
-          <w:color w:val="auto"/>
-        </w:rPr>
-      </w:pPr>
-      <w:r>
-        <w:rPr>
-          <w:color w:val="auto"/>
-        </w:rPr>
-        <w:t>/*      </w:t>
-      </w:r>
-      <w:proofErr w:type="spellStart"/>
-      <w:r>
-        <w:rPr>
-          <w:color w:val="auto"/>
-        </w:rPr>
-        <w:t>Eps</w:t>
-      </w:r>
-      <w:proofErr w:type="spellEnd"/>
-      <w:r>
-        <w:rPr>
-          <w:color w:val="auto"/>
-        </w:rPr>
-        <w:t xml:space="preserve"> - погрешность вычисления корня уравнения;             */</w:t>
+        <w:t>/*      Left - левый конец промежутка                             */</w:t>
+      </w:r>
+    </w:p>
+    <w:p>
+      <w:pPr>
+        <w:pStyle w:val="a7"/>
+        <w:rPr>
+          <w:color w:val="auto"/>
+        </w:rPr>
+      </w:pPr>
+      <w:r>
+        <w:rPr>
+          <w:color w:val="auto"/>
+        </w:rPr>
+        <w:t>/*      Right - правый конец промежутка                           */</w:t>
+      </w:r>
+    </w:p>
+    <w:p>
+      <w:pPr>
+        <w:pStyle w:val="a7"/>
+        <w:rPr>
+          <w:color w:val="auto"/>
+        </w:rPr>
+      </w:pPr>
+      <w:r>
+        <w:rPr>
+          <w:color w:val="auto"/>
+        </w:rPr>
+        <w:t>/*      Eps - погрешность вычисления корня уравнения;             */</w:t>
       </w:r>
     </w:p>
     <w:p>
@@ -9577,41 +7342,7 @@
           <w:color w:val="auto"/>
           <w:lang w:val="en-US"/>
         </w:rPr>
-        <w:t xml:space="preserve">double NEWTON (double </w:t>
-      </w:r>
-      <w:proofErr w:type="spellStart"/>
-      <w:proofErr w:type="gramStart"/>
-      <w:r>
-        <w:rPr>
-          <w:color w:val="auto"/>
-          <w:lang w:val="en-US"/>
-        </w:rPr>
-        <w:t>X,double</w:t>
-      </w:r>
-      <w:proofErr w:type="spellEnd"/>
-      <w:proofErr w:type="gramEnd"/>
-      <w:r>
-        <w:rPr>
-          <w:color w:val="auto"/>
-          <w:lang w:val="en-US"/>
-        </w:rPr>
-        <w:t xml:space="preserve"> </w:t>
-      </w:r>
-      <w:proofErr w:type="spellStart"/>
-      <w:r>
-        <w:rPr>
-          <w:color w:val="auto"/>
-          <w:lang w:val="en-US"/>
-        </w:rPr>
-        <w:t>Eps,int</w:t>
-      </w:r>
-      <w:proofErr w:type="spellEnd"/>
-      <w:r>
-        <w:rPr>
-          <w:color w:val="auto"/>
-          <w:lang w:val="en-US"/>
-        </w:rPr>
-        <w:t xml:space="preserve"> &amp;N);</w:t>
+        <w:t>double NEWTON (double X,double Eps,int &amp;N);</w:t>
       </w:r>
     </w:p>
     <w:p>
@@ -9681,21 +7412,7 @@
         <w:rPr>
           <w:color w:val="auto"/>
         </w:rPr>
-        <w:t>/*      </w:t>
-      </w:r>
-      <w:proofErr w:type="spellStart"/>
-      <w:r>
-        <w:rPr>
-          <w:color w:val="auto"/>
-        </w:rPr>
-        <w:t>Eps</w:t>
-      </w:r>
-      <w:proofErr w:type="spellEnd"/>
-      <w:r>
-        <w:rPr>
-          <w:color w:val="auto"/>
-        </w:rPr>
-        <w:t xml:space="preserve"> - погрешность вычисления корня уравнения;             */</w:t>
+        <w:t>/*      Eps - погрешность вычисления корня уравнения;             */</w:t>
       </w:r>
     </w:p>
     <w:p>
